--- a/08-传感器电路/09-距离与位置传感器电路/超声波测距电路/超声波测距电路.docx
+++ b/08-传感器电路/09-距离与位置传感器电路/超声波测距电路/超声波测距电路.docx
@@ -1862,6 +1862,20 @@
     </w:p>
     <w:bookmarkEnd w:id="26"/>
     <w:bookmarkEnd w:id="27"/>
+    <w:p>
+      <w:pPr>
+        <w:spacing w:before="360"/>
+        <w:jc w:val="center"/>
+      </w:pPr>
+      <w:r>
+        <w:rPr>
+          <w:rFonts w:ascii="Times New Roman" w:hAnsi="Times New Roman"/>
+          <w:color w:val="555555"/>
+          <w:sz w:val="21"/>
+        </w:rPr>
+        <w:t>材料收集者：杜文杰</w:t>
+      </w:r>
+    </w:p>
     <w:sectPr>
       <w:headerReference r:id="rId9" w:type="default"/>
       <w:footerReference r:id="rId10" w:type="default"/>

--- a/08-传感器电路/09-距离与位置传感器电路/超声波测距电路/超声波测距电路.docx
+++ b/08-传感器电路/09-距离与位置传感器电路/超声波测距电路/超声波测距电路.docx
@@ -1,6 +1,6 @@
 
 <file path=word/document.xml><?xml version="1.0" encoding="utf-8"?>
-<w:document xmlns:w="http://schemas.openxmlformats.org/wordprocessingml/2006/main" xmlns:m="http://schemas.openxmlformats.org/officeDocument/2006/math" xmlns:r="http://schemas.openxmlformats.org/officeDocument/2006/relationships" xmlns:o="urn:schemas-microsoft-com:office:office" xmlns:v="urn:schemas-microsoft-com:vml" xmlns:w10="urn:schemas-microsoft-com:office:word" xmlns:a="http://schemas.openxmlformats.org/drawingml/2006/main" xmlns:pic="http://schemas.openxmlformats.org/drawingml/2006/picture" xmlns:wp="http://schemas.openxmlformats.org/drawingml/2006/wordprocessingDrawing">
+<w:document xmlns:m="http://schemas.openxmlformats.org/officeDocument/2006/math" xmlns:r="http://schemas.openxmlformats.org/officeDocument/2006/relationships" xmlns:w="http://schemas.openxmlformats.org/wordprocessingml/2006/main" xmlns:o="urn:schemas-microsoft-com:office:office" xmlns:v="urn:schemas-microsoft-com:vml" xmlns:w10="urn:schemas-microsoft-com:office:word" xmlns:a="http://schemas.openxmlformats.org/drawingml/2006/main" xmlns:pic="http://schemas.openxmlformats.org/drawingml/2006/picture" xmlns:wp="http://schemas.openxmlformats.org/drawingml/2006/wordprocessingDrawing">
   <w:body>
     <w:bookmarkStart w:id="27" w:name="超声波测距电路"/>
     <w:p>
@@ -9,7 +9,7 @@
       </w:pPr>
       <w:r>
         <w:rPr>
-          <w:rFonts w:hint="eastAsia"/>
+          <w:rFonts w:hint="eastAsia" w:eastAsia="黑体"/>
         </w:rPr>
         <w:t xml:space="preserve">超声波测距电路</w:t>
       </w:r>
@@ -21,7 +21,7 @@
       </w:pPr>
       <w:r>
         <w:rPr>
-          <w:rFonts w:hint="eastAsia"/>
+          <w:rFonts w:hint="eastAsia" w:eastAsia="黑体"/>
         </w:rPr>
         <w:t xml:space="preserve">拓扑描述</w:t>
       </w:r>
@@ -32,13 +32,13 @@
       </w:pPr>
       <w:r>
         <w:rPr>
-          <w:rFonts w:hint="eastAsia"/>
+          <w:rFonts w:hint="eastAsia" w:eastAsia="黑体"/>
         </w:rPr>
         <w:t xml:space="preserve">元件组成与节点定义：由</w:t>
       </w:r>
       <w:r>
         <w:rPr>
-          <w:rFonts w:hint="eastAsia"/>
+          <w:rFonts w:hint="eastAsia" w:eastAsia="黑体"/>
           <w:b/>
           <w:bCs/>
         </w:rPr>
@@ -46,6 +46,7 @@
       </w:r>
       <w:r>
         <w:rPr>
+          <w:rFonts w:eastAsia="黑体"/>
           <w:b/>
           <w:bCs/>
         </w:rPr>
@@ -67,6 +68,7 @@
       </m:oMath>
       <w:r>
         <w:rPr>
+          <w:rFonts w:eastAsia="黑体"/>
           <w:b/>
           <w:bCs/>
         </w:rPr>
@@ -74,7 +76,7 @@
       </w:r>
       <w:r>
         <w:rPr>
-          <w:rFonts w:hint="eastAsia"/>
+          <w:rFonts w:hint="eastAsia" w:eastAsia="黑体"/>
           <w:b/>
           <w:bCs/>
         </w:rPr>
@@ -82,6 +84,7 @@
       </w:r>
       <w:r>
         <w:rPr>
+          <w:rFonts w:eastAsia="黑体"/>
           <w:b/>
           <w:bCs/>
         </w:rPr>
@@ -103,29 +106,35 @@
       </m:oMath>
       <w:r>
         <w:rPr>
-          <w:rFonts w:hint="eastAsia"/>
+          <w:rFonts w:hint="eastAsia" w:eastAsia="黑体"/>
           <w:b/>
           <w:bCs/>
         </w:rPr>
         <w:t xml:space="preserve">）</w:t>
       </w:r>
       <w:r>
+        <w:rPr>
+          <w:rFonts w:eastAsia="黑体"/>
+        </w:rPr>
         <w:t xml:space="preserve">、</w:t>
       </w:r>
       <w:r>
         <w:rPr>
-          <w:rFonts w:hint="eastAsia"/>
+          <w:rFonts w:hint="eastAsia" w:eastAsia="黑体"/>
           <w:b/>
           <w:bCs/>
         </w:rPr>
         <w:t xml:space="preserve">发射驱动电路（反相器或推挽驱动）</w:t>
       </w:r>
       <w:r>
+        <w:rPr>
+          <w:rFonts w:eastAsia="黑体"/>
+        </w:rPr>
         <w:t xml:space="preserve">、</w:t>
       </w:r>
       <w:r>
         <w:rPr>
-          <w:rFonts w:hint="eastAsia"/>
+          <w:rFonts w:hint="eastAsia" w:eastAsia="黑体"/>
           <w:b/>
           <w:bCs/>
         </w:rPr>
@@ -133,6 +142,7 @@
       </w:r>
       <w:r>
         <w:rPr>
+          <w:rFonts w:eastAsia="黑体"/>
           <w:b/>
           <w:bCs/>
         </w:rPr>
@@ -140,27 +150,33 @@
       </w:r>
       <w:r>
         <w:rPr>
-          <w:rFonts w:hint="eastAsia"/>
+          <w:rFonts w:hint="eastAsia" w:eastAsia="黑体"/>
           <w:b/>
           <w:bCs/>
         </w:rPr>
         <w:t xml:space="preserve">LM358）</w:t>
       </w:r>
       <w:r>
+        <w:rPr>
+          <w:rFonts w:eastAsia="黑体"/>
+        </w:rPr>
         <w:t xml:space="preserve"> </w:t>
       </w:r>
       <w:r>
         <w:rPr>
-          <w:rFonts w:hint="eastAsia"/>
+          <w:rFonts w:hint="eastAsia" w:eastAsia="黑体"/>
         </w:rPr>
         <w:t xml:space="preserve">与</w:t>
       </w:r>
       <w:r>
+        <w:rPr>
+          <w:rFonts w:eastAsia="黑体"/>
+        </w:rPr>
         <w:t xml:space="preserve"> </w:t>
       </w:r>
       <w:r>
         <w:rPr>
-          <w:rFonts w:hint="eastAsia"/>
+          <w:rFonts w:hint="eastAsia" w:eastAsia="黑体"/>
           <w:b/>
           <w:bCs/>
         </w:rPr>
@@ -168,32 +184,39 @@
       </w:r>
       <w:r>
         <w:rPr>
+          <w:rFonts w:eastAsia="黑体"/>
           <w:b/>
           <w:bCs/>
         </w:rPr>
         <w:t xml:space="preserve"> MCU</w:t>
       </w:r>
       <w:r>
+        <w:rPr>
+          <w:rFonts w:eastAsia="黑体"/>
+        </w:rPr>
         <w:t xml:space="preserve"> </w:t>
       </w:r>
       <w:r>
         <w:rPr>
-          <w:rFonts w:hint="eastAsia"/>
+          <w:rFonts w:hint="eastAsia" w:eastAsia="黑体"/>
         </w:rPr>
         <w:t xml:space="preserve">组成。电路共有</w:t>
       </w:r>
       <w:r>
+        <w:rPr>
+          <w:rFonts w:eastAsia="黑体"/>
+        </w:rPr>
         <w:t xml:space="preserve"> 6 </w:t>
       </w:r>
       <w:r>
         <w:rPr>
-          <w:rFonts w:hint="eastAsia"/>
+          <w:rFonts w:hint="eastAsia" w:eastAsia="黑体"/>
         </w:rPr>
         <w:t xml:space="preserve">个关键节点：</w:t>
       </w:r>
       <w:r>
         <w:rPr>
-          <w:rFonts w:hint="eastAsia"/>
+          <w:rFonts w:hint="eastAsia" w:eastAsia="黑体"/>
           <w:b/>
           <w:bCs/>
         </w:rPr>
@@ -201,6 +224,7 @@
       </w:r>
       <w:r>
         <w:rPr>
+          <w:rFonts w:eastAsia="黑体"/>
           <w:b/>
           <w:bCs/>
         </w:rPr>
@@ -208,7 +232,7 @@
       </w:r>
       <w:r>
         <w:rPr>
-          <w:rFonts w:hint="eastAsia"/>
+          <w:rFonts w:hint="eastAsia" w:eastAsia="黑体"/>
           <w:b/>
           <w:bCs/>
         </w:rPr>
@@ -216,13 +240,13 @@
       </w:r>
       <w:r>
         <w:rPr>
-          <w:rFonts w:hint="eastAsia"/>
+          <w:rFonts w:hint="eastAsia" w:eastAsia="黑体"/>
         </w:rPr>
         <w:t xml:space="preserve">（发射换能器一端、接驱动输出）；</w:t>
       </w:r>
       <w:r>
         <w:rPr>
-          <w:rFonts w:hint="eastAsia"/>
+          <w:rFonts w:hint="eastAsia" w:eastAsia="黑体"/>
           <w:b/>
           <w:bCs/>
         </w:rPr>
@@ -230,6 +254,7 @@
       </w:r>
       <w:r>
         <w:rPr>
+          <w:rFonts w:eastAsia="黑体"/>
           <w:b/>
           <w:bCs/>
         </w:rPr>
@@ -237,7 +262,7 @@
       </w:r>
       <w:r>
         <w:rPr>
-          <w:rFonts w:hint="eastAsia"/>
+          <w:rFonts w:hint="eastAsia" w:eastAsia="黑体"/>
           <w:b/>
           <w:bCs/>
         </w:rPr>
@@ -245,13 +270,13 @@
       </w:r>
       <w:r>
         <w:rPr>
-          <w:rFonts w:hint="eastAsia"/>
+          <w:rFonts w:hint="eastAsia" w:eastAsia="黑体"/>
         </w:rPr>
         <w:t xml:space="preserve">（发射换能器另一端接地）；</w:t>
       </w:r>
       <w:r>
         <w:rPr>
-          <w:rFonts w:hint="eastAsia"/>
+          <w:rFonts w:hint="eastAsia" w:eastAsia="黑体"/>
           <w:b/>
           <w:bCs/>
         </w:rPr>
@@ -259,6 +284,7 @@
       </w:r>
       <w:r>
         <w:rPr>
+          <w:rFonts w:eastAsia="黑体"/>
           <w:b/>
           <w:bCs/>
         </w:rPr>
@@ -266,7 +292,7 @@
       </w:r>
       <w:r>
         <w:rPr>
-          <w:rFonts w:hint="eastAsia"/>
+          <w:rFonts w:hint="eastAsia" w:eastAsia="黑体"/>
           <w:b/>
           <w:bCs/>
         </w:rPr>
@@ -274,13 +300,13 @@
       </w:r>
       <w:r>
         <w:rPr>
-          <w:rFonts w:hint="eastAsia"/>
+          <w:rFonts w:hint="eastAsia" w:eastAsia="黑体"/>
         </w:rPr>
         <w:t xml:space="preserve">（接收换能器一端、接接收放大输入）；</w:t>
       </w:r>
       <w:r>
         <w:rPr>
-          <w:rFonts w:hint="eastAsia"/>
+          <w:rFonts w:hint="eastAsia" w:eastAsia="黑体"/>
           <w:b/>
           <w:bCs/>
         </w:rPr>
@@ -288,6 +314,7 @@
       </w:r>
       <w:r>
         <w:rPr>
+          <w:rFonts w:eastAsia="黑体"/>
           <w:b/>
           <w:bCs/>
         </w:rPr>
@@ -295,7 +322,7 @@
       </w:r>
       <w:r>
         <w:rPr>
-          <w:rFonts w:hint="eastAsia"/>
+          <w:rFonts w:hint="eastAsia" w:eastAsia="黑体"/>
           <w:b/>
           <w:bCs/>
         </w:rPr>
@@ -303,13 +330,13 @@
       </w:r>
       <w:r>
         <w:rPr>
-          <w:rFonts w:hint="eastAsia"/>
+          <w:rFonts w:hint="eastAsia" w:eastAsia="黑体"/>
         </w:rPr>
         <w:t xml:space="preserve">（接收放大与比较器的输出回波门限信号）；</w:t>
       </w:r>
       <w:r>
         <w:rPr>
-          <w:rFonts w:hint="eastAsia"/>
+          <w:rFonts w:hint="eastAsia" w:eastAsia="黑体"/>
           <w:b/>
           <w:bCs/>
         </w:rPr>
@@ -317,6 +344,7 @@
       </w:r>
       <w:r>
         <w:rPr>
+          <w:rFonts w:eastAsia="黑体"/>
           <w:b/>
           <w:bCs/>
         </w:rPr>
@@ -324,7 +352,7 @@
       </w:r>
       <w:r>
         <w:rPr>
-          <w:rFonts w:hint="eastAsia"/>
+          <w:rFonts w:hint="eastAsia" w:eastAsia="黑体"/>
           <w:b/>
           <w:bCs/>
         </w:rPr>
@@ -332,22 +360,25 @@
       </w:r>
       <w:r>
         <w:rPr>
-          <w:rFonts w:hint="eastAsia"/>
+          <w:rFonts w:hint="eastAsia" w:eastAsia="黑体"/>
         </w:rPr>
         <w:t xml:space="preserve">（回波信号送</w:t>
       </w:r>
       <w:r>
+        <w:rPr>
+          <w:rFonts w:eastAsia="黑体"/>
+        </w:rPr>
         <w:t xml:space="preserve"> MCU </w:t>
       </w:r>
       <w:r>
         <w:rPr>
-          <w:rFonts w:hint="eastAsia"/>
+          <w:rFonts w:hint="eastAsia" w:eastAsia="黑体"/>
         </w:rPr>
         <w:t xml:space="preserve">捕获/停止脚，ECHO）；</w:t>
       </w:r>
       <w:r>
         <w:rPr>
-          <w:rFonts w:hint="eastAsia"/>
+          <w:rFonts w:hint="eastAsia" w:eastAsia="黑体"/>
           <w:b/>
           <w:bCs/>
         </w:rPr>
@@ -355,6 +386,7 @@
       </w:r>
       <w:r>
         <w:rPr>
+          <w:rFonts w:eastAsia="黑体"/>
           <w:b/>
           <w:bCs/>
         </w:rPr>
@@ -362,7 +394,7 @@
       </w:r>
       <w:r>
         <w:rPr>
-          <w:rFonts w:hint="eastAsia"/>
+          <w:rFonts w:hint="eastAsia" w:eastAsia="黑体"/>
           <w:b/>
           <w:bCs/>
         </w:rPr>
@@ -370,16 +402,19 @@
       </w:r>
       <w:r>
         <w:rPr>
-          <w:rFonts w:hint="eastAsia"/>
+          <w:rFonts w:hint="eastAsia" w:eastAsia="黑体"/>
         </w:rPr>
         <w:t xml:space="preserve">（发射触发脚</w:t>
       </w:r>
       <w:r>
+        <w:rPr>
+          <w:rFonts w:eastAsia="黑体"/>
+        </w:rPr>
         <w:t xml:space="preserve"> </w:t>
       </w:r>
       <w:r>
         <w:rPr>
-          <w:rFonts w:hint="eastAsia"/>
+          <w:rFonts w:hint="eastAsia" w:eastAsia="黑体"/>
         </w:rPr>
         <w:t xml:space="preserve">TRIG）。</w:t>
       </w:r>
@@ -388,13 +423,13 @@
       <w:pPr/>
       <w:r>
         <w:rPr>
-          <w:rFonts w:hint="eastAsia"/>
+          <w:rFonts w:hint="eastAsia" w:eastAsia="黑体"/>
         </w:rPr>
         <w:t xml:space="preserve">各元件管脚连接：</w:t>
       </w:r>
       <w:r>
         <w:rPr>
-          <w:rFonts w:hint="eastAsia"/>
+          <w:rFonts w:hint="eastAsia" w:eastAsia="黑体"/>
           <w:b/>
           <w:bCs/>
         </w:rPr>
@@ -402,6 +437,7 @@
       </w:r>
       <w:r>
         <w:rPr>
+          <w:rFonts w:eastAsia="黑体"/>
           <w:b/>
           <w:bCs/>
         </w:rPr>
@@ -422,43 +458,52 @@
         </m:sSub>
       </m:oMath>
       <w:r>
+        <w:rPr>
+          <w:rFonts w:eastAsia="黑体"/>
+        </w:rPr>
         <w:t xml:space="preserve"> </w:t>
       </w:r>
       <w:r>
         <w:rPr>
-          <w:rFonts w:hint="eastAsia"/>
+          <w:rFonts w:hint="eastAsia" w:eastAsia="黑体"/>
         </w:rPr>
         <w:t xml:space="preserve">一端接发射节点①、另一端接地节点②；</w:t>
       </w:r>
       <w:r>
         <w:rPr>
-          <w:rFonts w:hint="eastAsia"/>
+          <w:rFonts w:hint="eastAsia" w:eastAsia="黑体"/>
           <w:b/>
           <w:bCs/>
         </w:rPr>
         <w:t xml:space="preserve">驱动反相器/推挽管</w:t>
       </w:r>
       <w:r>
+        <w:rPr>
+          <w:rFonts w:eastAsia="黑体"/>
+        </w:rPr>
         <w:t xml:space="preserve"> </w:t>
       </w:r>
       <w:r>
         <w:rPr>
-          <w:rFonts w:hint="eastAsia"/>
+          <w:rFonts w:hint="eastAsia" w:eastAsia="黑体"/>
         </w:rPr>
         <w:t xml:space="preserve">输出接发射节点①、输入接</w:t>
       </w:r>
       <w:r>
+        <w:rPr>
+          <w:rFonts w:eastAsia="黑体"/>
+        </w:rPr>
         <w:t xml:space="preserve"> MCU </w:t>
       </w:r>
       <w:r>
         <w:rPr>
-          <w:rFonts w:hint="eastAsia"/>
+          <w:rFonts w:hint="eastAsia" w:eastAsia="黑体"/>
         </w:rPr>
         <w:t xml:space="preserve">触发节点⑥、电源接驱动电源、地接地；</w:t>
       </w:r>
       <w:r>
         <w:rPr>
-          <w:rFonts w:hint="eastAsia"/>
+          <w:rFonts w:hint="eastAsia" w:eastAsia="黑体"/>
           <w:b/>
           <w:bCs/>
         </w:rPr>
@@ -466,6 +511,7 @@
       </w:r>
       <w:r>
         <w:rPr>
+          <w:rFonts w:eastAsia="黑体"/>
           <w:b/>
           <w:bCs/>
         </w:rPr>
@@ -486,17 +532,20 @@
         </m:sSub>
       </m:oMath>
       <w:r>
+        <w:rPr>
+          <w:rFonts w:eastAsia="黑体"/>
+        </w:rPr>
         <w:t xml:space="preserve"> </w:t>
       </w:r>
       <w:r>
         <w:rPr>
-          <w:rFonts w:hint="eastAsia"/>
+          <w:rFonts w:hint="eastAsia" w:eastAsia="黑体"/>
         </w:rPr>
         <w:t xml:space="preserve">一端接接收信号节点③、另一端接地节点②；</w:t>
       </w:r>
       <w:r>
         <w:rPr>
-          <w:rFonts w:hint="eastAsia"/>
+          <w:rFonts w:hint="eastAsia" w:eastAsia="黑体"/>
           <w:b/>
           <w:bCs/>
         </w:rPr>
@@ -504,53 +553,66 @@
       </w:r>
       <w:r>
         <w:rPr>
-          <w:rFonts w:hint="eastAsia"/>
+          <w:rFonts w:hint="eastAsia" w:eastAsia="黑体"/>
         </w:rPr>
         <w:t xml:space="preserve">（LM358）输入接接收信号节点③、输出接放大/比较输出节点④、电源与地接</w:t>
       </w:r>
       <w:r>
+        <w:rPr>
+          <w:rFonts w:eastAsia="黑体"/>
+        </w:rPr>
         <w:t xml:space="preserve"> </w:t>
       </w:r>
       <w:r>
         <w:rPr>
-          <w:rFonts w:hint="eastAsia"/>
+          <w:rFonts w:hint="eastAsia" w:eastAsia="黑体"/>
         </w:rPr>
         <w:t xml:space="preserve">±VCC/GND；</w:t>
       </w:r>
       <w:r>
         <w:rPr>
-          <w:rFonts w:hint="eastAsia"/>
+          <w:rFonts w:hint="eastAsia" w:eastAsia="黑体"/>
           <w:b/>
           <w:bCs/>
         </w:rPr>
         <w:t xml:space="preserve">比较器</w:t>
       </w:r>
       <w:r>
+        <w:rPr>
+          <w:rFonts w:eastAsia="黑体"/>
+        </w:rPr>
         <w:t xml:space="preserve"> </w:t>
       </w:r>
       <w:r>
         <w:rPr>
-          <w:rFonts w:hint="eastAsia"/>
+          <w:rFonts w:hint="eastAsia" w:eastAsia="黑体"/>
         </w:rPr>
         <w:t xml:space="preserve">输入接放大输出与参考电平、输出接定时器输入节点⑤（ECHO）；</w:t>
       </w:r>
       <w:r>
         <w:rPr>
+          <w:rFonts w:eastAsia="黑体"/>
           <w:b/>
           <w:bCs/>
         </w:rPr>
         <w:t xml:space="preserve">MCU</w:t>
       </w:r>
       <w:r>
+        <w:rPr>
+          <w:rFonts w:eastAsia="黑体"/>
+        </w:rPr>
         <w:t xml:space="preserve"> </w:t>
       </w:r>
       <w:r>
         <w:rPr>
-          <w:rFonts w:hint="eastAsia"/>
+          <w:rFonts w:hint="eastAsia" w:eastAsia="黑体"/>
         </w:rPr>
         <w:t xml:space="preserve">触发脚（TRIG）接发射驱动、捕获/停止脚接定时器输入节点⑤、电源与地接</w:t>
       </w:r>
       <w:r>
+        <w:rPr>
+          <w:rFonts w:eastAsia="黑体"/>
+        </w:rPr>
         <w:t xml:space="preserve"> VCC/GND。</w:t>
       </w:r>
     </w:p>
@@ -558,20 +620,26 @@
       <w:pPr/>
       <w:r>
         <w:rPr>
-          <w:rFonts w:hint="eastAsia"/>
+          <w:rFonts w:hint="eastAsia" w:eastAsia="黑体"/>
         </w:rPr>
         <w:t xml:space="preserve">由此构成”发射换能器发出</w:t>
       </w:r>
       <w:r>
+        <w:rPr>
+          <w:rFonts w:eastAsia="黑体"/>
+        </w:rPr>
         <w:t xml:space="preserve"> 40 kHz </w:t>
       </w:r>
       <w:r>
         <w:rPr>
-          <w:rFonts w:hint="eastAsia"/>
+          <w:rFonts w:hint="eastAsia" w:eastAsia="黑体"/>
         </w:rPr>
         <w:t xml:space="preserve">超声脉冲、接收换能器拾取回波并放大比较后停止计时”的超声波测距组态，距离按</w:t>
       </w:r>
       <w:r>
+        <w:rPr>
+          <w:rFonts w:eastAsia="黑体"/>
+        </w:rPr>
         <w:t xml:space="preserve"> </w:t>
       </w:r>
       <m:oMath>
@@ -616,15 +684,21 @@
         </m:r>
       </m:oMath>
       <w:r>
+        <w:rPr>
+          <w:rFonts w:eastAsia="黑体"/>
+        </w:rPr>
         <w:t xml:space="preserve"> </w:t>
       </w:r>
       <w:r>
         <w:rPr>
-          <w:rFonts w:hint="eastAsia"/>
+          <w:rFonts w:hint="eastAsia" w:eastAsia="黑体"/>
         </w:rPr>
         <w:t xml:space="preserve">计算，声速</w:t>
       </w:r>
       <w:r>
+        <w:rPr>
+          <w:rFonts w:eastAsia="黑体"/>
+        </w:rPr>
         <w:t xml:space="preserve"> </w:t>
       </w:r>
       <m:oMath>
@@ -655,7 +729,7 @@
       </m:oMath>
       <w:r>
         <w:rPr>
-          <w:rFonts w:hint="eastAsia"/>
+          <w:rFonts w:hint="eastAsia" w:eastAsia="黑体"/>
         </w:rPr>
         <w:t xml:space="preserve">，需温度补偿。</w:t>
       </w:r>
@@ -668,7 +742,7 @@
       </w:pPr>
       <w:r>
         <w:rPr>
-          <w:rFonts w:hint="eastAsia"/>
+          <w:rFonts w:hint="eastAsia" w:eastAsia="黑体"/>
         </w:rPr>
         <w:t xml:space="preserve">工作原理</w:t>
       </w:r>
@@ -679,7 +753,7 @@
       </w:pPr>
       <w:r>
         <w:rPr>
-          <w:rFonts w:hint="eastAsia"/>
+          <w:rFonts w:hint="eastAsia" w:eastAsia="黑体"/>
         </w:rPr>
         <w:t xml:space="preserve">超声波以声速在空气中传播，发射后计时，收到回波停止；由往返时间求得距离。声速随温度变化，需温度校正以提高精度。</w:t>
       </w:r>
@@ -692,7 +766,7 @@
       </w:pPr>
       <w:r>
         <w:rPr>
-          <w:rFonts w:hint="eastAsia"/>
+          <w:rFonts w:hint="eastAsia" w:eastAsia="黑体"/>
         </w:rPr>
         <w:t xml:space="preserve">关键计算公式</w:t>
       </w:r>
@@ -706,7 +780,7 @@
       </w:pPr>
       <w:r>
         <w:rPr>
-          <w:rFonts w:hint="eastAsia"/>
+          <w:rFonts w:hint="eastAsia" w:eastAsia="黑体"/>
         </w:rPr>
         <w:t xml:space="preserve">距离与往返时间关系：</w:t>
       </w:r>
@@ -778,7 +852,7 @@
       </w:pPr>
       <w:r>
         <w:rPr>
-          <w:rFonts w:hint="eastAsia"/>
+          <w:rFonts w:hint="eastAsia" w:eastAsia="黑体"/>
         </w:rPr>
         <w:t xml:space="preserve">空气声速（温度近似式）：</w:t>
       </w:r>
@@ -832,7 +906,7 @@
       </w:pPr>
       <w:r>
         <w:rPr>
-          <w:rFonts w:hint="eastAsia"/>
+          <w:rFonts w:hint="eastAsia" w:eastAsia="黑体"/>
         </w:rPr>
         <w:t xml:space="preserve">距离精度（由时间测量精度决定）：</w:t>
       </w:r>
@@ -926,7 +1000,7 @@
             </w:pPr>
             <w:r>
               <w:rPr>
-                <w:rFonts w:hint="eastAsia"/>
+                <w:rFonts w:hint="eastAsia" w:eastAsia="黑体"/>
               </w:rPr>
               <w:t xml:space="preserve">符号</w:t>
             </w:r>
@@ -940,7 +1014,7 @@
             </w:pPr>
             <w:r>
               <w:rPr>
-                <w:rFonts w:hint="eastAsia"/>
+                <w:rFonts w:hint="eastAsia" w:eastAsia="黑体"/>
               </w:rPr>
               <w:t xml:space="preserve">含义</w:t>
             </w:r>
@@ -954,7 +1028,7 @@
             </w:pPr>
             <w:r>
               <w:rPr>
-                <w:rFonts w:hint="eastAsia"/>
+                <w:rFonts w:hint="eastAsia" w:eastAsia="黑体"/>
               </w:rPr>
               <w:t xml:space="preserve">单位</w:t>
             </w:r>
@@ -974,6 +1048,9 @@
               </m:r>
             </m:oMath>
             <w:r>
+              <w:rPr>
+                <w:rFonts w:eastAsia="黑体"/>
+              </w:rPr>
               <w:t xml:space="preserve">​</w:t>
             </w:r>
           </w:p>
@@ -986,7 +1063,7 @@
             </w:pPr>
             <w:r>
               <w:rPr>
-                <w:rFonts w:hint="eastAsia"/>
+                <w:rFonts w:hint="eastAsia" w:eastAsia="黑体"/>
               </w:rPr>
               <w:t xml:space="preserve">被测距离</w:t>
             </w:r>
@@ -999,6 +1076,9 @@
               <w:pStyle w:val="Compact"/>
             </w:pPr>
             <w:r>
+              <w:rPr>
+                <w:rFonts w:eastAsia="黑体"/>
+              </w:rPr>
               <w:t xml:space="preserve">m</w:t>
             </w:r>
           </w:p>
@@ -1017,6 +1097,9 @@
               </m:r>
             </m:oMath>
             <w:r>
+              <w:rPr>
+                <w:rFonts w:eastAsia="黑体"/>
+              </w:rPr>
               <w:t xml:space="preserve">​</w:t>
             </w:r>
           </w:p>
@@ -1029,7 +1112,7 @@
             </w:pPr>
             <w:r>
               <w:rPr>
-                <w:rFonts w:hint="eastAsia"/>
+                <w:rFonts w:hint="eastAsia" w:eastAsia="黑体"/>
               </w:rPr>
               <w:t xml:space="preserve">声速</w:t>
             </w:r>
@@ -1042,6 +1125,9 @@
               <w:pStyle w:val="Compact"/>
             </w:pPr>
             <w:r>
+              <w:rPr>
+                <w:rFonts w:eastAsia="黑体"/>
+              </w:rPr>
               <w:t xml:space="preserve">m/s</w:t>
             </w:r>
           </w:p>
@@ -1072,6 +1158,9 @@
               </m:sSub>
             </m:oMath>
             <w:r>
+              <w:rPr>
+                <w:rFonts w:eastAsia="黑体"/>
+              </w:rPr>
               <w:t xml:space="preserve">​</w:t>
             </w:r>
           </w:p>
@@ -1084,7 +1173,7 @@
             </w:pPr>
             <w:r>
               <w:rPr>
-                <w:rFonts w:hint="eastAsia"/>
+                <w:rFonts w:hint="eastAsia" w:eastAsia="黑体"/>
               </w:rPr>
               <w:t xml:space="preserve">往返时间</w:t>
             </w:r>
@@ -1097,6 +1186,9 @@
               <w:pStyle w:val="Compact"/>
             </w:pPr>
             <w:r>
+              <w:rPr>
+                <w:rFonts w:eastAsia="黑体"/>
+              </w:rPr>
               <w:t xml:space="preserve">s</w:t>
             </w:r>
           </w:p>
@@ -1115,6 +1207,9 @@
               </m:r>
             </m:oMath>
             <w:r>
+              <w:rPr>
+                <w:rFonts w:eastAsia="黑体"/>
+              </w:rPr>
               <w:t xml:space="preserve">​</w:t>
             </w:r>
           </w:p>
@@ -1127,7 +1222,7 @@
             </w:pPr>
             <w:r>
               <w:rPr>
-                <w:rFonts w:hint="eastAsia"/>
+                <w:rFonts w:hint="eastAsia" w:eastAsia="黑体"/>
               </w:rPr>
               <w:t xml:space="preserve">环境温度</w:t>
             </w:r>
@@ -1140,6 +1235,9 @@
               <w:pStyle w:val="Compact"/>
             </w:pPr>
             <w:r>
+              <w:rPr>
+                <w:rFonts w:eastAsia="黑体"/>
+              </w:rPr>
               <w:t xml:space="preserve">℃</w:t>
             </w:r>
           </w:p>
@@ -1164,6 +1262,9 @@
               </m:r>
             </m:oMath>
             <w:r>
+              <w:rPr>
+                <w:rFonts w:eastAsia="黑体"/>
+              </w:rPr>
               <w:t xml:space="preserve">​</w:t>
             </w:r>
           </w:p>
@@ -1176,7 +1277,7 @@
             </w:pPr>
             <w:r>
               <w:rPr>
-                <w:rFonts w:hint="eastAsia"/>
+                <w:rFonts w:hint="eastAsia" w:eastAsia="黑体"/>
               </w:rPr>
               <w:t xml:space="preserve">定时分辨率</w:t>
             </w:r>
@@ -1189,6 +1290,9 @@
               <w:pStyle w:val="Compact"/>
             </w:pPr>
             <w:r>
+              <w:rPr>
+                <w:rFonts w:eastAsia="黑体"/>
+              </w:rPr>
               <w:t xml:space="preserve">s</w:t>
             </w:r>
           </w:p>
@@ -1203,7 +1307,7 @@
       </w:pPr>
       <w:r>
         <w:rPr>
-          <w:rFonts w:hint="eastAsia"/>
+          <w:rFonts w:hint="eastAsia" w:eastAsia="黑体"/>
         </w:rPr>
         <w:t xml:space="preserve">元件调整影响</w:t>
       </w:r>
@@ -1218,7 +1322,7 @@
       </w:pPr>
       <w:r>
         <w:rPr>
-          <w:rFonts w:hint="eastAsia"/>
+          <w:rFonts w:hint="eastAsia" w:eastAsia="黑体"/>
           <w:b/>
           <w:bCs/>
         </w:rPr>
@@ -1226,6 +1330,7 @@
       </w:r>
       <w:r>
         <w:rPr>
+          <w:rFonts w:eastAsia="黑体"/>
           <w:b/>
           <w:bCs/>
         </w:rPr>
@@ -1233,21 +1338,27 @@
       </w:r>
       <w:r>
         <w:rPr>
-          <w:rFonts w:hint="eastAsia"/>
+          <w:rFonts w:hint="eastAsia" w:eastAsia="黑体"/>
           <w:b/>
           <w:bCs/>
         </w:rPr>
         <w:t xml:space="preserve">分辨率增加</w:t>
       </w:r>
       <w:r>
+        <w:rPr>
+          <w:rFonts w:eastAsia="黑体"/>
+        </w:rPr>
         <w:t xml:space="preserve"> </w:t>
       </w:r>
       <w:r>
+        <w:rPr>
+          <w:rFonts w:eastAsia="黑体"/>
+        </w:rPr>
         <w:t xml:space="preserve">→ </w:t>
       </w:r>
       <w:r>
         <w:rPr>
-          <w:rFonts w:hint="eastAsia"/>
+          <w:rFonts w:hint="eastAsia" w:eastAsia="黑体"/>
         </w:rPr>
         <w:t xml:space="preserve">距离分辨率提高。</w:t>
       </w:r>
@@ -1262,21 +1373,27 @@
       </w:pPr>
       <w:r>
         <w:rPr>
-          <w:rFonts w:hint="eastAsia"/>
+          <w:rFonts w:hint="eastAsia" w:eastAsia="黑体"/>
           <w:b/>
           <w:bCs/>
         </w:rPr>
         <w:t xml:space="preserve">驱动电压或推动级增益增大</w:t>
       </w:r>
       <w:r>
+        <w:rPr>
+          <w:rFonts w:eastAsia="黑体"/>
+        </w:rPr>
         <w:t xml:space="preserve"> </w:t>
       </w:r>
       <w:r>
+        <w:rPr>
+          <w:rFonts w:eastAsia="黑体"/>
+        </w:rPr>
         <w:t xml:space="preserve">→ </w:t>
       </w:r>
       <w:r>
         <w:rPr>
-          <w:rFonts w:hint="eastAsia"/>
+          <w:rFonts w:hint="eastAsia" w:eastAsia="黑体"/>
         </w:rPr>
         <w:t xml:space="preserve">发射声压增大，探测距离增大。</w:t>
       </w:r>
@@ -1291,21 +1408,27 @@
       </w:pPr>
       <w:r>
         <w:rPr>
-          <w:rFonts w:hint="eastAsia"/>
+          <w:rFonts w:hint="eastAsia" w:eastAsia="黑体"/>
           <w:b/>
           <w:bCs/>
         </w:rPr>
         <w:t xml:space="preserve">接收放大器增益增大</w:t>
       </w:r>
       <w:r>
+        <w:rPr>
+          <w:rFonts w:eastAsia="黑体"/>
+        </w:rPr>
         <w:t xml:space="preserve"> </w:t>
       </w:r>
       <w:r>
+        <w:rPr>
+          <w:rFonts w:eastAsia="黑体"/>
+        </w:rPr>
         <w:t xml:space="preserve">→ </w:t>
       </w:r>
       <w:r>
         <w:rPr>
-          <w:rFonts w:hint="eastAsia"/>
+          <w:rFonts w:hint="eastAsia" w:eastAsia="黑体"/>
         </w:rPr>
         <w:t xml:space="preserve">弱回波灵敏度提高，但噪声与误触发风险上升。</w:t>
       </w:r>
@@ -1320,21 +1443,27 @@
       </w:pPr>
       <w:r>
         <w:rPr>
-          <w:rFonts w:hint="eastAsia"/>
+          <w:rFonts w:hint="eastAsia" w:eastAsia="黑体"/>
           <w:b/>
           <w:bCs/>
         </w:rPr>
         <w:t xml:space="preserve">温度升高</w:t>
       </w:r>
       <w:r>
+        <w:rPr>
+          <w:rFonts w:eastAsia="黑体"/>
+        </w:rPr>
         <w:t xml:space="preserve"> </w:t>
       </w:r>
       <w:r>
+        <w:rPr>
+          <w:rFonts w:eastAsia="黑体"/>
+        </w:rPr>
         <w:t xml:space="preserve">→ </w:t>
       </w:r>
       <w:r>
         <w:rPr>
-          <w:rFonts w:hint="eastAsia"/>
+          <w:rFonts w:hint="eastAsia" w:eastAsia="黑体"/>
         </w:rPr>
         <w:t xml:space="preserve">声速升高，若不做温度补偿会使测距偏小。</w:t>
       </w:r>
@@ -1347,7 +1476,7 @@
       </w:pPr>
       <w:r>
         <w:rPr>
-          <w:rFonts w:hint="eastAsia"/>
+          <w:rFonts w:hint="eastAsia" w:eastAsia="黑体"/>
         </w:rPr>
         <w:t xml:space="preserve">典型参数示例</w:t>
       </w:r>
@@ -1362,11 +1491,14 @@
       </w:pPr>
       <w:r>
         <w:rPr>
-          <w:rFonts w:hint="eastAsia"/>
+          <w:rFonts w:hint="eastAsia" w:eastAsia="黑体"/>
         </w:rPr>
         <w:t xml:space="preserve">取</w:t>
       </w:r>
       <w:r>
+        <w:rPr>
+          <w:rFonts w:eastAsia="黑体"/>
+        </w:rPr>
         <w:t xml:space="preserve"> </w:t>
       </w:r>
       <m:oMath>
@@ -1410,11 +1542,14 @@
       </m:oMath>
       <w:r>
         <w:rPr>
-          <w:rFonts w:hint="eastAsia"/>
+          <w:rFonts w:hint="eastAsia" w:eastAsia="黑体"/>
         </w:rPr>
         <w:t xml:space="preserve">：声速</w:t>
       </w:r>
       <w:r>
+        <w:rPr>
+          <w:rFonts w:eastAsia="黑体"/>
+        </w:rPr>
         <w:t xml:space="preserve"> </w:t>
       </w:r>
       <m:oMath>
@@ -1469,6 +1604,9 @@
         </m:r>
       </m:oMath>
       <w:r>
+        <w:rPr>
+          <w:rFonts w:eastAsia="黑体"/>
+        </w:rPr>
         <w:t xml:space="preserve">。</w:t>
       </w:r>
     </w:p>
@@ -1482,11 +1620,14 @@
       </w:pPr>
       <w:r>
         <w:rPr>
-          <w:rFonts w:hint="eastAsia"/>
+          <w:rFonts w:hint="eastAsia" w:eastAsia="黑体"/>
         </w:rPr>
         <w:t xml:space="preserve">回声时间</w:t>
       </w:r>
       <w:r>
+        <w:rPr>
+          <w:rFonts w:eastAsia="黑体"/>
+        </w:rPr>
         <w:t xml:space="preserve"> </w:t>
       </w:r>
       <m:oMath>
@@ -1570,11 +1711,14 @@
       </m:oMath>
       <w:r>
         <w:rPr>
-          <w:rFonts w:hint="eastAsia"/>
+          <w:rFonts w:hint="eastAsia" w:eastAsia="黑体"/>
         </w:rPr>
         <w:t xml:space="preserve">：距离</w:t>
       </w:r>
       <w:r>
+        <w:rPr>
+          <w:rFonts w:eastAsia="黑体"/>
+        </w:rPr>
         <w:t xml:space="preserve"> </w:t>
       </w:r>
       <m:oMath>
@@ -1656,6 +1800,9 @@
         </m:r>
       </m:oMath>
       <w:r>
+        <w:rPr>
+          <w:rFonts w:eastAsia="黑体"/>
+        </w:rPr>
         <w:t xml:space="preserve">。</w:t>
       </w:r>
     </w:p>
@@ -1667,7 +1814,7 @@
       </w:pPr>
       <w:r>
         <w:rPr>
-          <w:rFonts w:hint="eastAsia"/>
+          <w:rFonts w:hint="eastAsia" w:eastAsia="黑体"/>
         </w:rPr>
         <w:t xml:space="preserve">常见器件型号</w:t>
       </w:r>
@@ -1682,7 +1829,7 @@
       </w:pPr>
       <w:r>
         <w:rPr>
-          <w:rFonts w:hint="eastAsia"/>
+          <w:rFonts w:hint="eastAsia" w:eastAsia="黑体"/>
         </w:rPr>
         <w:t xml:space="preserve">收发一体换能器：HC-SR04（模块）、TCT40-16T/TCT40-16R。</w:t>
       </w:r>
@@ -1697,7 +1844,7 @@
       </w:pPr>
       <w:r>
         <w:rPr>
-          <w:rFonts w:hint="eastAsia"/>
+          <w:rFonts w:hint="eastAsia" w:eastAsia="黑体"/>
         </w:rPr>
         <w:t xml:space="preserve">驱动/接收接口：LM358、CD4049（反相器驱动）。</w:t>
       </w:r>
@@ -1712,25 +1859,31 @@
       </w:pPr>
       <w:r>
         <w:rPr>
-          <w:rFonts w:hint="eastAsia"/>
+          <w:rFonts w:hint="eastAsia" w:eastAsia="黑体"/>
         </w:rPr>
         <w:t xml:space="preserve">计时与处理：STM32、STC</w:t>
       </w:r>
       <w:r>
+        <w:rPr>
+          <w:rFonts w:eastAsia="黑体"/>
+        </w:rPr>
         <w:t xml:space="preserve"> </w:t>
       </w:r>
       <w:r>
         <w:rPr>
-          <w:rFonts w:hint="eastAsia"/>
+          <w:rFonts w:hint="eastAsia" w:eastAsia="黑体"/>
         </w:rPr>
         <w:t xml:space="preserve">等</w:t>
       </w:r>
       <w:r>
+        <w:rPr>
+          <w:rFonts w:eastAsia="黑体"/>
+        </w:rPr>
         <w:t xml:space="preserve"> MCU </w:t>
       </w:r>
       <w:r>
         <w:rPr>
-          <w:rFonts w:hint="eastAsia"/>
+          <w:rFonts w:hint="eastAsia" w:eastAsia="黑体"/>
         </w:rPr>
         <w:t xml:space="preserve">定时器捕获。</w:t>
       </w:r>
@@ -1743,7 +1896,7 @@
       </w:pPr>
       <w:r>
         <w:rPr>
-          <w:rFonts w:hint="eastAsia"/>
+          <w:rFonts w:hint="eastAsia" w:eastAsia="黑体"/>
         </w:rPr>
         <w:t xml:space="preserve">注意事项</w:t>
       </w:r>
@@ -1758,7 +1911,7 @@
       </w:pPr>
       <w:r>
         <w:rPr>
-          <w:rFonts w:hint="eastAsia"/>
+          <w:rFonts w:hint="eastAsia" w:eastAsia="黑体"/>
         </w:rPr>
         <w:t xml:space="preserve">声速随温度变化明显，远距离测量应加温度补偿。</w:t>
       </w:r>
@@ -1773,7 +1926,7 @@
       </w:pPr>
       <w:r>
         <w:rPr>
-          <w:rFonts w:hint="eastAsia"/>
+          <w:rFonts w:hint="eastAsia" w:eastAsia="黑体"/>
         </w:rPr>
         <w:t xml:space="preserve">柔软、斜置或吸声表面回波弱，难以测距；需保证一定波束对准。</w:t>
       </w:r>
@@ -1788,16 +1941,19 @@
       </w:pPr>
       <w:r>
         <w:rPr>
-          <w:rFonts w:hint="eastAsia"/>
+          <w:rFonts w:hint="eastAsia" w:eastAsia="黑体"/>
         </w:rPr>
         <w:t xml:space="preserve">发射后换能器有振铃，需设盲区（约</w:t>
       </w:r>
       <w:r>
+        <w:rPr>
+          <w:rFonts w:eastAsia="黑体"/>
+        </w:rPr>
         <w:t xml:space="preserve"> 2~3 </w:t>
       </w:r>
       <w:r>
         <w:rPr>
-          <w:rFonts w:hint="eastAsia"/>
+          <w:rFonts w:hint="eastAsia" w:eastAsia="黑体"/>
         </w:rPr>
         <w:t xml:space="preserve">cm），近距离目标测不准。</w:t>
       </w:r>
@@ -1810,7 +1966,7 @@
       </w:pPr>
       <w:r>
         <w:rPr>
-          <w:rFonts w:hint="eastAsia"/>
+          <w:rFonts w:hint="eastAsia" w:eastAsia="黑体"/>
         </w:rPr>
         <w:t xml:space="preserve">参考资料</w:t>
       </w:r>
@@ -1824,6 +1980,9 @@
         </w:numPr>
       </w:pPr>
       <w:r>
+        <w:rPr>
+          <w:rFonts w:eastAsia="黑体"/>
+        </w:rPr>
         <w:t xml:space="preserve">Wikipedia: Ultrasonic sensor。</w:t>
       </w:r>
     </w:p>
@@ -1837,7 +1996,7 @@
       </w:pPr>
       <w:r>
         <w:rPr>
-          <w:rFonts w:hint="eastAsia"/>
+          <w:rFonts w:hint="eastAsia" w:eastAsia="黑体"/>
         </w:rPr>
         <w:t xml:space="preserve">《传感器与检测技术》（常见教材）。</w:t>
       </w:r>
@@ -1851,11 +2010,14 @@
         </w:numPr>
       </w:pPr>
       <w:r>
+        <w:rPr>
+          <w:rFonts w:eastAsia="黑体"/>
+        </w:rPr>
         <w:t xml:space="preserve">HC-SR04 </w:t>
       </w:r>
       <w:r>
         <w:rPr>
-          <w:rFonts w:hint="eastAsia"/>
+          <w:rFonts w:hint="eastAsia" w:eastAsia="黑体"/>
         </w:rPr>
         <w:t xml:space="preserve">数据手册。</w:t>
       </w:r>
@@ -1869,11 +2031,11 @@
       </w:pPr>
       <w:r>
         <w:rPr>
-          <w:rFonts w:ascii="Times New Roman" w:hAnsi="Times New Roman"/>
+          <w:rFonts w:ascii="Times New Roman" w:hAnsi="Times New Roman" w:eastAsia="黑体"/>
           <w:color w:val="555555"/>
           <w:sz w:val="21"/>
         </w:rPr>
-        <w:t>材料收集者：杜文杰</w:t>
+        <w:t>材料收集者：杜文杰，WX手机：19519196569，QQ:3478827729</w:t>
       </w:r>
     </w:p>
     <w:sectPr>
@@ -1893,7 +2055,7 @@
 </file>
 
 <file path=word/footer1.xml><?xml version="1.0" encoding="utf-8"?>
-<w:ftr xmlns:m="http://schemas.openxmlformats.org/officeDocument/2006/math" xmlns:mc="http://schemas.openxmlformats.org/markup-compatibility/2006" xmlns:mo="http://schemas.microsoft.com/office/mac/office/2008/main" xmlns:mv="urn:schemas-microsoft-com:mac:vml" xmlns:o="urn:schemas-microsoft-com:office:office" xmlns:r="http://schemas.openxmlformats.org/officeDocument/2006/relationships" xmlns:v="urn:schemas-microsoft-com:vml" xmlns:w10="urn:schemas-microsoft-com:office:word" xmlns:w14="http://schemas.microsoft.com/office/word/2010/wordml" xmlns:w="http://schemas.openxmlformats.org/wordprocessingml/2006/main" xmlns:wne="http://schemas.microsoft.com/office/word/2006/wordml" xmlns:wp14="http://schemas.microsoft.com/office/word/2010/wordprocessingDrawing" xmlns:wp="http://schemas.openxmlformats.org/drawingml/2006/wordprocessingDrawing" xmlns:wpc="http://schemas.microsoft.com/office/word/2010/wordprocessingCanvas" xmlns:wpg="http://schemas.microsoft.com/office/word/2010/wordprocessingGroup" xmlns:wpi="http://schemas.microsoft.com/office/word/2010/wordprocessingInk" xmlns:wps="http://schemas.microsoft.com/office/word/2010/wordprocessingShape" mc:Ignorable="w14 wp14">
+<w:ftr xmlns:mc="http://schemas.openxmlformats.org/markup-compatibility/2006" xmlns:w="http://schemas.openxmlformats.org/wordprocessingml/2006/main" xmlns:m="http://schemas.openxmlformats.org/officeDocument/2006/math" xmlns:mo="http://schemas.microsoft.com/office/mac/office/2008/main" xmlns:mv="urn:schemas-microsoft-com:mac:vml" xmlns:o="urn:schemas-microsoft-com:office:office" xmlns:r="http://schemas.openxmlformats.org/officeDocument/2006/relationships" xmlns:v="urn:schemas-microsoft-com:vml" xmlns:w10="urn:schemas-microsoft-com:office:word" xmlns:w14="http://schemas.microsoft.com/office/word/2010/wordml" xmlns:wne="http://schemas.microsoft.com/office/word/2006/wordml" xmlns:wp14="http://schemas.microsoft.com/office/word/2010/wordprocessingDrawing" xmlns:wp="http://schemas.openxmlformats.org/drawingml/2006/wordprocessingDrawing" xmlns:wpc="http://schemas.microsoft.com/office/word/2010/wordprocessingCanvas" xmlns:wpg="http://schemas.microsoft.com/office/word/2010/wordprocessingGroup" xmlns:wpi="http://schemas.microsoft.com/office/word/2010/wordprocessingInk" xmlns:wps="http://schemas.microsoft.com/office/word/2010/wordprocessingShape" mc:Ignorable="w14 wp14">
   <w:p>
     <w:pPr>
       <w:pStyle w:val="Footer"/>
@@ -1901,12 +2063,14 @@
     </w:pPr>
     <w:r>
       <w:rPr>
+        <w:rFonts w:eastAsia="黑体"/>
         <w:sz w:val="18"/>
       </w:rPr>
       <w:t xml:space="preserve">第 </w:t>
     </w:r>
     <w:r>
       <w:rPr>
+        <w:rFonts w:eastAsia="黑体"/>
         <w:sz w:val="18"/>
       </w:rPr>
       <w:fldChar w:fldCharType="begin"/>
@@ -1915,6 +2079,7 @@
     </w:r>
     <w:r>
       <w:rPr>
+        <w:rFonts w:eastAsia="黑体"/>
         <w:sz w:val="18"/>
       </w:rPr>
       <w:t xml:space="preserve"> 页</w:t>
@@ -1928,6 +2093,9 @@
   <w:footnote w:type="continuationSeparator" w:id="0">
     <w:p>
       <w:r>
+        <w:rPr>
+          <w:rFonts w:eastAsia="黑体"/>
+        </w:rPr>
         <w:continuationSeparator/>
       </w:r>
     </w:p>
@@ -1935,6 +2103,9 @@
   <w:footnote w:type="separator" w:id="-1">
     <w:p>
       <w:r>
+        <w:rPr>
+          <w:rFonts w:eastAsia="黑体"/>
+        </w:rPr>
         <w:separator/>
       </w:r>
     </w:p>
@@ -1943,7 +2114,7 @@
 </file>
 
 <file path=word/header1.xml><?xml version="1.0" encoding="utf-8"?>
-<w:hdr xmlns:m="http://schemas.openxmlformats.org/officeDocument/2006/math" xmlns:mc="http://schemas.openxmlformats.org/markup-compatibility/2006" xmlns:mo="http://schemas.microsoft.com/office/mac/office/2008/main" xmlns:mv="urn:schemas-microsoft-com:mac:vml" xmlns:o="urn:schemas-microsoft-com:office:office" xmlns:r="http://schemas.openxmlformats.org/officeDocument/2006/relationships" xmlns:v="urn:schemas-microsoft-com:vml" xmlns:w10="urn:schemas-microsoft-com:office:word" xmlns:w14="http://schemas.microsoft.com/office/word/2010/wordml" xmlns:w="http://schemas.openxmlformats.org/wordprocessingml/2006/main" xmlns:wne="http://schemas.microsoft.com/office/word/2006/wordml" xmlns:wp14="http://schemas.microsoft.com/office/word/2010/wordprocessingDrawing" xmlns:wp="http://schemas.openxmlformats.org/drawingml/2006/wordprocessingDrawing" xmlns:wpc="http://schemas.microsoft.com/office/word/2010/wordprocessingCanvas" xmlns:wpg="http://schemas.microsoft.com/office/word/2010/wordprocessingGroup" xmlns:wpi="http://schemas.microsoft.com/office/word/2010/wordprocessingInk" xmlns:wps="http://schemas.microsoft.com/office/word/2010/wordprocessingShape" mc:Ignorable="w14 wp14">
+<w:hdr xmlns:mc="http://schemas.openxmlformats.org/markup-compatibility/2006" xmlns:w="http://schemas.openxmlformats.org/wordprocessingml/2006/main" xmlns:m="http://schemas.openxmlformats.org/officeDocument/2006/math" xmlns:mo="http://schemas.microsoft.com/office/mac/office/2008/main" xmlns:mv="urn:schemas-microsoft-com:mac:vml" xmlns:o="urn:schemas-microsoft-com:office:office" xmlns:r="http://schemas.openxmlformats.org/officeDocument/2006/relationships" xmlns:v="urn:schemas-microsoft-com:vml" xmlns:w10="urn:schemas-microsoft-com:office:word" xmlns:w14="http://schemas.microsoft.com/office/word/2010/wordml" xmlns:wne="http://schemas.microsoft.com/office/word/2006/wordml" xmlns:wp14="http://schemas.microsoft.com/office/word/2010/wordprocessingDrawing" xmlns:wp="http://schemas.openxmlformats.org/drawingml/2006/wordprocessingDrawing" xmlns:wpc="http://schemas.microsoft.com/office/word/2010/wordprocessingCanvas" xmlns:wpg="http://schemas.microsoft.com/office/word/2010/wordprocessingGroup" xmlns:wpi="http://schemas.microsoft.com/office/word/2010/wordprocessingInk" xmlns:wps="http://schemas.microsoft.com/office/word/2010/wordprocessingShape" mc:Ignorable="w14 wp14">
   <w:p>
     <w:pPr>
       <w:pStyle w:val="Header"/>
@@ -1951,7 +2122,7 @@
     </w:pPr>
     <w:r>
       <w:rPr>
-        <w:rFonts w:ascii="Times New Roman" w:hAnsi="Times New Roman"/>
+        <w:rFonts w:ascii="Times New Roman" w:hAnsi="Times New Roman" w:eastAsia="黑体"/>
         <w:sz w:val="18"/>
         <w:rFonts w:eastAsia="黑体"/>
         <w:rFonts w:eastAsia="黑体"/>
@@ -1963,7 +2134,7 @@
 </file>
 
 <file path=word/numbering.xml><?xml version="1.0" encoding="utf-8"?>
-<w:numbering xmlns:m="http://schemas.openxmlformats.org/officeDocument/2006/math" xmlns:mc="http://schemas.openxmlformats.org/markup-compatibility/2006" xmlns:mo="http://schemas.microsoft.com/office/mac/office/2008/main" xmlns:mv="urn:schemas-microsoft-com:mac:vml" xmlns:o="urn:schemas-microsoft-com:office:office" xmlns:r="http://schemas.openxmlformats.org/officeDocument/2006/relationships" xmlns:v="urn:schemas-microsoft-com:vml" xmlns:w="http://schemas.openxmlformats.org/wordprocessingml/2006/main" xmlns:w10="urn:schemas-microsoft-com:office:word" xmlns:w14="http://schemas.microsoft.com/office/word/2010/wordml" xmlns:wne="http://schemas.microsoft.com/office/word/2006/wordml" xmlns:wp="http://schemas.openxmlformats.org/drawingml/2006/wordprocessingDrawing" xmlns:wp14="http://schemas.microsoft.com/office/word/2010/wordprocessingDrawing" xmlns:wpc="http://schemas.microsoft.com/office/word/2010/wordprocessingCanvas" xmlns:wpg="http://schemas.microsoft.com/office/word/2010/wordprocessingGroup" xmlns:wpi="http://schemas.microsoft.com/office/word/2010/wordprocessingInk" xmlns:wps="http://schemas.microsoft.com/office/word/2010/wordprocessingShape" mc:Ignorable="w14 wp14">
+<w:numbering xmlns:mc="http://schemas.openxmlformats.org/markup-compatibility/2006" xmlns:w="http://schemas.openxmlformats.org/wordprocessingml/2006/main" xmlns:m="http://schemas.openxmlformats.org/officeDocument/2006/math" xmlns:mo="http://schemas.microsoft.com/office/mac/office/2008/main" xmlns:mv="urn:schemas-microsoft-com:mac:vml" xmlns:o="urn:schemas-microsoft-com:office:office" xmlns:r="http://schemas.openxmlformats.org/officeDocument/2006/relationships" xmlns:v="urn:schemas-microsoft-com:vml" xmlns:w10="urn:schemas-microsoft-com:office:word" xmlns:w14="http://schemas.microsoft.com/office/word/2010/wordml" xmlns:wne="http://schemas.microsoft.com/office/word/2006/wordml" xmlns:wp="http://schemas.openxmlformats.org/drawingml/2006/wordprocessingDrawing" xmlns:wp14="http://schemas.microsoft.com/office/word/2010/wordprocessingDrawing" xmlns:wpc="http://schemas.microsoft.com/office/word/2010/wordprocessingCanvas" xmlns:wpg="http://schemas.microsoft.com/office/word/2010/wordprocessingGroup" xmlns:wpi="http://schemas.microsoft.com/office/word/2010/wordprocessingInk" xmlns:wps="http://schemas.microsoft.com/office/word/2010/wordprocessingShape" mc:Ignorable="w14 wp14">
   <w:abstractNum w:abstractNumId="0">
     <w:nsid w:val="FFFFFF7C"/>
     <w:multiLevelType w:val="singleLevel"/>
@@ -2050,7 +2221,7 @@
         <w:ind w:hanging="360" w:left="1440"/>
       </w:pPr>
       <w:rPr>
-        <w:rFonts w:ascii="Symbol" w:hAnsi="Symbol" w:hint="default"/>
+        <w:rFonts w:ascii="Symbol" w:hAnsi="Symbol" w:hint="default" w:eastAsia="黑体"/>
       </w:rPr>
     </w:lvl>
   </w:abstractNum>
@@ -2071,7 +2242,7 @@
         <w:ind w:hanging="360" w:left="1080"/>
       </w:pPr>
       <w:rPr>
-        <w:rFonts w:ascii="Symbol" w:hAnsi="Symbol" w:hint="default"/>
+        <w:rFonts w:ascii="Symbol" w:hAnsi="Symbol" w:hint="default" w:eastAsia="黑体"/>
       </w:rPr>
     </w:lvl>
   </w:abstractNum>
@@ -2092,7 +2263,7 @@
         <w:ind w:hanging="360" w:left="720"/>
       </w:pPr>
       <w:rPr>
-        <w:rFonts w:ascii="Symbol" w:hAnsi="Symbol" w:hint="default"/>
+        <w:rFonts w:ascii="Symbol" w:hAnsi="Symbol" w:hint="default" w:eastAsia="黑体"/>
       </w:rPr>
     </w:lvl>
   </w:abstractNum>
@@ -2131,7 +2302,7 @@
         <w:ind w:hanging="360" w:left="360"/>
       </w:pPr>
       <w:rPr>
-        <w:rFonts w:ascii="Symbol" w:hAnsi="Symbol" w:hint="default"/>
+        <w:rFonts w:ascii="Symbol" w:hAnsi="Symbol" w:hint="default" w:eastAsia="黑体"/>
       </w:rPr>
     </w:lvl>
   </w:abstractNum>
@@ -2222,7 +2393,7 @@
         <w:ind w:left="720" w:hanging="360"/>
       </w:pPr>
       <w:rPr>
-        <w:rFonts w:ascii="Symbol" w:hAnsi="Symbol" w:cs="Symbol" w:hint="default"/>
+        <w:rFonts w:ascii="Symbol" w:hAnsi="Symbol" w:cs="Symbol" w:hint="default" w:eastAsia="黑体"/>
       </w:rPr>
     </w:lvl>
     <w:lvl w:ilvl="1">
@@ -2233,7 +2404,7 @@
         <w:ind w:left="1440" w:hanging="360"/>
       </w:pPr>
       <w:rPr>
-        <w:rFonts w:ascii="Courier New" w:hAnsi="Courier New" w:cs="Courier New" w:hint="default"/>
+        <w:rFonts w:ascii="Courier New" w:hAnsi="Courier New" w:cs="Courier New" w:hint="default" w:eastAsia="黑体"/>
       </w:rPr>
     </w:lvl>
     <w:lvl w:ilvl="2">
@@ -2244,7 +2415,7 @@
         <w:ind w:left="2160" w:hanging="360"/>
       </w:pPr>
       <w:rPr>
-        <w:rFonts w:ascii="Wingdings" w:hAnsi="Wingdings" w:cs="Wingdings" w:hint="default"/>
+        <w:rFonts w:ascii="Wingdings" w:hAnsi="Wingdings" w:cs="Wingdings" w:hint="default" w:eastAsia="黑体"/>
       </w:rPr>
     </w:lvl>
     <w:lvl w:ilvl="3">
@@ -2255,7 +2426,7 @@
         <w:ind w:left="2880" w:hanging="360"/>
       </w:pPr>
       <w:rPr>
-        <w:rFonts w:ascii="Symbol" w:hAnsi="Symbol" w:cs="Symbol" w:hint="default"/>
+        <w:rFonts w:ascii="Symbol" w:hAnsi="Symbol" w:cs="Symbol" w:hint="default" w:eastAsia="黑体"/>
       </w:rPr>
     </w:lvl>
     <w:lvl w:ilvl="4">
@@ -2266,7 +2437,7 @@
         <w:ind w:left="3600" w:hanging="360"/>
       </w:pPr>
       <w:rPr>
-        <w:rFonts w:ascii="Courier New" w:hAnsi="Courier New" w:cs="Courier New" w:hint="default"/>
+        <w:rFonts w:ascii="Courier New" w:hAnsi="Courier New" w:cs="Courier New" w:hint="default" w:eastAsia="黑体"/>
       </w:rPr>
     </w:lvl>
     <w:lvl w:ilvl="5">
@@ -2277,7 +2448,7 @@
         <w:ind w:left="4320" w:hanging="360"/>
       </w:pPr>
       <w:rPr>
-        <w:rFonts w:ascii="Wingdings" w:hAnsi="Wingdings" w:cs="Wingdings" w:hint="default"/>
+        <w:rFonts w:ascii="Wingdings" w:hAnsi="Wingdings" w:cs="Wingdings" w:hint="default" w:eastAsia="黑体"/>
       </w:rPr>
     </w:lvl>
     <w:lvl w:ilvl="6">
@@ -2288,7 +2459,7 @@
         <w:ind w:left="5040" w:hanging="360"/>
       </w:pPr>
       <w:rPr>
-        <w:rFonts w:ascii="Symbol" w:hAnsi="Symbol" w:cs="Symbol" w:hint="default"/>
+        <w:rFonts w:ascii="Symbol" w:hAnsi="Symbol" w:cs="Symbol" w:hint="default" w:eastAsia="黑体"/>
       </w:rPr>
     </w:lvl>
     <w:lvl w:ilvl="7">
@@ -2299,7 +2470,7 @@
         <w:ind w:left="5760" w:hanging="360"/>
       </w:pPr>
       <w:rPr>
-        <w:rFonts w:ascii="Courier New" w:hAnsi="Courier New" w:cs="Courier New" w:hint="default"/>
+        <w:rFonts w:ascii="Courier New" w:hAnsi="Courier New" w:cs="Courier New" w:hint="default" w:eastAsia="黑体"/>
       </w:rPr>
     </w:lvl>
     <w:lvl w:ilvl="8">
@@ -2310,7 +2481,7 @@
         <w:ind w:left="6480" w:hanging="360"/>
       </w:pPr>
       <w:rPr>
-        <w:rFonts w:ascii="Wingdings" w:hAnsi="Wingdings" w:cs="Wingdings" w:hint="default"/>
+        <w:rFonts w:ascii="Wingdings" w:hAnsi="Wingdings" w:cs="Wingdings" w:hint="default" w:eastAsia="黑体"/>
       </w:rPr>
     </w:lvl>
   </w:abstractNum>
@@ -2366,11 +2537,11 @@
 </file>
 
 <file path=word/styles.xml><?xml version="1.0" encoding="utf-8"?>
-<w:styles xmlns:mc="http://schemas.openxmlformats.org/markup-compatibility/2006" xmlns:r="http://schemas.openxmlformats.org/officeDocument/2006/relationships" xmlns:w="http://schemas.openxmlformats.org/wordprocessingml/2006/main" xmlns:w14="http://schemas.microsoft.com/office/word/2010/wordml" mc:Ignorable="w14">
+<w:styles xmlns:mc="http://schemas.openxmlformats.org/markup-compatibility/2006" xmlns:w="http://schemas.openxmlformats.org/wordprocessingml/2006/main" xmlns:r="http://schemas.openxmlformats.org/officeDocument/2006/relationships" xmlns:w14="http://schemas.microsoft.com/office/word/2010/wordml" mc:Ignorable="w14">
   <w:docDefaults>
     <w:rPrDefault>
       <w:rPr>
-        <w:rFonts w:asciiTheme="minorHAnsi" w:cstheme="minorBidi" w:eastAsiaTheme="minorEastAsia" w:hAnsiTheme="minorHAnsi"/>
+        <w:rFonts w:asciiTheme="minorHAnsi" w:cstheme="minorBidi" w:hAnsiTheme="minorHAnsi" w:eastAsia="黑体"/>
         <w:sz w:val="22"/>
         <w:szCs w:val="22"/>
         <w:lang w:bidi="ar-SA" w:eastAsia="en-US" w:val="en-US"/>
@@ -2592,7 +2763,7 @@
       <w:outlineLvl w:val="0"/>
     </w:pPr>
     <w:rPr>
-      <w:rFonts w:ascii="Times New Roman" w:asciiTheme="majorHAnsi" w:cstheme="majorBidi" w:eastAsia="黑体" w:eastAsiaTheme="majorEastAsia" w:hAnsi="Times New Roman" w:hAnsiTheme="majorHAnsi"/>
+      <w:rFonts w:ascii="Times New Roman" w:asciiTheme="majorHAnsi" w:cstheme="majorBidi" w:eastAsia="黑体" w:hAnsi="Times New Roman" w:hAnsiTheme="majorHAnsi"/>
       <w:b/>
       <w:bCs/>
       <w:color w:val="1F3864"/>
@@ -2616,7 +2787,7 @@
       <w:outlineLvl w:val="1"/>
     </w:pPr>
     <w:rPr>
-      <w:rFonts w:ascii="Times New Roman" w:asciiTheme="majorHAnsi" w:cstheme="majorBidi" w:eastAsia="黑体" w:eastAsiaTheme="majorEastAsia" w:hAnsi="Times New Roman" w:hAnsiTheme="majorHAnsi"/>
+      <w:rFonts w:ascii="Times New Roman" w:asciiTheme="majorHAnsi" w:cstheme="majorBidi" w:eastAsia="黑体" w:hAnsi="Times New Roman" w:hAnsiTheme="majorHAnsi"/>
       <w:b/>
       <w:bCs/>
       <w:color w:val="2E4E7E"/>
@@ -2640,7 +2811,7 @@
       <w:outlineLvl w:val="2"/>
     </w:pPr>
     <w:rPr>
-      <w:rFonts w:ascii="Times New Roman" w:asciiTheme="majorHAnsi" w:cstheme="majorBidi" w:eastAsia="黑体" w:eastAsiaTheme="majorEastAsia" w:hAnsi="Times New Roman" w:hAnsiTheme="majorHAnsi"/>
+      <w:rFonts w:ascii="Times New Roman" w:asciiTheme="majorHAnsi" w:cstheme="majorBidi" w:eastAsia="黑体" w:hAnsi="Times New Roman" w:hAnsiTheme="majorHAnsi"/>
       <w:b/>
       <w:bCs/>
       <w:color w:val="2E4E7E"/>
@@ -2664,7 +2835,7 @@
       <w:outlineLvl w:val="3"/>
     </w:pPr>
     <w:rPr>
-      <w:rFonts w:ascii="Times New Roman" w:asciiTheme="majorHAnsi" w:cstheme="majorBidi" w:eastAsia="黑体" w:eastAsiaTheme="majorEastAsia" w:hAnsi="Times New Roman" w:hAnsiTheme="majorHAnsi"/>
+      <w:rFonts w:ascii="Times New Roman" w:asciiTheme="majorHAnsi" w:cstheme="majorBidi" w:eastAsia="黑体" w:hAnsi="Times New Roman" w:hAnsiTheme="majorHAnsi"/>
       <w:b/>
       <w:bCs/>
       <w:i/>
@@ -2690,7 +2861,7 @@
       <w:outlineLvl w:val="4"/>
     </w:pPr>
     <w:rPr>
-      <w:rFonts w:ascii="Times New Roman" w:asciiTheme="majorHAnsi" w:cstheme="majorBidi" w:eastAsia="黑体" w:eastAsiaTheme="majorEastAsia" w:hAnsi="Times New Roman" w:hAnsiTheme="majorHAnsi"/>
+      <w:rFonts w:ascii="Times New Roman" w:asciiTheme="majorHAnsi" w:cstheme="majorBidi" w:eastAsia="黑体" w:hAnsi="Times New Roman" w:hAnsiTheme="majorHAnsi"/>
       <w:b/>
       <w:color w:val="333333"/>
       <w:sz w:val="22"/>
@@ -2713,7 +2884,7 @@
       <w:outlineLvl w:val="5"/>
     </w:pPr>
     <w:rPr>
-      <w:rFonts w:asciiTheme="majorHAnsi" w:cstheme="majorBidi" w:eastAsiaTheme="majorEastAsia" w:hAnsiTheme="majorHAnsi"/>
+      <w:rFonts w:asciiTheme="majorHAnsi" w:cstheme="majorBidi" w:hAnsiTheme="majorHAnsi" w:eastAsia="黑体"/>
       <w:i/>
       <w:iCs/>
       <w:color w:themeColor="accent1" w:themeShade="7F" w:val="243F60"/>
@@ -2736,7 +2907,7 @@
       <w:outlineLvl w:val="6"/>
     </w:pPr>
     <w:rPr>
-      <w:rFonts w:asciiTheme="majorHAnsi" w:cstheme="majorBidi" w:eastAsiaTheme="majorEastAsia" w:hAnsiTheme="majorHAnsi"/>
+      <w:rFonts w:asciiTheme="majorHAnsi" w:cstheme="majorBidi" w:hAnsiTheme="majorHAnsi" w:eastAsia="黑体"/>
       <w:i/>
       <w:iCs/>
       <w:color w:themeColor="text1" w:themeTint="BF" w:val="404040"/>
@@ -2759,7 +2930,7 @@
       <w:outlineLvl w:val="7"/>
     </w:pPr>
     <w:rPr>
-      <w:rFonts w:asciiTheme="majorHAnsi" w:cstheme="majorBidi" w:eastAsiaTheme="majorEastAsia" w:hAnsiTheme="majorHAnsi"/>
+      <w:rFonts w:asciiTheme="majorHAnsi" w:cstheme="majorBidi" w:hAnsiTheme="majorHAnsi" w:eastAsia="黑体"/>
       <w:color w:themeColor="accent1" w:val="4F81BD"/>
       <w:sz w:val="20"/>
       <w:szCs w:val="20"/>
@@ -2782,7 +2953,7 @@
       <w:outlineLvl w:val="8"/>
     </w:pPr>
     <w:rPr>
-      <w:rFonts w:asciiTheme="majorHAnsi" w:cstheme="majorBidi" w:eastAsiaTheme="majorEastAsia" w:hAnsiTheme="majorHAnsi"/>
+      <w:rFonts w:asciiTheme="majorHAnsi" w:cstheme="majorBidi" w:hAnsiTheme="majorHAnsi" w:eastAsia="黑体"/>
       <w:i/>
       <w:iCs/>
       <w:color w:themeColor="text1" w:themeTint="BF" w:val="404040"/>
@@ -2833,7 +3004,7 @@
     <w:uiPriority w:val="9"/>
     <w:rsid w:val="00FC693F"/>
     <w:rPr>
-      <w:rFonts w:asciiTheme="majorHAnsi" w:cstheme="majorBidi" w:eastAsiaTheme="majorEastAsia" w:hAnsiTheme="majorHAnsi"/>
+      <w:rFonts w:asciiTheme="majorHAnsi" w:cstheme="majorBidi" w:hAnsiTheme="majorHAnsi" w:eastAsia="黑体"/>
       <w:b/>
       <w:bCs/>
       <w:color w:themeColor="accent1" w:themeShade="BF" w:val="365F91"/>
@@ -2848,7 +3019,7 @@
     <w:uiPriority w:val="9"/>
     <w:rsid w:val="00FC693F"/>
     <w:rPr>
-      <w:rFonts w:asciiTheme="majorHAnsi" w:cstheme="majorBidi" w:eastAsiaTheme="majorEastAsia" w:hAnsiTheme="majorHAnsi"/>
+      <w:rFonts w:asciiTheme="majorHAnsi" w:cstheme="majorBidi" w:hAnsiTheme="majorHAnsi" w:eastAsia="黑体"/>
       <w:b/>
       <w:bCs/>
       <w:color w:themeColor="accent1" w:val="4F81BD"/>
@@ -2863,7 +3034,7 @@
     <w:uiPriority w:val="9"/>
     <w:rsid w:val="00FC693F"/>
     <w:rPr>
-      <w:rFonts w:asciiTheme="majorHAnsi" w:cstheme="majorBidi" w:eastAsiaTheme="majorEastAsia" w:hAnsiTheme="majorHAnsi"/>
+      <w:rFonts w:asciiTheme="majorHAnsi" w:cstheme="majorBidi" w:hAnsiTheme="majorHAnsi" w:eastAsia="黑体"/>
       <w:b/>
       <w:bCs/>
       <w:color w:themeColor="accent1" w:val="4F81BD"/>
@@ -2886,7 +3057,7 @@
       <w:contextualSpacing/>
     </w:pPr>
     <w:rPr>
-      <w:rFonts w:ascii="Times New Roman" w:asciiTheme="majorHAnsi" w:cstheme="majorBidi" w:eastAsia="黑体" w:eastAsiaTheme="majorEastAsia" w:hAnsi="Times New Roman" w:hAnsiTheme="majorHAnsi"/>
+      <w:rFonts w:ascii="Times New Roman" w:asciiTheme="majorHAnsi" w:cstheme="majorBidi" w:eastAsia="黑体" w:hAnsi="Times New Roman" w:hAnsiTheme="majorHAnsi"/>
       <w:b/>
       <w:color w:val="1F3864"/>
       <w:spacing w:val="5"/>
@@ -2902,7 +3073,7 @@
     <w:uiPriority w:val="10"/>
     <w:rsid w:val="00FC693F"/>
     <w:rPr>
-      <w:rFonts w:asciiTheme="majorHAnsi" w:cstheme="majorBidi" w:eastAsiaTheme="majorEastAsia" w:hAnsiTheme="majorHAnsi"/>
+      <w:rFonts w:asciiTheme="majorHAnsi" w:cstheme="majorBidi" w:hAnsiTheme="majorHAnsi" w:eastAsia="黑体"/>
       <w:color w:themeColor="text2" w:themeShade="BF" w:val="17365D"/>
       <w:spacing w:val="5"/>
       <w:kern w:val="28"/>
@@ -2924,7 +3095,7 @@
       </w:numPr>
     </w:pPr>
     <w:rPr>
-      <w:rFonts w:asciiTheme="majorHAnsi" w:cstheme="majorBidi" w:eastAsiaTheme="majorEastAsia" w:hAnsiTheme="majorHAnsi"/>
+      <w:rFonts w:asciiTheme="majorHAnsi" w:cstheme="majorBidi" w:hAnsiTheme="majorHAnsi" w:eastAsia="黑体"/>
       <w:i/>
       <w:iCs/>
       <w:color w:themeColor="accent1" w:val="4F81BD"/>
@@ -2940,7 +3111,7 @@
     <w:uiPriority w:val="11"/>
     <w:rsid w:val="00FC693F"/>
     <w:rPr>
-      <w:rFonts w:asciiTheme="majorHAnsi" w:cstheme="majorBidi" w:eastAsiaTheme="majorEastAsia" w:hAnsiTheme="majorHAnsi"/>
+      <w:rFonts w:asciiTheme="majorHAnsi" w:cstheme="majorBidi" w:hAnsiTheme="majorHAnsi" w:eastAsia="黑体"/>
       <w:i/>
       <w:iCs/>
       <w:color w:themeColor="accent1" w:val="4F81BD"/>
@@ -3007,6 +3178,7 @@
       <w:spacing w:after="120"/>
     </w:pPr>
     <w:rPr>
+      <w:rFonts w:eastAsia="黑体"/>
       <w:sz w:val="16"/>
       <w:szCs w:val="16"/>
     </w:rPr>
@@ -3018,6 +3190,7 @@
     <w:uiPriority w:val="99"/>
     <w:rsid w:val="00AA1D8D"/>
     <w:rPr>
+      <w:rFonts w:eastAsia="黑体"/>
       <w:sz w:val="16"/>
       <w:szCs w:val="16"/>
     </w:rPr>
@@ -3187,7 +3360,7 @@
       </w:tabs>
     </w:pPr>
     <w:rPr>
-      <w:rFonts w:ascii="Courier" w:hAnsi="Courier"/>
+      <w:rFonts w:ascii="Courier" w:hAnsi="Courier" w:eastAsia="黑体"/>
       <w:sz w:val="20"/>
       <w:szCs w:val="20"/>
     </w:rPr>
@@ -3199,7 +3372,7 @@
     <w:uiPriority w:val="99"/>
     <w:rsid w:val="0029639D"/>
     <w:rPr>
-      <w:rFonts w:ascii="Courier" w:hAnsi="Courier"/>
+      <w:rFonts w:ascii="Courier" w:hAnsi="Courier" w:eastAsia="黑体"/>
       <w:sz w:val="20"/>
       <w:szCs w:val="20"/>
     </w:rPr>
@@ -3235,6 +3408,7 @@
     <w:uiPriority w:val="29"/>
     <w:rsid w:val="00FC693F"/>
     <w:rPr>
+      <w:rFonts w:eastAsia="黑体"/>
       <w:i/>
       <w:iCs/>
       <w:color w:themeColor="text1" w:val="000000"/>
@@ -3248,7 +3422,7 @@
     <w:semiHidden/>
     <w:rsid w:val="00FC693F"/>
     <w:rPr>
-      <w:rFonts w:asciiTheme="majorHAnsi" w:cstheme="majorBidi" w:eastAsiaTheme="majorEastAsia" w:hAnsiTheme="majorHAnsi"/>
+      <w:rFonts w:asciiTheme="majorHAnsi" w:cstheme="majorBidi" w:hAnsiTheme="majorHAnsi" w:eastAsia="黑体"/>
       <w:b/>
       <w:bCs/>
       <w:i/>
@@ -3264,7 +3438,7 @@
     <w:semiHidden/>
     <w:rsid w:val="00FC693F"/>
     <w:rPr>
-      <w:rFonts w:asciiTheme="majorHAnsi" w:cstheme="majorBidi" w:eastAsiaTheme="majorEastAsia" w:hAnsiTheme="majorHAnsi"/>
+      <w:rFonts w:asciiTheme="majorHAnsi" w:cstheme="majorBidi" w:hAnsiTheme="majorHAnsi" w:eastAsia="黑体"/>
       <w:color w:themeColor="accent1" w:themeShade="7F" w:val="243F60"/>
     </w:rPr>
   </w:style>
@@ -3276,7 +3450,7 @@
     <w:semiHidden/>
     <w:rsid w:val="00FC693F"/>
     <w:rPr>
-      <w:rFonts w:asciiTheme="majorHAnsi" w:cstheme="majorBidi" w:eastAsiaTheme="majorEastAsia" w:hAnsiTheme="majorHAnsi"/>
+      <w:rFonts w:asciiTheme="majorHAnsi" w:cstheme="majorBidi" w:hAnsiTheme="majorHAnsi" w:eastAsia="黑体"/>
       <w:i/>
       <w:iCs/>
       <w:color w:themeColor="accent1" w:themeShade="7F" w:val="243F60"/>
@@ -3290,7 +3464,7 @@
     <w:semiHidden/>
     <w:rsid w:val="00FC693F"/>
     <w:rPr>
-      <w:rFonts w:asciiTheme="majorHAnsi" w:cstheme="majorBidi" w:eastAsiaTheme="majorEastAsia" w:hAnsiTheme="majorHAnsi"/>
+      <w:rFonts w:asciiTheme="majorHAnsi" w:cstheme="majorBidi" w:hAnsiTheme="majorHAnsi" w:eastAsia="黑体"/>
       <w:i/>
       <w:iCs/>
       <w:color w:themeColor="text1" w:themeTint="BF" w:val="404040"/>
@@ -3304,7 +3478,7 @@
     <w:semiHidden/>
     <w:rsid w:val="00FC693F"/>
     <w:rPr>
-      <w:rFonts w:asciiTheme="majorHAnsi" w:cstheme="majorBidi" w:eastAsiaTheme="majorEastAsia" w:hAnsiTheme="majorHAnsi"/>
+      <w:rFonts w:asciiTheme="majorHAnsi" w:cstheme="majorBidi" w:hAnsiTheme="majorHAnsi" w:eastAsia="黑体"/>
       <w:color w:themeColor="accent1" w:val="4F81BD"/>
       <w:sz w:val="20"/>
       <w:szCs w:val="20"/>
@@ -3318,7 +3492,7 @@
     <w:semiHidden/>
     <w:rsid w:val="00FC693F"/>
     <w:rPr>
-      <w:rFonts w:asciiTheme="majorHAnsi" w:cstheme="majorBidi" w:eastAsiaTheme="majorEastAsia" w:hAnsiTheme="majorHAnsi"/>
+      <w:rFonts w:asciiTheme="majorHAnsi" w:cstheme="majorBidi" w:hAnsiTheme="majorHAnsi" w:eastAsia="黑体"/>
       <w:i/>
       <w:iCs/>
       <w:color w:themeColor="text1" w:themeTint="BF" w:val="404040"/>
@@ -3339,6 +3513,7 @@
       <w:spacing w:line="240" w:lineRule="auto"/>
     </w:pPr>
     <w:rPr>
+      <w:rFonts w:eastAsia="黑体"/>
       <w:b/>
       <w:bCs/>
       <w:color w:themeColor="accent1" w:val="4F81BD"/>
@@ -3353,6 +3528,7 @@
     <w:qFormat/>
     <w:rsid w:val="00FC693F"/>
     <w:rPr>
+      <w:rFonts w:eastAsia="黑体"/>
       <w:b/>
       <w:bCs/>
     </w:rPr>
@@ -3364,6 +3540,7 @@
     <w:qFormat/>
     <w:rsid w:val="00FC693F"/>
     <w:rPr>
+      <w:rFonts w:eastAsia="黑体"/>
       <w:i/>
       <w:iCs/>
     </w:rPr>
@@ -3384,6 +3561,7 @@
       <w:ind w:left="936" w:right="936"/>
     </w:pPr>
     <w:rPr>
+      <w:rFonts w:eastAsia="黑体"/>
       <w:b/>
       <w:bCs/>
       <w:i/>
@@ -3398,6 +3576,7 @@
     <w:uiPriority w:val="30"/>
     <w:rsid w:val="00FC693F"/>
     <w:rPr>
+      <w:rFonts w:eastAsia="黑体"/>
       <w:b/>
       <w:bCs/>
       <w:i/>
@@ -3412,6 +3591,7 @@
     <w:qFormat/>
     <w:rsid w:val="00FC693F"/>
     <w:rPr>
+      <w:rFonts w:eastAsia="黑体"/>
       <w:i/>
       <w:iCs/>
       <w:color w:themeColor="text1" w:themeTint="7F" w:val="808080"/>
@@ -3424,6 +3604,7 @@
     <w:qFormat/>
     <w:rsid w:val="00FC693F"/>
     <w:rPr>
+      <w:rFonts w:eastAsia="黑体"/>
       <w:b/>
       <w:bCs/>
       <w:i/>
@@ -3438,6 +3619,7 @@
     <w:qFormat/>
     <w:rsid w:val="00FC693F"/>
     <w:rPr>
+      <w:rFonts w:eastAsia="黑体"/>
       <w:smallCaps/>
       <w:color w:themeColor="accent2" w:val="C0504D"/>
       <w:u w:val="single"/>
@@ -3450,6 +3632,7 @@
     <w:qFormat/>
     <w:rsid w:val="00FC693F"/>
     <w:rPr>
+      <w:rFonts w:eastAsia="黑体"/>
       <w:b/>
       <w:bCs/>
       <w:smallCaps/>
@@ -3465,6 +3648,7 @@
     <w:qFormat/>
     <w:rsid w:val="00FC693F"/>
     <w:rPr>
+      <w:rFonts w:eastAsia="黑体"/>
       <w:b/>
       <w:bCs/>
       <w:smallCaps/>
@@ -3519,6 +3703,7 @@
       <w:spacing w:after="0" w:line="240" w:lineRule="auto"/>
     </w:pPr>
     <w:rPr>
+      <w:rFonts w:eastAsia="黑体"/>
       <w:color w:themeColor="text1" w:themeShade="BF" w:val="000000"/>
     </w:rPr>
     <w:tblPr>
@@ -3541,6 +3726,7 @@
         <w:spacing w:after="0" w:before="0" w:line="240" w:lineRule="auto"/>
       </w:pPr>
       <w:rPr>
+        <w:rFonts w:eastAsia="黑体"/>
         <w:b/>
         <w:bCs/>
       </w:rPr>
@@ -3561,6 +3747,7 @@
         <w:spacing w:after="0" w:before="0" w:line="240" w:lineRule="auto"/>
       </w:pPr>
       <w:rPr>
+        <w:rFonts w:eastAsia="黑体"/>
         <w:b/>
         <w:bCs/>
       </w:rPr>
@@ -3578,12 +3765,14 @@
     </w:tblStylePr>
     <w:tblStylePr w:type="firstCol">
       <w:rPr>
+        <w:rFonts w:eastAsia="黑体"/>
         <w:b/>
         <w:bCs/>
       </w:rPr>
     </w:tblStylePr>
     <w:tblStylePr w:type="lastCol">
       <w:rPr>
+        <w:rFonts w:eastAsia="黑体"/>
         <w:b/>
         <w:bCs/>
       </w:rPr>
@@ -3622,6 +3811,7 @@
       <w:spacing w:after="0" w:line="240" w:lineRule="auto"/>
     </w:pPr>
     <w:rPr>
+      <w:rFonts w:eastAsia="黑体"/>
       <w:color w:themeColor="accent1" w:themeShade="BF" w:val="365F91"/>
     </w:rPr>
     <w:tblPr>
@@ -3644,6 +3834,7 @@
         <w:spacing w:after="0" w:before="0" w:line="240" w:lineRule="auto"/>
       </w:pPr>
       <w:rPr>
+        <w:rFonts w:eastAsia="黑体"/>
         <w:b/>
         <w:bCs/>
       </w:rPr>
@@ -3664,6 +3855,7 @@
         <w:spacing w:after="0" w:before="0" w:line="240" w:lineRule="auto"/>
       </w:pPr>
       <w:rPr>
+        <w:rFonts w:eastAsia="黑体"/>
         <w:b/>
         <w:bCs/>
       </w:rPr>
@@ -3681,12 +3873,14 @@
     </w:tblStylePr>
     <w:tblStylePr w:type="firstCol">
       <w:rPr>
+        <w:rFonts w:eastAsia="黑体"/>
         <w:b/>
         <w:bCs/>
       </w:rPr>
     </w:tblStylePr>
     <w:tblStylePr w:type="lastCol">
       <w:rPr>
+        <w:rFonts w:eastAsia="黑体"/>
         <w:b/>
         <w:bCs/>
       </w:rPr>
@@ -3725,6 +3919,7 @@
       <w:spacing w:after="0" w:line="240" w:lineRule="auto"/>
     </w:pPr>
     <w:rPr>
+      <w:rFonts w:eastAsia="黑体"/>
       <w:color w:themeColor="accent2" w:themeShade="BF" w:val="943634"/>
     </w:rPr>
     <w:tblPr>
@@ -3747,6 +3942,7 @@
         <w:spacing w:after="0" w:before="0" w:line="240" w:lineRule="auto"/>
       </w:pPr>
       <w:rPr>
+        <w:rFonts w:eastAsia="黑体"/>
         <w:b/>
         <w:bCs/>
       </w:rPr>
@@ -3767,6 +3963,7 @@
         <w:spacing w:after="0" w:before="0" w:line="240" w:lineRule="auto"/>
       </w:pPr>
       <w:rPr>
+        <w:rFonts w:eastAsia="黑体"/>
         <w:b/>
         <w:bCs/>
       </w:rPr>
@@ -3784,12 +3981,14 @@
     </w:tblStylePr>
     <w:tblStylePr w:type="firstCol">
       <w:rPr>
+        <w:rFonts w:eastAsia="黑体"/>
         <w:b/>
         <w:bCs/>
       </w:rPr>
     </w:tblStylePr>
     <w:tblStylePr w:type="lastCol">
       <w:rPr>
+        <w:rFonts w:eastAsia="黑体"/>
         <w:b/>
         <w:bCs/>
       </w:rPr>
@@ -3828,6 +4027,7 @@
       <w:spacing w:after="0" w:line="240" w:lineRule="auto"/>
     </w:pPr>
     <w:rPr>
+      <w:rFonts w:eastAsia="黑体"/>
       <w:color w:themeColor="accent3" w:themeShade="BF" w:val="76923C"/>
     </w:rPr>
     <w:tblPr>
@@ -3850,6 +4050,7 @@
         <w:spacing w:after="0" w:before="0" w:line="240" w:lineRule="auto"/>
       </w:pPr>
       <w:rPr>
+        <w:rFonts w:eastAsia="黑体"/>
         <w:b/>
         <w:bCs/>
       </w:rPr>
@@ -3870,6 +4071,7 @@
         <w:spacing w:after="0" w:before="0" w:line="240" w:lineRule="auto"/>
       </w:pPr>
       <w:rPr>
+        <w:rFonts w:eastAsia="黑体"/>
         <w:b/>
         <w:bCs/>
       </w:rPr>
@@ -3887,12 +4089,14 @@
     </w:tblStylePr>
     <w:tblStylePr w:type="firstCol">
       <w:rPr>
+        <w:rFonts w:eastAsia="黑体"/>
         <w:b/>
         <w:bCs/>
       </w:rPr>
     </w:tblStylePr>
     <w:tblStylePr w:type="lastCol">
       <w:rPr>
+        <w:rFonts w:eastAsia="黑体"/>
         <w:b/>
         <w:bCs/>
       </w:rPr>
@@ -3931,6 +4135,7 @@
       <w:spacing w:after="0" w:line="240" w:lineRule="auto"/>
     </w:pPr>
     <w:rPr>
+      <w:rFonts w:eastAsia="黑体"/>
       <w:color w:themeColor="accent4" w:themeShade="BF" w:val="5F497A"/>
     </w:rPr>
     <w:tblPr>
@@ -3953,6 +4158,7 @@
         <w:spacing w:after="0" w:before="0" w:line="240" w:lineRule="auto"/>
       </w:pPr>
       <w:rPr>
+        <w:rFonts w:eastAsia="黑体"/>
         <w:b/>
         <w:bCs/>
       </w:rPr>
@@ -3973,6 +4179,7 @@
         <w:spacing w:after="0" w:before="0" w:line="240" w:lineRule="auto"/>
       </w:pPr>
       <w:rPr>
+        <w:rFonts w:eastAsia="黑体"/>
         <w:b/>
         <w:bCs/>
       </w:rPr>
@@ -3990,12 +4197,14 @@
     </w:tblStylePr>
     <w:tblStylePr w:type="firstCol">
       <w:rPr>
+        <w:rFonts w:eastAsia="黑体"/>
         <w:b/>
         <w:bCs/>
       </w:rPr>
     </w:tblStylePr>
     <w:tblStylePr w:type="lastCol">
       <w:rPr>
+        <w:rFonts w:eastAsia="黑体"/>
         <w:b/>
         <w:bCs/>
       </w:rPr>
@@ -4034,6 +4243,7 @@
       <w:spacing w:after="0" w:line="240" w:lineRule="auto"/>
     </w:pPr>
     <w:rPr>
+      <w:rFonts w:eastAsia="黑体"/>
       <w:color w:themeColor="accent5" w:themeShade="BF" w:val="31849B"/>
     </w:rPr>
     <w:tblPr>
@@ -4056,6 +4266,7 @@
         <w:spacing w:after="0" w:before="0" w:line="240" w:lineRule="auto"/>
       </w:pPr>
       <w:rPr>
+        <w:rFonts w:eastAsia="黑体"/>
         <w:b/>
         <w:bCs/>
       </w:rPr>
@@ -4076,6 +4287,7 @@
         <w:spacing w:after="0" w:before="0" w:line="240" w:lineRule="auto"/>
       </w:pPr>
       <w:rPr>
+        <w:rFonts w:eastAsia="黑体"/>
         <w:b/>
         <w:bCs/>
       </w:rPr>
@@ -4093,12 +4305,14 @@
     </w:tblStylePr>
     <w:tblStylePr w:type="firstCol">
       <w:rPr>
+        <w:rFonts w:eastAsia="黑体"/>
         <w:b/>
         <w:bCs/>
       </w:rPr>
     </w:tblStylePr>
     <w:tblStylePr w:type="lastCol">
       <w:rPr>
+        <w:rFonts w:eastAsia="黑体"/>
         <w:b/>
         <w:bCs/>
       </w:rPr>
@@ -4137,6 +4351,7 @@
       <w:spacing w:after="0" w:line="240" w:lineRule="auto"/>
     </w:pPr>
     <w:rPr>
+      <w:rFonts w:eastAsia="黑体"/>
       <w:color w:themeColor="accent6" w:themeShade="BF" w:val="E36C0A"/>
     </w:rPr>
     <w:tblPr>
@@ -4159,6 +4374,7 @@
         <w:spacing w:after="0" w:before="0" w:line="240" w:lineRule="auto"/>
       </w:pPr>
       <w:rPr>
+        <w:rFonts w:eastAsia="黑体"/>
         <w:b/>
         <w:bCs/>
       </w:rPr>
@@ -4179,6 +4395,7 @@
         <w:spacing w:after="0" w:before="0" w:line="240" w:lineRule="auto"/>
       </w:pPr>
       <w:rPr>
+        <w:rFonts w:eastAsia="黑体"/>
         <w:b/>
         <w:bCs/>
       </w:rPr>
@@ -4196,12 +4413,14 @@
     </w:tblStylePr>
     <w:tblStylePr w:type="firstCol">
       <w:rPr>
+        <w:rFonts w:eastAsia="黑体"/>
         <w:b/>
         <w:bCs/>
       </w:rPr>
     </w:tblStylePr>
     <w:tblStylePr w:type="lastCol">
       <w:rPr>
+        <w:rFonts w:eastAsia="黑体"/>
         <w:b/>
         <w:bCs/>
       </w:rPr>
@@ -4261,6 +4480,7 @@
         <w:spacing w:after="0" w:before="0" w:line="240" w:lineRule="auto"/>
       </w:pPr>
       <w:rPr>
+        <w:rFonts w:eastAsia="黑体"/>
         <w:b/>
         <w:bCs/>
         <w:color w:themeColor="background1" w:val="FFFFFF"/>
@@ -4275,6 +4495,7 @@
         <w:spacing w:after="0" w:before="0" w:line="240" w:lineRule="auto"/>
       </w:pPr>
       <w:rPr>
+        <w:rFonts w:eastAsia="黑体"/>
         <w:b/>
         <w:bCs/>
       </w:rPr>
@@ -4290,12 +4511,14 @@
     </w:tblStylePr>
     <w:tblStylePr w:type="firstCol">
       <w:rPr>
+        <w:rFonts w:eastAsia="黑体"/>
         <w:b/>
         <w:bCs/>
       </w:rPr>
     </w:tblStylePr>
     <w:tblStylePr w:type="lastCol">
       <w:rPr>
+        <w:rFonts w:eastAsia="黑体"/>
         <w:b/>
         <w:bCs/>
       </w:rPr>
@@ -4353,6 +4576,7 @@
         <w:spacing w:after="0" w:before="0" w:line="240" w:lineRule="auto"/>
       </w:pPr>
       <w:rPr>
+        <w:rFonts w:eastAsia="黑体"/>
         <w:b/>
         <w:bCs/>
         <w:color w:themeColor="background1" w:val="FFFFFF"/>
@@ -4367,6 +4591,7 @@
         <w:spacing w:after="0" w:before="0" w:line="240" w:lineRule="auto"/>
       </w:pPr>
       <w:rPr>
+        <w:rFonts w:eastAsia="黑体"/>
         <w:b/>
         <w:bCs/>
       </w:rPr>
@@ -4382,12 +4607,14 @@
     </w:tblStylePr>
     <w:tblStylePr w:type="firstCol">
       <w:rPr>
+        <w:rFonts w:eastAsia="黑体"/>
         <w:b/>
         <w:bCs/>
       </w:rPr>
     </w:tblStylePr>
     <w:tblStylePr w:type="lastCol">
       <w:rPr>
+        <w:rFonts w:eastAsia="黑体"/>
         <w:b/>
         <w:bCs/>
       </w:rPr>
@@ -4445,6 +4672,7 @@
         <w:spacing w:after="0" w:before="0" w:line="240" w:lineRule="auto"/>
       </w:pPr>
       <w:rPr>
+        <w:rFonts w:eastAsia="黑体"/>
         <w:b/>
         <w:bCs/>
         <w:color w:themeColor="background1" w:val="FFFFFF"/>
@@ -4459,6 +4687,7 @@
         <w:spacing w:after="0" w:before="0" w:line="240" w:lineRule="auto"/>
       </w:pPr>
       <w:rPr>
+        <w:rFonts w:eastAsia="黑体"/>
         <w:b/>
         <w:bCs/>
       </w:rPr>
@@ -4474,12 +4703,14 @@
     </w:tblStylePr>
     <w:tblStylePr w:type="firstCol">
       <w:rPr>
+        <w:rFonts w:eastAsia="黑体"/>
         <w:b/>
         <w:bCs/>
       </w:rPr>
     </w:tblStylePr>
     <w:tblStylePr w:type="lastCol">
       <w:rPr>
+        <w:rFonts w:eastAsia="黑体"/>
         <w:b/>
         <w:bCs/>
       </w:rPr>
@@ -4537,6 +4768,7 @@
         <w:spacing w:after="0" w:before="0" w:line="240" w:lineRule="auto"/>
       </w:pPr>
       <w:rPr>
+        <w:rFonts w:eastAsia="黑体"/>
         <w:b/>
         <w:bCs/>
         <w:color w:themeColor="background1" w:val="FFFFFF"/>
@@ -4551,6 +4783,7 @@
         <w:spacing w:after="0" w:before="0" w:line="240" w:lineRule="auto"/>
       </w:pPr>
       <w:rPr>
+        <w:rFonts w:eastAsia="黑体"/>
         <w:b/>
         <w:bCs/>
       </w:rPr>
@@ -4566,12 +4799,14 @@
     </w:tblStylePr>
     <w:tblStylePr w:type="firstCol">
       <w:rPr>
+        <w:rFonts w:eastAsia="黑体"/>
         <w:b/>
         <w:bCs/>
       </w:rPr>
     </w:tblStylePr>
     <w:tblStylePr w:type="lastCol">
       <w:rPr>
+        <w:rFonts w:eastAsia="黑体"/>
         <w:b/>
         <w:bCs/>
       </w:rPr>
@@ -4629,6 +4864,7 @@
         <w:spacing w:after="0" w:before="0" w:line="240" w:lineRule="auto"/>
       </w:pPr>
       <w:rPr>
+        <w:rFonts w:eastAsia="黑体"/>
         <w:b/>
         <w:bCs/>
         <w:color w:themeColor="background1" w:val="FFFFFF"/>
@@ -4643,6 +4879,7 @@
         <w:spacing w:after="0" w:before="0" w:line="240" w:lineRule="auto"/>
       </w:pPr>
       <w:rPr>
+        <w:rFonts w:eastAsia="黑体"/>
         <w:b/>
         <w:bCs/>
       </w:rPr>
@@ -4658,12 +4895,14 @@
     </w:tblStylePr>
     <w:tblStylePr w:type="firstCol">
       <w:rPr>
+        <w:rFonts w:eastAsia="黑体"/>
         <w:b/>
         <w:bCs/>
       </w:rPr>
     </w:tblStylePr>
     <w:tblStylePr w:type="lastCol">
       <w:rPr>
+        <w:rFonts w:eastAsia="黑体"/>
         <w:b/>
         <w:bCs/>
       </w:rPr>
@@ -4721,6 +4960,7 @@
         <w:spacing w:after="0" w:before="0" w:line="240" w:lineRule="auto"/>
       </w:pPr>
       <w:rPr>
+        <w:rFonts w:eastAsia="黑体"/>
         <w:b/>
         <w:bCs/>
         <w:color w:themeColor="background1" w:val="FFFFFF"/>
@@ -4735,6 +4975,7 @@
         <w:spacing w:after="0" w:before="0" w:line="240" w:lineRule="auto"/>
       </w:pPr>
       <w:rPr>
+        <w:rFonts w:eastAsia="黑体"/>
         <w:b/>
         <w:bCs/>
       </w:rPr>
@@ -4750,12 +4991,14 @@
     </w:tblStylePr>
     <w:tblStylePr w:type="firstCol">
       <w:rPr>
+        <w:rFonts w:eastAsia="黑体"/>
         <w:b/>
         <w:bCs/>
       </w:rPr>
     </w:tblStylePr>
     <w:tblStylePr w:type="lastCol">
       <w:rPr>
+        <w:rFonts w:eastAsia="黑体"/>
         <w:b/>
         <w:bCs/>
       </w:rPr>
@@ -4813,6 +5056,7 @@
         <w:spacing w:after="0" w:before="0" w:line="240" w:lineRule="auto"/>
       </w:pPr>
       <w:rPr>
+        <w:rFonts w:eastAsia="黑体"/>
         <w:b/>
         <w:bCs/>
         <w:color w:themeColor="background1" w:val="FFFFFF"/>
@@ -4827,6 +5071,7 @@
         <w:spacing w:after="0" w:before="0" w:line="240" w:lineRule="auto"/>
       </w:pPr>
       <w:rPr>
+        <w:rFonts w:eastAsia="黑体"/>
         <w:b/>
         <w:bCs/>
       </w:rPr>
@@ -4842,12 +5087,14 @@
     </w:tblStylePr>
     <w:tblStylePr w:type="firstCol">
       <w:rPr>
+        <w:rFonts w:eastAsia="黑体"/>
         <w:b/>
         <w:bCs/>
       </w:rPr>
     </w:tblStylePr>
     <w:tblStylePr w:type="lastCol">
       <w:rPr>
+        <w:rFonts w:eastAsia="黑体"/>
         <w:b/>
         <w:bCs/>
       </w:rPr>
@@ -4907,7 +5154,7 @@
         <w:spacing w:after="0" w:before="0" w:line="240" w:lineRule="auto"/>
       </w:pPr>
       <w:rPr>
-        <w:rFonts w:asciiTheme="majorHAnsi" w:cstheme="majorBidi" w:eastAsiaTheme="majorEastAsia" w:hAnsiTheme="majorHAnsi"/>
+        <w:rFonts w:asciiTheme="majorHAnsi" w:cstheme="majorBidi" w:hAnsiTheme="majorHAnsi" w:eastAsia="黑体"/>
         <w:b/>
         <w:bCs/>
       </w:rPr>
@@ -4928,7 +5175,7 @@
         <w:spacing w:after="0" w:before="0" w:line="240" w:lineRule="auto"/>
       </w:pPr>
       <w:rPr>
-        <w:rFonts w:asciiTheme="majorHAnsi" w:cstheme="majorBidi" w:eastAsiaTheme="majorEastAsia" w:hAnsiTheme="majorHAnsi"/>
+        <w:rFonts w:asciiTheme="majorHAnsi" w:cstheme="majorBidi" w:hAnsiTheme="majorHAnsi" w:eastAsia="黑体"/>
         <w:b/>
         <w:bCs/>
       </w:rPr>
@@ -4946,14 +5193,14 @@
     </w:tblStylePr>
     <w:tblStylePr w:type="firstCol">
       <w:rPr>
-        <w:rFonts w:asciiTheme="majorHAnsi" w:cstheme="majorBidi" w:eastAsiaTheme="majorEastAsia" w:hAnsiTheme="majorHAnsi"/>
+        <w:rFonts w:asciiTheme="majorHAnsi" w:cstheme="majorBidi" w:hAnsiTheme="majorHAnsi" w:eastAsia="黑体"/>
         <w:b/>
         <w:bCs/>
       </w:rPr>
     </w:tblStylePr>
     <w:tblStylePr w:type="lastCol">
       <w:rPr>
-        <w:rFonts w:asciiTheme="majorHAnsi" w:cstheme="majorBidi" w:eastAsiaTheme="majorEastAsia" w:hAnsiTheme="majorHAnsi"/>
+        <w:rFonts w:asciiTheme="majorHAnsi" w:cstheme="majorBidi" w:hAnsiTheme="majorHAnsi" w:eastAsia="黑体"/>
         <w:b/>
         <w:bCs/>
       </w:rPr>
@@ -5037,7 +5284,7 @@
         <w:spacing w:after="0" w:before="0" w:line="240" w:lineRule="auto"/>
       </w:pPr>
       <w:rPr>
-        <w:rFonts w:asciiTheme="majorHAnsi" w:cstheme="majorBidi" w:eastAsiaTheme="majorEastAsia" w:hAnsiTheme="majorHAnsi"/>
+        <w:rFonts w:asciiTheme="majorHAnsi" w:cstheme="majorBidi" w:hAnsiTheme="majorHAnsi" w:eastAsia="黑体"/>
         <w:b/>
         <w:bCs/>
       </w:rPr>
@@ -5058,7 +5305,7 @@
         <w:spacing w:after="0" w:before="0" w:line="240" w:lineRule="auto"/>
       </w:pPr>
       <w:rPr>
-        <w:rFonts w:asciiTheme="majorHAnsi" w:cstheme="majorBidi" w:eastAsiaTheme="majorEastAsia" w:hAnsiTheme="majorHAnsi"/>
+        <w:rFonts w:asciiTheme="majorHAnsi" w:cstheme="majorBidi" w:hAnsiTheme="majorHAnsi" w:eastAsia="黑体"/>
         <w:b/>
         <w:bCs/>
       </w:rPr>
@@ -5076,14 +5323,14 @@
     </w:tblStylePr>
     <w:tblStylePr w:type="firstCol">
       <w:rPr>
-        <w:rFonts w:asciiTheme="majorHAnsi" w:cstheme="majorBidi" w:eastAsiaTheme="majorEastAsia" w:hAnsiTheme="majorHAnsi"/>
+        <w:rFonts w:asciiTheme="majorHAnsi" w:cstheme="majorBidi" w:hAnsiTheme="majorHAnsi" w:eastAsia="黑体"/>
         <w:b/>
         <w:bCs/>
       </w:rPr>
     </w:tblStylePr>
     <w:tblStylePr w:type="lastCol">
       <w:rPr>
-        <w:rFonts w:asciiTheme="majorHAnsi" w:cstheme="majorBidi" w:eastAsiaTheme="majorEastAsia" w:hAnsiTheme="majorHAnsi"/>
+        <w:rFonts w:asciiTheme="majorHAnsi" w:cstheme="majorBidi" w:hAnsiTheme="majorHAnsi" w:eastAsia="黑体"/>
         <w:b/>
         <w:bCs/>
       </w:rPr>
@@ -5167,7 +5414,7 @@
         <w:spacing w:after="0" w:before="0" w:line="240" w:lineRule="auto"/>
       </w:pPr>
       <w:rPr>
-        <w:rFonts w:asciiTheme="majorHAnsi" w:cstheme="majorBidi" w:eastAsiaTheme="majorEastAsia" w:hAnsiTheme="majorHAnsi"/>
+        <w:rFonts w:asciiTheme="majorHAnsi" w:cstheme="majorBidi" w:hAnsiTheme="majorHAnsi" w:eastAsia="黑体"/>
         <w:b/>
         <w:bCs/>
       </w:rPr>
@@ -5188,7 +5435,7 @@
         <w:spacing w:after="0" w:before="0" w:line="240" w:lineRule="auto"/>
       </w:pPr>
       <w:rPr>
-        <w:rFonts w:asciiTheme="majorHAnsi" w:cstheme="majorBidi" w:eastAsiaTheme="majorEastAsia" w:hAnsiTheme="majorHAnsi"/>
+        <w:rFonts w:asciiTheme="majorHAnsi" w:cstheme="majorBidi" w:hAnsiTheme="majorHAnsi" w:eastAsia="黑体"/>
         <w:b/>
         <w:bCs/>
       </w:rPr>
@@ -5206,14 +5453,14 @@
     </w:tblStylePr>
     <w:tblStylePr w:type="firstCol">
       <w:rPr>
-        <w:rFonts w:asciiTheme="majorHAnsi" w:cstheme="majorBidi" w:eastAsiaTheme="majorEastAsia" w:hAnsiTheme="majorHAnsi"/>
+        <w:rFonts w:asciiTheme="majorHAnsi" w:cstheme="majorBidi" w:hAnsiTheme="majorHAnsi" w:eastAsia="黑体"/>
         <w:b/>
         <w:bCs/>
       </w:rPr>
     </w:tblStylePr>
     <w:tblStylePr w:type="lastCol">
       <w:rPr>
-        <w:rFonts w:asciiTheme="majorHAnsi" w:cstheme="majorBidi" w:eastAsiaTheme="majorEastAsia" w:hAnsiTheme="majorHAnsi"/>
+        <w:rFonts w:asciiTheme="majorHAnsi" w:cstheme="majorBidi" w:hAnsiTheme="majorHAnsi" w:eastAsia="黑体"/>
         <w:b/>
         <w:bCs/>
       </w:rPr>
@@ -5297,7 +5544,7 @@
         <w:spacing w:after="0" w:before="0" w:line="240" w:lineRule="auto"/>
       </w:pPr>
       <w:rPr>
-        <w:rFonts w:asciiTheme="majorHAnsi" w:cstheme="majorBidi" w:eastAsiaTheme="majorEastAsia" w:hAnsiTheme="majorHAnsi"/>
+        <w:rFonts w:asciiTheme="majorHAnsi" w:cstheme="majorBidi" w:hAnsiTheme="majorHAnsi" w:eastAsia="黑体"/>
         <w:b/>
         <w:bCs/>
       </w:rPr>
@@ -5318,7 +5565,7 @@
         <w:spacing w:after="0" w:before="0" w:line="240" w:lineRule="auto"/>
       </w:pPr>
       <w:rPr>
-        <w:rFonts w:asciiTheme="majorHAnsi" w:cstheme="majorBidi" w:eastAsiaTheme="majorEastAsia" w:hAnsiTheme="majorHAnsi"/>
+        <w:rFonts w:asciiTheme="majorHAnsi" w:cstheme="majorBidi" w:hAnsiTheme="majorHAnsi" w:eastAsia="黑体"/>
         <w:b/>
         <w:bCs/>
       </w:rPr>
@@ -5336,14 +5583,14 @@
     </w:tblStylePr>
     <w:tblStylePr w:type="firstCol">
       <w:rPr>
-        <w:rFonts w:asciiTheme="majorHAnsi" w:cstheme="majorBidi" w:eastAsiaTheme="majorEastAsia" w:hAnsiTheme="majorHAnsi"/>
+        <w:rFonts w:asciiTheme="majorHAnsi" w:cstheme="majorBidi" w:hAnsiTheme="majorHAnsi" w:eastAsia="黑体"/>
         <w:b/>
         <w:bCs/>
       </w:rPr>
     </w:tblStylePr>
     <w:tblStylePr w:type="lastCol">
       <w:rPr>
-        <w:rFonts w:asciiTheme="majorHAnsi" w:cstheme="majorBidi" w:eastAsiaTheme="majorEastAsia" w:hAnsiTheme="majorHAnsi"/>
+        <w:rFonts w:asciiTheme="majorHAnsi" w:cstheme="majorBidi" w:hAnsiTheme="majorHAnsi" w:eastAsia="黑体"/>
         <w:b/>
         <w:bCs/>
       </w:rPr>
@@ -5427,7 +5674,7 @@
         <w:spacing w:after="0" w:before="0" w:line="240" w:lineRule="auto"/>
       </w:pPr>
       <w:rPr>
-        <w:rFonts w:asciiTheme="majorHAnsi" w:cstheme="majorBidi" w:eastAsiaTheme="majorEastAsia" w:hAnsiTheme="majorHAnsi"/>
+        <w:rFonts w:asciiTheme="majorHAnsi" w:cstheme="majorBidi" w:hAnsiTheme="majorHAnsi" w:eastAsia="黑体"/>
         <w:b/>
         <w:bCs/>
       </w:rPr>
@@ -5448,7 +5695,7 @@
         <w:spacing w:after="0" w:before="0" w:line="240" w:lineRule="auto"/>
       </w:pPr>
       <w:rPr>
-        <w:rFonts w:asciiTheme="majorHAnsi" w:cstheme="majorBidi" w:eastAsiaTheme="majorEastAsia" w:hAnsiTheme="majorHAnsi"/>
+        <w:rFonts w:asciiTheme="majorHAnsi" w:cstheme="majorBidi" w:hAnsiTheme="majorHAnsi" w:eastAsia="黑体"/>
         <w:b/>
         <w:bCs/>
       </w:rPr>
@@ -5466,14 +5713,14 @@
     </w:tblStylePr>
     <w:tblStylePr w:type="firstCol">
       <w:rPr>
-        <w:rFonts w:asciiTheme="majorHAnsi" w:cstheme="majorBidi" w:eastAsiaTheme="majorEastAsia" w:hAnsiTheme="majorHAnsi"/>
+        <w:rFonts w:asciiTheme="majorHAnsi" w:cstheme="majorBidi" w:hAnsiTheme="majorHAnsi" w:eastAsia="黑体"/>
         <w:b/>
         <w:bCs/>
       </w:rPr>
     </w:tblStylePr>
     <w:tblStylePr w:type="lastCol">
       <w:rPr>
-        <w:rFonts w:asciiTheme="majorHAnsi" w:cstheme="majorBidi" w:eastAsiaTheme="majorEastAsia" w:hAnsiTheme="majorHAnsi"/>
+        <w:rFonts w:asciiTheme="majorHAnsi" w:cstheme="majorBidi" w:hAnsiTheme="majorHAnsi" w:eastAsia="黑体"/>
         <w:b/>
         <w:bCs/>
       </w:rPr>
@@ -5557,7 +5804,7 @@
         <w:spacing w:after="0" w:before="0" w:line="240" w:lineRule="auto"/>
       </w:pPr>
       <w:rPr>
-        <w:rFonts w:asciiTheme="majorHAnsi" w:cstheme="majorBidi" w:eastAsiaTheme="majorEastAsia" w:hAnsiTheme="majorHAnsi"/>
+        <w:rFonts w:asciiTheme="majorHAnsi" w:cstheme="majorBidi" w:hAnsiTheme="majorHAnsi" w:eastAsia="黑体"/>
         <w:b/>
         <w:bCs/>
       </w:rPr>
@@ -5578,7 +5825,7 @@
         <w:spacing w:after="0" w:before="0" w:line="240" w:lineRule="auto"/>
       </w:pPr>
       <w:rPr>
-        <w:rFonts w:asciiTheme="majorHAnsi" w:cstheme="majorBidi" w:eastAsiaTheme="majorEastAsia" w:hAnsiTheme="majorHAnsi"/>
+        <w:rFonts w:asciiTheme="majorHAnsi" w:cstheme="majorBidi" w:hAnsiTheme="majorHAnsi" w:eastAsia="黑体"/>
         <w:b/>
         <w:bCs/>
       </w:rPr>
@@ -5596,14 +5843,14 @@
     </w:tblStylePr>
     <w:tblStylePr w:type="firstCol">
       <w:rPr>
-        <w:rFonts w:asciiTheme="majorHAnsi" w:cstheme="majorBidi" w:eastAsiaTheme="majorEastAsia" w:hAnsiTheme="majorHAnsi"/>
+        <w:rFonts w:asciiTheme="majorHAnsi" w:cstheme="majorBidi" w:hAnsiTheme="majorHAnsi" w:eastAsia="黑体"/>
         <w:b/>
         <w:bCs/>
       </w:rPr>
     </w:tblStylePr>
     <w:tblStylePr w:type="lastCol">
       <w:rPr>
-        <w:rFonts w:asciiTheme="majorHAnsi" w:cstheme="majorBidi" w:eastAsiaTheme="majorEastAsia" w:hAnsiTheme="majorHAnsi"/>
+        <w:rFonts w:asciiTheme="majorHAnsi" w:cstheme="majorBidi" w:hAnsiTheme="majorHAnsi" w:eastAsia="黑体"/>
         <w:b/>
         <w:bCs/>
       </w:rPr>
@@ -5687,7 +5934,7 @@
         <w:spacing w:after="0" w:before="0" w:line="240" w:lineRule="auto"/>
       </w:pPr>
       <w:rPr>
-        <w:rFonts w:asciiTheme="majorHAnsi" w:cstheme="majorBidi" w:eastAsiaTheme="majorEastAsia" w:hAnsiTheme="majorHAnsi"/>
+        <w:rFonts w:asciiTheme="majorHAnsi" w:cstheme="majorBidi" w:hAnsiTheme="majorHAnsi" w:eastAsia="黑体"/>
         <w:b/>
         <w:bCs/>
       </w:rPr>
@@ -5708,7 +5955,7 @@
         <w:spacing w:after="0" w:before="0" w:line="240" w:lineRule="auto"/>
       </w:pPr>
       <w:rPr>
-        <w:rFonts w:asciiTheme="majorHAnsi" w:cstheme="majorBidi" w:eastAsiaTheme="majorEastAsia" w:hAnsiTheme="majorHAnsi"/>
+        <w:rFonts w:asciiTheme="majorHAnsi" w:cstheme="majorBidi" w:hAnsiTheme="majorHAnsi" w:eastAsia="黑体"/>
         <w:b/>
         <w:bCs/>
       </w:rPr>
@@ -5726,14 +5973,14 @@
     </w:tblStylePr>
     <w:tblStylePr w:type="firstCol">
       <w:rPr>
-        <w:rFonts w:asciiTheme="majorHAnsi" w:cstheme="majorBidi" w:eastAsiaTheme="majorEastAsia" w:hAnsiTheme="majorHAnsi"/>
+        <w:rFonts w:asciiTheme="majorHAnsi" w:cstheme="majorBidi" w:hAnsiTheme="majorHAnsi" w:eastAsia="黑体"/>
         <w:b/>
         <w:bCs/>
       </w:rPr>
     </w:tblStylePr>
     <w:tblStylePr w:type="lastCol">
       <w:rPr>
-        <w:rFonts w:asciiTheme="majorHAnsi" w:cstheme="majorBidi" w:eastAsiaTheme="majorEastAsia" w:hAnsiTheme="majorHAnsi"/>
+        <w:rFonts w:asciiTheme="majorHAnsi" w:cstheme="majorBidi" w:hAnsiTheme="majorHAnsi" w:eastAsia="黑体"/>
         <w:b/>
         <w:bCs/>
       </w:rPr>
@@ -5816,6 +6063,7 @@
         <w:spacing w:after="0" w:before="0" w:line="240" w:lineRule="auto"/>
       </w:pPr>
       <w:rPr>
+        <w:rFonts w:eastAsia="黑体"/>
         <w:b/>
         <w:bCs/>
         <w:color w:themeColor="background1" w:val="FFFFFF"/>
@@ -5838,6 +6086,7 @@
         <w:spacing w:after="0" w:before="0" w:line="240" w:lineRule="auto"/>
       </w:pPr>
       <w:rPr>
+        <w:rFonts w:eastAsia="黑体"/>
         <w:b/>
         <w:bCs/>
       </w:rPr>
@@ -5855,12 +6104,14 @@
     </w:tblStylePr>
     <w:tblStylePr w:type="firstCol">
       <w:rPr>
+        <w:rFonts w:eastAsia="黑体"/>
         <w:b/>
         <w:bCs/>
       </w:rPr>
     </w:tblStylePr>
     <w:tblStylePr w:type="lastCol">
       <w:rPr>
+        <w:rFonts w:eastAsia="黑体"/>
         <w:b/>
         <w:bCs/>
       </w:rPr>
@@ -5922,6 +6173,7 @@
         <w:spacing w:after="0" w:before="0" w:line="240" w:lineRule="auto"/>
       </w:pPr>
       <w:rPr>
+        <w:rFonts w:eastAsia="黑体"/>
         <w:b/>
         <w:bCs/>
         <w:color w:themeColor="background1" w:val="FFFFFF"/>
@@ -5944,6 +6196,7 @@
         <w:spacing w:after="0" w:before="0" w:line="240" w:lineRule="auto"/>
       </w:pPr>
       <w:rPr>
+        <w:rFonts w:eastAsia="黑体"/>
         <w:b/>
         <w:bCs/>
       </w:rPr>
@@ -5961,12 +6214,14 @@
     </w:tblStylePr>
     <w:tblStylePr w:type="firstCol">
       <w:rPr>
+        <w:rFonts w:eastAsia="黑体"/>
         <w:b/>
         <w:bCs/>
       </w:rPr>
     </w:tblStylePr>
     <w:tblStylePr w:type="lastCol">
       <w:rPr>
+        <w:rFonts w:eastAsia="黑体"/>
         <w:b/>
         <w:bCs/>
       </w:rPr>
@@ -6028,6 +6283,7 @@
         <w:spacing w:after="0" w:before="0" w:line="240" w:lineRule="auto"/>
       </w:pPr>
       <w:rPr>
+        <w:rFonts w:eastAsia="黑体"/>
         <w:b/>
         <w:bCs/>
         <w:color w:themeColor="background1" w:val="FFFFFF"/>
@@ -6050,6 +6306,7 @@
         <w:spacing w:after="0" w:before="0" w:line="240" w:lineRule="auto"/>
       </w:pPr>
       <w:rPr>
+        <w:rFonts w:eastAsia="黑体"/>
         <w:b/>
         <w:bCs/>
       </w:rPr>
@@ -6067,12 +6324,14 @@
     </w:tblStylePr>
     <w:tblStylePr w:type="firstCol">
       <w:rPr>
+        <w:rFonts w:eastAsia="黑体"/>
         <w:b/>
         <w:bCs/>
       </w:rPr>
     </w:tblStylePr>
     <w:tblStylePr w:type="lastCol">
       <w:rPr>
+        <w:rFonts w:eastAsia="黑体"/>
         <w:b/>
         <w:bCs/>
       </w:rPr>
@@ -6134,6 +6393,7 @@
         <w:spacing w:after="0" w:before="0" w:line="240" w:lineRule="auto"/>
       </w:pPr>
       <w:rPr>
+        <w:rFonts w:eastAsia="黑体"/>
         <w:b/>
         <w:bCs/>
         <w:color w:themeColor="background1" w:val="FFFFFF"/>
@@ -6156,6 +6416,7 @@
         <w:spacing w:after="0" w:before="0" w:line="240" w:lineRule="auto"/>
       </w:pPr>
       <w:rPr>
+        <w:rFonts w:eastAsia="黑体"/>
         <w:b/>
         <w:bCs/>
       </w:rPr>
@@ -6173,12 +6434,14 @@
     </w:tblStylePr>
     <w:tblStylePr w:type="firstCol">
       <w:rPr>
+        <w:rFonts w:eastAsia="黑体"/>
         <w:b/>
         <w:bCs/>
       </w:rPr>
     </w:tblStylePr>
     <w:tblStylePr w:type="lastCol">
       <w:rPr>
+        <w:rFonts w:eastAsia="黑体"/>
         <w:b/>
         <w:bCs/>
       </w:rPr>
@@ -6240,6 +6503,7 @@
         <w:spacing w:after="0" w:before="0" w:line="240" w:lineRule="auto"/>
       </w:pPr>
       <w:rPr>
+        <w:rFonts w:eastAsia="黑体"/>
         <w:b/>
         <w:bCs/>
         <w:color w:themeColor="background1" w:val="FFFFFF"/>
@@ -6262,6 +6526,7 @@
         <w:spacing w:after="0" w:before="0" w:line="240" w:lineRule="auto"/>
       </w:pPr>
       <w:rPr>
+        <w:rFonts w:eastAsia="黑体"/>
         <w:b/>
         <w:bCs/>
       </w:rPr>
@@ -6279,12 +6544,14 @@
     </w:tblStylePr>
     <w:tblStylePr w:type="firstCol">
       <w:rPr>
+        <w:rFonts w:eastAsia="黑体"/>
         <w:b/>
         <w:bCs/>
       </w:rPr>
     </w:tblStylePr>
     <w:tblStylePr w:type="lastCol">
       <w:rPr>
+        <w:rFonts w:eastAsia="黑体"/>
         <w:b/>
         <w:bCs/>
       </w:rPr>
@@ -6346,6 +6613,7 @@
         <w:spacing w:after="0" w:before="0" w:line="240" w:lineRule="auto"/>
       </w:pPr>
       <w:rPr>
+        <w:rFonts w:eastAsia="黑体"/>
         <w:b/>
         <w:bCs/>
         <w:color w:themeColor="background1" w:val="FFFFFF"/>
@@ -6368,6 +6636,7 @@
         <w:spacing w:after="0" w:before="0" w:line="240" w:lineRule="auto"/>
       </w:pPr>
       <w:rPr>
+        <w:rFonts w:eastAsia="黑体"/>
         <w:b/>
         <w:bCs/>
       </w:rPr>
@@ -6385,12 +6654,14 @@
     </w:tblStylePr>
     <w:tblStylePr w:type="firstCol">
       <w:rPr>
+        <w:rFonts w:eastAsia="黑体"/>
         <w:b/>
         <w:bCs/>
       </w:rPr>
     </w:tblStylePr>
     <w:tblStylePr w:type="lastCol">
       <w:rPr>
+        <w:rFonts w:eastAsia="黑体"/>
         <w:b/>
         <w:bCs/>
       </w:rPr>
@@ -6452,6 +6723,7 @@
         <w:spacing w:after="0" w:before="0" w:line="240" w:lineRule="auto"/>
       </w:pPr>
       <w:rPr>
+        <w:rFonts w:eastAsia="黑体"/>
         <w:b/>
         <w:bCs/>
         <w:color w:themeColor="background1" w:val="FFFFFF"/>
@@ -6474,6 +6746,7 @@
         <w:spacing w:after="0" w:before="0" w:line="240" w:lineRule="auto"/>
       </w:pPr>
       <w:rPr>
+        <w:rFonts w:eastAsia="黑体"/>
         <w:b/>
         <w:bCs/>
       </w:rPr>
@@ -6491,12 +6764,14 @@
     </w:tblStylePr>
     <w:tblStylePr w:type="firstCol">
       <w:rPr>
+        <w:rFonts w:eastAsia="黑体"/>
         <w:b/>
         <w:bCs/>
       </w:rPr>
     </w:tblStylePr>
     <w:tblStylePr w:type="lastCol">
       <w:rPr>
+        <w:rFonts w:eastAsia="黑体"/>
         <w:b/>
         <w:bCs/>
       </w:rPr>
@@ -6555,6 +6830,7 @@
         <w:spacing w:after="0" w:before="0" w:line="240" w:lineRule="auto"/>
       </w:pPr>
       <w:rPr>
+        <w:rFonts w:eastAsia="黑体"/>
         <w:b/>
         <w:bCs/>
         <w:color w:themeColor="background1" w:val="FFFFFF"/>
@@ -6577,6 +6853,7 @@
         <w:spacing w:after="0" w:before="0" w:line="240" w:lineRule="auto"/>
       </w:pPr>
       <w:rPr>
+        <w:rFonts w:eastAsia="黑体"/>
         <w:color w:val="auto"/>
       </w:rPr>
       <w:tblPr/>
@@ -6594,6 +6871,7 @@
     </w:tblStylePr>
     <w:tblStylePr w:type="firstCol">
       <w:rPr>
+        <w:rFonts w:eastAsia="黑体"/>
         <w:b/>
         <w:bCs/>
         <w:color w:themeColor="background1" w:val="FFFFFF"/>
@@ -6613,6 +6891,7 @@
     </w:tblStylePr>
     <w:tblStylePr w:type="lastCol">
       <w:rPr>
+        <w:rFonts w:eastAsia="黑体"/>
         <w:b/>
         <w:bCs/>
         <w:color w:themeColor="background1" w:val="FFFFFF"/>
@@ -6661,6 +6940,7 @@
     </w:tblStylePr>
     <w:tblStylePr w:type="nwCell">
       <w:rPr>
+        <w:rFonts w:eastAsia="黑体"/>
         <w:color w:themeColor="background1" w:val="FFFFFF"/>
       </w:rPr>
       <w:tblPr/>
@@ -6704,6 +6984,7 @@
         <w:spacing w:after="0" w:before="0" w:line="240" w:lineRule="auto"/>
       </w:pPr>
       <w:rPr>
+        <w:rFonts w:eastAsia="黑体"/>
         <w:b/>
         <w:bCs/>
         <w:color w:themeColor="background1" w:val="FFFFFF"/>
@@ -6726,6 +7007,7 @@
         <w:spacing w:after="0" w:before="0" w:line="240" w:lineRule="auto"/>
       </w:pPr>
       <w:rPr>
+        <w:rFonts w:eastAsia="黑体"/>
         <w:color w:val="auto"/>
       </w:rPr>
       <w:tblPr/>
@@ -6743,6 +7025,7 @@
     </w:tblStylePr>
     <w:tblStylePr w:type="firstCol">
       <w:rPr>
+        <w:rFonts w:eastAsia="黑体"/>
         <w:b/>
         <w:bCs/>
         <w:color w:themeColor="background1" w:val="FFFFFF"/>
@@ -6762,6 +7045,7 @@
     </w:tblStylePr>
     <w:tblStylePr w:type="lastCol">
       <w:rPr>
+        <w:rFonts w:eastAsia="黑体"/>
         <w:b/>
         <w:bCs/>
         <w:color w:themeColor="background1" w:val="FFFFFF"/>
@@ -6810,6 +7094,7 @@
     </w:tblStylePr>
     <w:tblStylePr w:type="nwCell">
       <w:rPr>
+        <w:rFonts w:eastAsia="黑体"/>
         <w:color w:themeColor="background1" w:val="FFFFFF"/>
       </w:rPr>
       <w:tblPr/>
@@ -6853,6 +7138,7 @@
         <w:spacing w:after="0" w:before="0" w:line="240" w:lineRule="auto"/>
       </w:pPr>
       <w:rPr>
+        <w:rFonts w:eastAsia="黑体"/>
         <w:b/>
         <w:bCs/>
         <w:color w:themeColor="background1" w:val="FFFFFF"/>
@@ -6875,6 +7161,7 @@
         <w:spacing w:after="0" w:before="0" w:line="240" w:lineRule="auto"/>
       </w:pPr>
       <w:rPr>
+        <w:rFonts w:eastAsia="黑体"/>
         <w:color w:val="auto"/>
       </w:rPr>
       <w:tblPr/>
@@ -6892,6 +7179,7 @@
     </w:tblStylePr>
     <w:tblStylePr w:type="firstCol">
       <w:rPr>
+        <w:rFonts w:eastAsia="黑体"/>
         <w:b/>
         <w:bCs/>
         <w:color w:themeColor="background1" w:val="FFFFFF"/>
@@ -6911,6 +7199,7 @@
     </w:tblStylePr>
     <w:tblStylePr w:type="lastCol">
       <w:rPr>
+        <w:rFonts w:eastAsia="黑体"/>
         <w:b/>
         <w:bCs/>
         <w:color w:themeColor="background1" w:val="FFFFFF"/>
@@ -6959,6 +7248,7 @@
     </w:tblStylePr>
     <w:tblStylePr w:type="nwCell">
       <w:rPr>
+        <w:rFonts w:eastAsia="黑体"/>
         <w:color w:themeColor="background1" w:val="FFFFFF"/>
       </w:rPr>
       <w:tblPr/>
@@ -7002,6 +7292,7 @@
         <w:spacing w:after="0" w:before="0" w:line="240" w:lineRule="auto"/>
       </w:pPr>
       <w:rPr>
+        <w:rFonts w:eastAsia="黑体"/>
         <w:b/>
         <w:bCs/>
         <w:color w:themeColor="background1" w:val="FFFFFF"/>
@@ -7024,6 +7315,7 @@
         <w:spacing w:after="0" w:before="0" w:line="240" w:lineRule="auto"/>
       </w:pPr>
       <w:rPr>
+        <w:rFonts w:eastAsia="黑体"/>
         <w:color w:val="auto"/>
       </w:rPr>
       <w:tblPr/>
@@ -7041,6 +7333,7 @@
     </w:tblStylePr>
     <w:tblStylePr w:type="firstCol">
       <w:rPr>
+        <w:rFonts w:eastAsia="黑体"/>
         <w:b/>
         <w:bCs/>
         <w:color w:themeColor="background1" w:val="FFFFFF"/>
@@ -7060,6 +7353,7 @@
     </w:tblStylePr>
     <w:tblStylePr w:type="lastCol">
       <w:rPr>
+        <w:rFonts w:eastAsia="黑体"/>
         <w:b/>
         <w:bCs/>
         <w:color w:themeColor="background1" w:val="FFFFFF"/>
@@ -7108,6 +7402,7 @@
     </w:tblStylePr>
     <w:tblStylePr w:type="nwCell">
       <w:rPr>
+        <w:rFonts w:eastAsia="黑体"/>
         <w:color w:themeColor="background1" w:val="FFFFFF"/>
       </w:rPr>
       <w:tblPr/>
@@ -7151,6 +7446,7 @@
         <w:spacing w:after="0" w:before="0" w:line="240" w:lineRule="auto"/>
       </w:pPr>
       <w:rPr>
+        <w:rFonts w:eastAsia="黑体"/>
         <w:b/>
         <w:bCs/>
         <w:color w:themeColor="background1" w:val="FFFFFF"/>
@@ -7173,6 +7469,7 @@
         <w:spacing w:after="0" w:before="0" w:line="240" w:lineRule="auto"/>
       </w:pPr>
       <w:rPr>
+        <w:rFonts w:eastAsia="黑体"/>
         <w:color w:val="auto"/>
       </w:rPr>
       <w:tblPr/>
@@ -7190,6 +7487,7 @@
     </w:tblStylePr>
     <w:tblStylePr w:type="firstCol">
       <w:rPr>
+        <w:rFonts w:eastAsia="黑体"/>
         <w:b/>
         <w:bCs/>
         <w:color w:themeColor="background1" w:val="FFFFFF"/>
@@ -7209,6 +7507,7 @@
     </w:tblStylePr>
     <w:tblStylePr w:type="lastCol">
       <w:rPr>
+        <w:rFonts w:eastAsia="黑体"/>
         <w:b/>
         <w:bCs/>
         <w:color w:themeColor="background1" w:val="FFFFFF"/>
@@ -7257,6 +7556,7 @@
     </w:tblStylePr>
     <w:tblStylePr w:type="nwCell">
       <w:rPr>
+        <w:rFonts w:eastAsia="黑体"/>
         <w:color w:themeColor="background1" w:val="FFFFFF"/>
       </w:rPr>
       <w:tblPr/>
@@ -7300,6 +7600,7 @@
         <w:spacing w:after="0" w:before="0" w:line="240" w:lineRule="auto"/>
       </w:pPr>
       <w:rPr>
+        <w:rFonts w:eastAsia="黑体"/>
         <w:b/>
         <w:bCs/>
         <w:color w:themeColor="background1" w:val="FFFFFF"/>
@@ -7322,6 +7623,7 @@
         <w:spacing w:after="0" w:before="0" w:line="240" w:lineRule="auto"/>
       </w:pPr>
       <w:rPr>
+        <w:rFonts w:eastAsia="黑体"/>
         <w:color w:val="auto"/>
       </w:rPr>
       <w:tblPr/>
@@ -7339,6 +7641,7 @@
     </w:tblStylePr>
     <w:tblStylePr w:type="firstCol">
       <w:rPr>
+        <w:rFonts w:eastAsia="黑体"/>
         <w:b/>
         <w:bCs/>
         <w:color w:themeColor="background1" w:val="FFFFFF"/>
@@ -7358,6 +7661,7 @@
     </w:tblStylePr>
     <w:tblStylePr w:type="lastCol">
       <w:rPr>
+        <w:rFonts w:eastAsia="黑体"/>
         <w:b/>
         <w:bCs/>
         <w:color w:themeColor="background1" w:val="FFFFFF"/>
@@ -7406,6 +7710,7 @@
     </w:tblStylePr>
     <w:tblStylePr w:type="nwCell">
       <w:rPr>
+        <w:rFonts w:eastAsia="黑体"/>
         <w:color w:themeColor="background1" w:val="FFFFFF"/>
       </w:rPr>
       <w:tblPr/>
@@ -7449,6 +7754,7 @@
         <w:spacing w:after="0" w:before="0" w:line="240" w:lineRule="auto"/>
       </w:pPr>
       <w:rPr>
+        <w:rFonts w:eastAsia="黑体"/>
         <w:b/>
         <w:bCs/>
         <w:color w:themeColor="background1" w:val="FFFFFF"/>
@@ -7471,6 +7777,7 @@
         <w:spacing w:after="0" w:before="0" w:line="240" w:lineRule="auto"/>
       </w:pPr>
       <w:rPr>
+        <w:rFonts w:eastAsia="黑体"/>
         <w:color w:val="auto"/>
       </w:rPr>
       <w:tblPr/>
@@ -7488,6 +7795,7 @@
     </w:tblStylePr>
     <w:tblStylePr w:type="firstCol">
       <w:rPr>
+        <w:rFonts w:eastAsia="黑体"/>
         <w:b/>
         <w:bCs/>
         <w:color w:themeColor="background1" w:val="FFFFFF"/>
@@ -7507,6 +7815,7 @@
     </w:tblStylePr>
     <w:tblStylePr w:type="lastCol">
       <w:rPr>
+        <w:rFonts w:eastAsia="黑体"/>
         <w:b/>
         <w:bCs/>
         <w:color w:themeColor="background1" w:val="FFFFFF"/>
@@ -7555,6 +7864,7 @@
     </w:tblStylePr>
     <w:tblStylePr w:type="nwCell">
       <w:rPr>
+        <w:rFonts w:eastAsia="黑体"/>
         <w:color w:themeColor="background1" w:val="FFFFFF"/>
       </w:rPr>
       <w:tblPr/>
@@ -7579,6 +7889,7 @@
       <w:spacing w:after="0" w:line="240" w:lineRule="auto"/>
     </w:pPr>
     <w:rPr>
+      <w:rFonts w:eastAsia="黑体"/>
       <w:color w:themeColor="text1" w:val="000000"/>
     </w:rPr>
     <w:tblPr>
@@ -7598,7 +7909,7 @@
     </w:tblPr>
     <w:tblStylePr w:type="firstRow">
       <w:rPr>
-        <w:rFonts w:asciiTheme="majorHAnsi" w:cstheme="majorBidi" w:eastAsiaTheme="majorEastAsia" w:hAnsiTheme="majorHAnsi"/>
+        <w:rFonts w:asciiTheme="majorHAnsi" w:cstheme="majorBidi" w:hAnsiTheme="majorHAnsi" w:eastAsia="黑体"/>
       </w:rPr>
       <w:tblPr/>
       <w:tcPr>
@@ -7610,6 +7921,7 @@
     </w:tblStylePr>
     <w:tblStylePr w:type="lastRow">
       <w:rPr>
+        <w:rFonts w:eastAsia="黑体"/>
         <w:b/>
         <w:bCs/>
         <w:color w:themeColor="text2" w:val="1F497D"/>
@@ -7624,12 +7936,14 @@
     </w:tblStylePr>
     <w:tblStylePr w:type="firstCol">
       <w:rPr>
+        <w:rFonts w:eastAsia="黑体"/>
         <w:b/>
         <w:bCs/>
       </w:rPr>
     </w:tblStylePr>
     <w:tblStylePr w:type="lastCol">
       <w:rPr>
+        <w:rFonts w:eastAsia="黑体"/>
         <w:b/>
         <w:bCs/>
       </w:rPr>
@@ -7663,6 +7977,7 @@
       <w:spacing w:after="0" w:line="240" w:lineRule="auto"/>
     </w:pPr>
     <w:rPr>
+      <w:rFonts w:eastAsia="黑体"/>
       <w:color w:themeColor="text1" w:val="000000"/>
     </w:rPr>
     <w:tblPr>
@@ -7682,7 +7997,7 @@
     </w:tblPr>
     <w:tblStylePr w:type="firstRow">
       <w:rPr>
-        <w:rFonts w:asciiTheme="majorHAnsi" w:cstheme="majorBidi" w:eastAsiaTheme="majorEastAsia" w:hAnsiTheme="majorHAnsi"/>
+        <w:rFonts w:asciiTheme="majorHAnsi" w:cstheme="majorBidi" w:hAnsiTheme="majorHAnsi" w:eastAsia="黑体"/>
       </w:rPr>
       <w:tblPr/>
       <w:tcPr>
@@ -7694,6 +8009,7 @@
     </w:tblStylePr>
     <w:tblStylePr w:type="lastRow">
       <w:rPr>
+        <w:rFonts w:eastAsia="黑体"/>
         <w:b/>
         <w:bCs/>
         <w:color w:themeColor="text2" w:val="1F497D"/>
@@ -7708,12 +8024,14 @@
     </w:tblStylePr>
     <w:tblStylePr w:type="firstCol">
       <w:rPr>
+        <w:rFonts w:eastAsia="黑体"/>
         <w:b/>
         <w:bCs/>
       </w:rPr>
     </w:tblStylePr>
     <w:tblStylePr w:type="lastCol">
       <w:rPr>
+        <w:rFonts w:eastAsia="黑体"/>
         <w:b/>
         <w:bCs/>
       </w:rPr>
@@ -7747,6 +8065,7 @@
       <w:spacing w:after="0" w:line="240" w:lineRule="auto"/>
     </w:pPr>
     <w:rPr>
+      <w:rFonts w:eastAsia="黑体"/>
       <w:color w:themeColor="text1" w:val="000000"/>
     </w:rPr>
     <w:tblPr>
@@ -7766,7 +8085,7 @@
     </w:tblPr>
     <w:tblStylePr w:type="firstRow">
       <w:rPr>
-        <w:rFonts w:asciiTheme="majorHAnsi" w:cstheme="majorBidi" w:eastAsiaTheme="majorEastAsia" w:hAnsiTheme="majorHAnsi"/>
+        <w:rFonts w:asciiTheme="majorHAnsi" w:cstheme="majorBidi" w:hAnsiTheme="majorHAnsi" w:eastAsia="黑体"/>
       </w:rPr>
       <w:tblPr/>
       <w:tcPr>
@@ -7778,6 +8097,7 @@
     </w:tblStylePr>
     <w:tblStylePr w:type="lastRow">
       <w:rPr>
+        <w:rFonts w:eastAsia="黑体"/>
         <w:b/>
         <w:bCs/>
         <w:color w:themeColor="text2" w:val="1F497D"/>
@@ -7792,12 +8112,14 @@
     </w:tblStylePr>
     <w:tblStylePr w:type="firstCol">
       <w:rPr>
+        <w:rFonts w:eastAsia="黑体"/>
         <w:b/>
         <w:bCs/>
       </w:rPr>
     </w:tblStylePr>
     <w:tblStylePr w:type="lastCol">
       <w:rPr>
+        <w:rFonts w:eastAsia="黑体"/>
         <w:b/>
         <w:bCs/>
       </w:rPr>
@@ -7831,6 +8153,7 @@
       <w:spacing w:after="0" w:line="240" w:lineRule="auto"/>
     </w:pPr>
     <w:rPr>
+      <w:rFonts w:eastAsia="黑体"/>
       <w:color w:themeColor="text1" w:val="000000"/>
     </w:rPr>
     <w:tblPr>
@@ -7850,7 +8173,7 @@
     </w:tblPr>
     <w:tblStylePr w:type="firstRow">
       <w:rPr>
-        <w:rFonts w:asciiTheme="majorHAnsi" w:cstheme="majorBidi" w:eastAsiaTheme="majorEastAsia" w:hAnsiTheme="majorHAnsi"/>
+        <w:rFonts w:asciiTheme="majorHAnsi" w:cstheme="majorBidi" w:hAnsiTheme="majorHAnsi" w:eastAsia="黑体"/>
       </w:rPr>
       <w:tblPr/>
       <w:tcPr>
@@ -7862,6 +8185,7 @@
     </w:tblStylePr>
     <w:tblStylePr w:type="lastRow">
       <w:rPr>
+        <w:rFonts w:eastAsia="黑体"/>
         <w:b/>
         <w:bCs/>
         <w:color w:themeColor="text2" w:val="1F497D"/>
@@ -7876,12 +8200,14 @@
     </w:tblStylePr>
     <w:tblStylePr w:type="firstCol">
       <w:rPr>
+        <w:rFonts w:eastAsia="黑体"/>
         <w:b/>
         <w:bCs/>
       </w:rPr>
     </w:tblStylePr>
     <w:tblStylePr w:type="lastCol">
       <w:rPr>
+        <w:rFonts w:eastAsia="黑体"/>
         <w:b/>
         <w:bCs/>
       </w:rPr>
@@ -7915,6 +8241,7 @@
       <w:spacing w:after="0" w:line="240" w:lineRule="auto"/>
     </w:pPr>
     <w:rPr>
+      <w:rFonts w:eastAsia="黑体"/>
       <w:color w:themeColor="text1" w:val="000000"/>
     </w:rPr>
     <w:tblPr>
@@ -7934,7 +8261,7 @@
     </w:tblPr>
     <w:tblStylePr w:type="firstRow">
       <w:rPr>
-        <w:rFonts w:asciiTheme="majorHAnsi" w:cstheme="majorBidi" w:eastAsiaTheme="majorEastAsia" w:hAnsiTheme="majorHAnsi"/>
+        <w:rFonts w:asciiTheme="majorHAnsi" w:cstheme="majorBidi" w:hAnsiTheme="majorHAnsi" w:eastAsia="黑体"/>
       </w:rPr>
       <w:tblPr/>
       <w:tcPr>
@@ -7946,6 +8273,7 @@
     </w:tblStylePr>
     <w:tblStylePr w:type="lastRow">
       <w:rPr>
+        <w:rFonts w:eastAsia="黑体"/>
         <w:b/>
         <w:bCs/>
         <w:color w:themeColor="text2" w:val="1F497D"/>
@@ -7960,12 +8288,14 @@
     </w:tblStylePr>
     <w:tblStylePr w:type="firstCol">
       <w:rPr>
+        <w:rFonts w:eastAsia="黑体"/>
         <w:b/>
         <w:bCs/>
       </w:rPr>
     </w:tblStylePr>
     <w:tblStylePr w:type="lastCol">
       <w:rPr>
+        <w:rFonts w:eastAsia="黑体"/>
         <w:b/>
         <w:bCs/>
       </w:rPr>
@@ -7999,6 +8329,7 @@
       <w:spacing w:after="0" w:line="240" w:lineRule="auto"/>
     </w:pPr>
     <w:rPr>
+      <w:rFonts w:eastAsia="黑体"/>
       <w:color w:themeColor="text1" w:val="000000"/>
     </w:rPr>
     <w:tblPr>
@@ -8018,7 +8349,7 @@
     </w:tblPr>
     <w:tblStylePr w:type="firstRow">
       <w:rPr>
-        <w:rFonts w:asciiTheme="majorHAnsi" w:cstheme="majorBidi" w:eastAsiaTheme="majorEastAsia" w:hAnsiTheme="majorHAnsi"/>
+        <w:rFonts w:asciiTheme="majorHAnsi" w:cstheme="majorBidi" w:hAnsiTheme="majorHAnsi" w:eastAsia="黑体"/>
       </w:rPr>
       <w:tblPr/>
       <w:tcPr>
@@ -8030,6 +8361,7 @@
     </w:tblStylePr>
     <w:tblStylePr w:type="lastRow">
       <w:rPr>
+        <w:rFonts w:eastAsia="黑体"/>
         <w:b/>
         <w:bCs/>
         <w:color w:themeColor="text2" w:val="1F497D"/>
@@ -8044,12 +8376,14 @@
     </w:tblStylePr>
     <w:tblStylePr w:type="firstCol">
       <w:rPr>
+        <w:rFonts w:eastAsia="黑体"/>
         <w:b/>
         <w:bCs/>
       </w:rPr>
     </w:tblStylePr>
     <w:tblStylePr w:type="lastCol">
       <w:rPr>
+        <w:rFonts w:eastAsia="黑体"/>
         <w:b/>
         <w:bCs/>
       </w:rPr>
@@ -8083,6 +8417,7 @@
       <w:spacing w:after="0" w:line="240" w:lineRule="auto"/>
     </w:pPr>
     <w:rPr>
+      <w:rFonts w:eastAsia="黑体"/>
       <w:color w:themeColor="text1" w:val="000000"/>
     </w:rPr>
     <w:tblPr>
@@ -8102,7 +8437,7 @@
     </w:tblPr>
     <w:tblStylePr w:type="firstRow">
       <w:rPr>
-        <w:rFonts w:asciiTheme="majorHAnsi" w:cstheme="majorBidi" w:eastAsiaTheme="majorEastAsia" w:hAnsiTheme="majorHAnsi"/>
+        <w:rFonts w:asciiTheme="majorHAnsi" w:cstheme="majorBidi" w:hAnsiTheme="majorHAnsi" w:eastAsia="黑体"/>
       </w:rPr>
       <w:tblPr/>
       <w:tcPr>
@@ -8114,6 +8449,7 @@
     </w:tblStylePr>
     <w:tblStylePr w:type="lastRow">
       <w:rPr>
+        <w:rFonts w:eastAsia="黑体"/>
         <w:b/>
         <w:bCs/>
         <w:color w:themeColor="text2" w:val="1F497D"/>
@@ -8128,12 +8464,14 @@
     </w:tblStylePr>
     <w:tblStylePr w:type="firstCol">
       <w:rPr>
+        <w:rFonts w:eastAsia="黑体"/>
         <w:b/>
         <w:bCs/>
       </w:rPr>
     </w:tblStylePr>
     <w:tblStylePr w:type="lastCol">
       <w:rPr>
+        <w:rFonts w:eastAsia="黑体"/>
         <w:b/>
         <w:bCs/>
       </w:rPr>
@@ -8167,7 +8505,7 @@
       <w:spacing w:after="0" w:line="240" w:lineRule="auto"/>
     </w:pPr>
     <w:rPr>
-      <w:rFonts w:asciiTheme="majorHAnsi" w:cstheme="majorBidi" w:eastAsiaTheme="majorEastAsia" w:hAnsiTheme="majorHAnsi"/>
+      <w:rFonts w:asciiTheme="majorHAnsi" w:cstheme="majorBidi" w:hAnsiTheme="majorHAnsi" w:eastAsia="黑体"/>
       <w:color w:themeColor="text1" w:val="000000"/>
     </w:rPr>
     <w:tblPr>
@@ -8189,6 +8527,7 @@
     </w:tblPr>
     <w:tblStylePr w:type="firstRow">
       <w:rPr>
+        <w:rFonts w:eastAsia="黑体"/>
         <w:sz w:val="24"/>
         <w:szCs w:val="24"/>
       </w:rPr>
@@ -8295,7 +8634,7 @@
       <w:spacing w:after="0" w:line="240" w:lineRule="auto"/>
     </w:pPr>
     <w:rPr>
-      <w:rFonts w:asciiTheme="majorHAnsi" w:cstheme="majorBidi" w:eastAsiaTheme="majorEastAsia" w:hAnsiTheme="majorHAnsi"/>
+      <w:rFonts w:asciiTheme="majorHAnsi" w:cstheme="majorBidi" w:hAnsiTheme="majorHAnsi" w:eastAsia="黑体"/>
       <w:color w:themeColor="text1" w:val="000000"/>
     </w:rPr>
     <w:tblPr>
@@ -8317,6 +8656,7 @@
     </w:tblPr>
     <w:tblStylePr w:type="firstRow">
       <w:rPr>
+        <w:rFonts w:eastAsia="黑体"/>
         <w:sz w:val="24"/>
         <w:szCs w:val="24"/>
       </w:rPr>
@@ -8423,7 +8763,7 @@
       <w:spacing w:after="0" w:line="240" w:lineRule="auto"/>
     </w:pPr>
     <w:rPr>
-      <w:rFonts w:asciiTheme="majorHAnsi" w:cstheme="majorBidi" w:eastAsiaTheme="majorEastAsia" w:hAnsiTheme="majorHAnsi"/>
+      <w:rFonts w:asciiTheme="majorHAnsi" w:cstheme="majorBidi" w:hAnsiTheme="majorHAnsi" w:eastAsia="黑体"/>
       <w:color w:themeColor="text1" w:val="000000"/>
     </w:rPr>
     <w:tblPr>
@@ -8445,6 +8785,7 @@
     </w:tblPr>
     <w:tblStylePr w:type="firstRow">
       <w:rPr>
+        <w:rFonts w:eastAsia="黑体"/>
         <w:sz w:val="24"/>
         <w:szCs w:val="24"/>
       </w:rPr>
@@ -8551,7 +8892,7 @@
       <w:spacing w:after="0" w:line="240" w:lineRule="auto"/>
     </w:pPr>
     <w:rPr>
-      <w:rFonts w:asciiTheme="majorHAnsi" w:cstheme="majorBidi" w:eastAsiaTheme="majorEastAsia" w:hAnsiTheme="majorHAnsi"/>
+      <w:rFonts w:asciiTheme="majorHAnsi" w:cstheme="majorBidi" w:hAnsiTheme="majorHAnsi" w:eastAsia="黑体"/>
       <w:color w:themeColor="text1" w:val="000000"/>
     </w:rPr>
     <w:tblPr>
@@ -8573,6 +8914,7 @@
     </w:tblPr>
     <w:tblStylePr w:type="firstRow">
       <w:rPr>
+        <w:rFonts w:eastAsia="黑体"/>
         <w:sz w:val="24"/>
         <w:szCs w:val="24"/>
       </w:rPr>
@@ -8679,7 +9021,7 @@
       <w:spacing w:after="0" w:line="240" w:lineRule="auto"/>
     </w:pPr>
     <w:rPr>
-      <w:rFonts w:asciiTheme="majorHAnsi" w:cstheme="majorBidi" w:eastAsiaTheme="majorEastAsia" w:hAnsiTheme="majorHAnsi"/>
+      <w:rFonts w:asciiTheme="majorHAnsi" w:cstheme="majorBidi" w:hAnsiTheme="majorHAnsi" w:eastAsia="黑体"/>
       <w:color w:themeColor="text1" w:val="000000"/>
     </w:rPr>
     <w:tblPr>
@@ -8701,6 +9043,7 @@
     </w:tblPr>
     <w:tblStylePr w:type="firstRow">
       <w:rPr>
+        <w:rFonts w:eastAsia="黑体"/>
         <w:sz w:val="24"/>
         <w:szCs w:val="24"/>
       </w:rPr>
@@ -8807,7 +9150,7 @@
       <w:spacing w:after="0" w:line="240" w:lineRule="auto"/>
     </w:pPr>
     <w:rPr>
-      <w:rFonts w:asciiTheme="majorHAnsi" w:cstheme="majorBidi" w:eastAsiaTheme="majorEastAsia" w:hAnsiTheme="majorHAnsi"/>
+      <w:rFonts w:asciiTheme="majorHAnsi" w:cstheme="majorBidi" w:hAnsiTheme="majorHAnsi" w:eastAsia="黑体"/>
       <w:color w:themeColor="text1" w:val="000000"/>
     </w:rPr>
     <w:tblPr>
@@ -8829,6 +9172,7 @@
     </w:tblPr>
     <w:tblStylePr w:type="firstRow">
       <w:rPr>
+        <w:rFonts w:eastAsia="黑体"/>
         <w:sz w:val="24"/>
         <w:szCs w:val="24"/>
       </w:rPr>
@@ -8935,7 +9279,7 @@
       <w:spacing w:after="0" w:line="240" w:lineRule="auto"/>
     </w:pPr>
     <w:rPr>
-      <w:rFonts w:asciiTheme="majorHAnsi" w:cstheme="majorBidi" w:eastAsiaTheme="majorEastAsia" w:hAnsiTheme="majorHAnsi"/>
+      <w:rFonts w:asciiTheme="majorHAnsi" w:cstheme="majorBidi" w:hAnsiTheme="majorHAnsi" w:eastAsia="黑体"/>
       <w:color w:themeColor="text1" w:val="000000"/>
     </w:rPr>
     <w:tblPr>
@@ -8957,6 +9301,7 @@
     </w:tblPr>
     <w:tblStylePr w:type="firstRow">
       <w:rPr>
+        <w:rFonts w:eastAsia="黑体"/>
         <w:sz w:val="24"/>
         <w:szCs w:val="24"/>
       </w:rPr>
@@ -9086,12 +9431,14 @@
     </w:tcPr>
     <w:tblStylePr w:type="firstRow">
       <w:rPr>
+        <w:rFonts w:eastAsia="黑体"/>
         <w:b/>
         <w:bCs/>
       </w:rPr>
     </w:tblStylePr>
     <w:tblStylePr w:type="lastRow">
       <w:rPr>
+        <w:rFonts w:eastAsia="黑体"/>
         <w:b/>
         <w:bCs/>
       </w:rPr>
@@ -9104,12 +9451,14 @@
     </w:tblStylePr>
     <w:tblStylePr w:type="firstCol">
       <w:rPr>
+        <w:rFonts w:eastAsia="黑体"/>
         <w:b/>
         <w:bCs/>
       </w:rPr>
     </w:tblStylePr>
     <w:tblStylePr w:type="lastCol">
       <w:rPr>
+        <w:rFonts w:eastAsia="黑体"/>
         <w:b/>
         <w:bCs/>
       </w:rPr>
@@ -9159,12 +9508,14 @@
     </w:tcPr>
     <w:tblStylePr w:type="firstRow">
       <w:rPr>
+        <w:rFonts w:eastAsia="黑体"/>
         <w:b/>
         <w:bCs/>
       </w:rPr>
     </w:tblStylePr>
     <w:tblStylePr w:type="lastRow">
       <w:rPr>
+        <w:rFonts w:eastAsia="黑体"/>
         <w:b/>
         <w:bCs/>
       </w:rPr>
@@ -9177,12 +9528,14 @@
     </w:tblStylePr>
     <w:tblStylePr w:type="firstCol">
       <w:rPr>
+        <w:rFonts w:eastAsia="黑体"/>
         <w:b/>
         <w:bCs/>
       </w:rPr>
     </w:tblStylePr>
     <w:tblStylePr w:type="lastCol">
       <w:rPr>
+        <w:rFonts w:eastAsia="黑体"/>
         <w:b/>
         <w:bCs/>
       </w:rPr>
@@ -9232,12 +9585,14 @@
     </w:tcPr>
     <w:tblStylePr w:type="firstRow">
       <w:rPr>
+        <w:rFonts w:eastAsia="黑体"/>
         <w:b/>
         <w:bCs/>
       </w:rPr>
     </w:tblStylePr>
     <w:tblStylePr w:type="lastRow">
       <w:rPr>
+        <w:rFonts w:eastAsia="黑体"/>
         <w:b/>
         <w:bCs/>
       </w:rPr>
@@ -9250,12 +9605,14 @@
     </w:tblStylePr>
     <w:tblStylePr w:type="firstCol">
       <w:rPr>
+        <w:rFonts w:eastAsia="黑体"/>
         <w:b/>
         <w:bCs/>
       </w:rPr>
     </w:tblStylePr>
     <w:tblStylePr w:type="lastCol">
       <w:rPr>
+        <w:rFonts w:eastAsia="黑体"/>
         <w:b/>
         <w:bCs/>
       </w:rPr>
@@ -9305,12 +9662,14 @@
     </w:tcPr>
     <w:tblStylePr w:type="firstRow">
       <w:rPr>
+        <w:rFonts w:eastAsia="黑体"/>
         <w:b/>
         <w:bCs/>
       </w:rPr>
     </w:tblStylePr>
     <w:tblStylePr w:type="lastRow">
       <w:rPr>
+        <w:rFonts w:eastAsia="黑体"/>
         <w:b/>
         <w:bCs/>
       </w:rPr>
@@ -9323,12 +9682,14 @@
     </w:tblStylePr>
     <w:tblStylePr w:type="firstCol">
       <w:rPr>
+        <w:rFonts w:eastAsia="黑体"/>
         <w:b/>
         <w:bCs/>
       </w:rPr>
     </w:tblStylePr>
     <w:tblStylePr w:type="lastCol">
       <w:rPr>
+        <w:rFonts w:eastAsia="黑体"/>
         <w:b/>
         <w:bCs/>
       </w:rPr>
@@ -9378,12 +9739,14 @@
     </w:tcPr>
     <w:tblStylePr w:type="firstRow">
       <w:rPr>
+        <w:rFonts w:eastAsia="黑体"/>
         <w:b/>
         <w:bCs/>
       </w:rPr>
     </w:tblStylePr>
     <w:tblStylePr w:type="lastRow">
       <w:rPr>
+        <w:rFonts w:eastAsia="黑体"/>
         <w:b/>
         <w:bCs/>
       </w:rPr>
@@ -9396,12 +9759,14 @@
     </w:tblStylePr>
     <w:tblStylePr w:type="firstCol">
       <w:rPr>
+        <w:rFonts w:eastAsia="黑体"/>
         <w:b/>
         <w:bCs/>
       </w:rPr>
     </w:tblStylePr>
     <w:tblStylePr w:type="lastCol">
       <w:rPr>
+        <w:rFonts w:eastAsia="黑体"/>
         <w:b/>
         <w:bCs/>
       </w:rPr>
@@ -9451,12 +9816,14 @@
     </w:tcPr>
     <w:tblStylePr w:type="firstRow">
       <w:rPr>
+        <w:rFonts w:eastAsia="黑体"/>
         <w:b/>
         <w:bCs/>
       </w:rPr>
     </w:tblStylePr>
     <w:tblStylePr w:type="lastRow">
       <w:rPr>
+        <w:rFonts w:eastAsia="黑体"/>
         <w:b/>
         <w:bCs/>
       </w:rPr>
@@ -9469,12 +9836,14 @@
     </w:tblStylePr>
     <w:tblStylePr w:type="firstCol">
       <w:rPr>
+        <w:rFonts w:eastAsia="黑体"/>
         <w:b/>
         <w:bCs/>
       </w:rPr>
     </w:tblStylePr>
     <w:tblStylePr w:type="lastCol">
       <w:rPr>
+        <w:rFonts w:eastAsia="黑体"/>
         <w:b/>
         <w:bCs/>
       </w:rPr>
@@ -9524,12 +9893,14 @@
     </w:tcPr>
     <w:tblStylePr w:type="firstRow">
       <w:rPr>
+        <w:rFonts w:eastAsia="黑体"/>
         <w:b/>
         <w:bCs/>
       </w:rPr>
     </w:tblStylePr>
     <w:tblStylePr w:type="lastRow">
       <w:rPr>
+        <w:rFonts w:eastAsia="黑体"/>
         <w:b/>
         <w:bCs/>
       </w:rPr>
@@ -9542,12 +9913,14 @@
     </w:tblStylePr>
     <w:tblStylePr w:type="firstCol">
       <w:rPr>
+        <w:rFonts w:eastAsia="黑体"/>
         <w:b/>
         <w:bCs/>
       </w:rPr>
     </w:tblStylePr>
     <w:tblStylePr w:type="lastCol">
       <w:rPr>
+        <w:rFonts w:eastAsia="黑体"/>
         <w:b/>
         <w:bCs/>
       </w:rPr>
@@ -9574,7 +9947,7 @@
       <w:spacing w:after="0" w:line="240" w:lineRule="auto"/>
     </w:pPr>
     <w:rPr>
-      <w:rFonts w:asciiTheme="majorHAnsi" w:cstheme="majorBidi" w:eastAsiaTheme="majorEastAsia" w:hAnsiTheme="majorHAnsi"/>
+      <w:rFonts w:asciiTheme="majorHAnsi" w:cstheme="majorBidi" w:hAnsiTheme="majorHAnsi" w:eastAsia="黑体"/>
       <w:color w:themeColor="text1" w:val="000000"/>
     </w:rPr>
     <w:tblPr>
@@ -9601,6 +9974,7 @@
     </w:tcPr>
     <w:tblStylePr w:type="firstRow">
       <w:rPr>
+        <w:rFonts w:eastAsia="黑体"/>
         <w:b/>
         <w:bCs/>
         <w:color w:themeColor="text1" w:val="000000"/>
@@ -9612,6 +9986,7 @@
     </w:tblStylePr>
     <w:tblStylePr w:type="lastRow">
       <w:rPr>
+        <w:rFonts w:eastAsia="黑体"/>
         <w:b/>
         <w:bCs/>
         <w:color w:themeColor="text1" w:val="000000"/>
@@ -9631,6 +10006,7 @@
     </w:tblStylePr>
     <w:tblStylePr w:type="firstCol">
       <w:rPr>
+        <w:rFonts w:eastAsia="黑体"/>
         <w:b/>
         <w:bCs/>
         <w:color w:themeColor="text1" w:val="000000"/>
@@ -9650,6 +10026,7 @@
     </w:tblStylePr>
     <w:tblStylePr w:type="lastCol">
       <w:rPr>
+        <w:rFonts w:eastAsia="黑体"/>
         <w:b w:val="0"/>
         <w:bCs w:val="0"/>
         <w:color w:themeColor="text1" w:val="000000"/>
@@ -9699,7 +10076,7 @@
       <w:spacing w:after="0" w:line="240" w:lineRule="auto"/>
     </w:pPr>
     <w:rPr>
-      <w:rFonts w:asciiTheme="majorHAnsi" w:cstheme="majorBidi" w:eastAsiaTheme="majorEastAsia" w:hAnsiTheme="majorHAnsi"/>
+      <w:rFonts w:asciiTheme="majorHAnsi" w:cstheme="majorBidi" w:hAnsiTheme="majorHAnsi" w:eastAsia="黑体"/>
       <w:color w:themeColor="text1" w:val="000000"/>
     </w:rPr>
     <w:tblPr>
@@ -9726,6 +10103,7 @@
     </w:tcPr>
     <w:tblStylePr w:type="firstRow">
       <w:rPr>
+        <w:rFonts w:eastAsia="黑体"/>
         <w:b/>
         <w:bCs/>
         <w:color w:themeColor="text1" w:val="000000"/>
@@ -9737,6 +10115,7 @@
     </w:tblStylePr>
     <w:tblStylePr w:type="lastRow">
       <w:rPr>
+        <w:rFonts w:eastAsia="黑体"/>
         <w:b/>
         <w:bCs/>
         <w:color w:themeColor="text1" w:val="000000"/>
@@ -9756,6 +10135,7 @@
     </w:tblStylePr>
     <w:tblStylePr w:type="firstCol">
       <w:rPr>
+        <w:rFonts w:eastAsia="黑体"/>
         <w:b/>
         <w:bCs/>
         <w:color w:themeColor="text1" w:val="000000"/>
@@ -9775,6 +10155,7 @@
     </w:tblStylePr>
     <w:tblStylePr w:type="lastCol">
       <w:rPr>
+        <w:rFonts w:eastAsia="黑体"/>
         <w:b w:val="0"/>
         <w:bCs w:val="0"/>
         <w:color w:themeColor="text1" w:val="000000"/>
@@ -9824,7 +10205,7 @@
       <w:spacing w:after="0" w:line="240" w:lineRule="auto"/>
     </w:pPr>
     <w:rPr>
-      <w:rFonts w:asciiTheme="majorHAnsi" w:cstheme="majorBidi" w:eastAsiaTheme="majorEastAsia" w:hAnsiTheme="majorHAnsi"/>
+      <w:rFonts w:asciiTheme="majorHAnsi" w:cstheme="majorBidi" w:hAnsiTheme="majorHAnsi" w:eastAsia="黑体"/>
       <w:color w:themeColor="text1" w:val="000000"/>
     </w:rPr>
     <w:tblPr>
@@ -9851,6 +10232,7 @@
     </w:tcPr>
     <w:tblStylePr w:type="firstRow">
       <w:rPr>
+        <w:rFonts w:eastAsia="黑体"/>
         <w:b/>
         <w:bCs/>
         <w:color w:themeColor="text1" w:val="000000"/>
@@ -9862,6 +10244,7 @@
     </w:tblStylePr>
     <w:tblStylePr w:type="lastRow">
       <w:rPr>
+        <w:rFonts w:eastAsia="黑体"/>
         <w:b/>
         <w:bCs/>
         <w:color w:themeColor="text1" w:val="000000"/>
@@ -9881,6 +10264,7 @@
     </w:tblStylePr>
     <w:tblStylePr w:type="firstCol">
       <w:rPr>
+        <w:rFonts w:eastAsia="黑体"/>
         <w:b/>
         <w:bCs/>
         <w:color w:themeColor="text1" w:val="000000"/>
@@ -9900,6 +10284,7 @@
     </w:tblStylePr>
     <w:tblStylePr w:type="lastCol">
       <w:rPr>
+        <w:rFonts w:eastAsia="黑体"/>
         <w:b w:val="0"/>
         <w:bCs w:val="0"/>
         <w:color w:themeColor="text1" w:val="000000"/>
@@ -9949,7 +10334,7 @@
       <w:spacing w:after="0" w:line="240" w:lineRule="auto"/>
     </w:pPr>
     <w:rPr>
-      <w:rFonts w:asciiTheme="majorHAnsi" w:cstheme="majorBidi" w:eastAsiaTheme="majorEastAsia" w:hAnsiTheme="majorHAnsi"/>
+      <w:rFonts w:asciiTheme="majorHAnsi" w:cstheme="majorBidi" w:hAnsiTheme="majorHAnsi" w:eastAsia="黑体"/>
       <w:color w:themeColor="text1" w:val="000000"/>
     </w:rPr>
     <w:tblPr>
@@ -9976,6 +10361,7 @@
     </w:tcPr>
     <w:tblStylePr w:type="firstRow">
       <w:rPr>
+        <w:rFonts w:eastAsia="黑体"/>
         <w:b/>
         <w:bCs/>
         <w:color w:themeColor="text1" w:val="000000"/>
@@ -9987,6 +10373,7 @@
     </w:tblStylePr>
     <w:tblStylePr w:type="lastRow">
       <w:rPr>
+        <w:rFonts w:eastAsia="黑体"/>
         <w:b/>
         <w:bCs/>
         <w:color w:themeColor="text1" w:val="000000"/>
@@ -10006,6 +10393,7 @@
     </w:tblStylePr>
     <w:tblStylePr w:type="firstCol">
       <w:rPr>
+        <w:rFonts w:eastAsia="黑体"/>
         <w:b/>
         <w:bCs/>
         <w:color w:themeColor="text1" w:val="000000"/>
@@ -10025,6 +10413,7 @@
     </w:tblStylePr>
     <w:tblStylePr w:type="lastCol">
       <w:rPr>
+        <w:rFonts w:eastAsia="黑体"/>
         <w:b w:val="0"/>
         <w:bCs w:val="0"/>
         <w:color w:themeColor="text1" w:val="000000"/>
@@ -10074,7 +10463,7 @@
       <w:spacing w:after="0" w:line="240" w:lineRule="auto"/>
     </w:pPr>
     <w:rPr>
-      <w:rFonts w:asciiTheme="majorHAnsi" w:cstheme="majorBidi" w:eastAsiaTheme="majorEastAsia" w:hAnsiTheme="majorHAnsi"/>
+      <w:rFonts w:asciiTheme="majorHAnsi" w:cstheme="majorBidi" w:hAnsiTheme="majorHAnsi" w:eastAsia="黑体"/>
       <w:color w:themeColor="text1" w:val="000000"/>
     </w:rPr>
     <w:tblPr>
@@ -10101,6 +10490,7 @@
     </w:tcPr>
     <w:tblStylePr w:type="firstRow">
       <w:rPr>
+        <w:rFonts w:eastAsia="黑体"/>
         <w:b/>
         <w:bCs/>
         <w:color w:themeColor="text1" w:val="000000"/>
@@ -10112,6 +10502,7 @@
     </w:tblStylePr>
     <w:tblStylePr w:type="lastRow">
       <w:rPr>
+        <w:rFonts w:eastAsia="黑体"/>
         <w:b/>
         <w:bCs/>
         <w:color w:themeColor="text1" w:val="000000"/>
@@ -10131,6 +10522,7 @@
     </w:tblStylePr>
     <w:tblStylePr w:type="firstCol">
       <w:rPr>
+        <w:rFonts w:eastAsia="黑体"/>
         <w:b/>
         <w:bCs/>
         <w:color w:themeColor="text1" w:val="000000"/>
@@ -10150,6 +10542,7 @@
     </w:tblStylePr>
     <w:tblStylePr w:type="lastCol">
       <w:rPr>
+        <w:rFonts w:eastAsia="黑体"/>
         <w:b w:val="0"/>
         <w:bCs w:val="0"/>
         <w:color w:themeColor="text1" w:val="000000"/>
@@ -10199,7 +10592,7 @@
       <w:spacing w:after="0" w:line="240" w:lineRule="auto"/>
     </w:pPr>
     <w:rPr>
-      <w:rFonts w:asciiTheme="majorHAnsi" w:cstheme="majorBidi" w:eastAsiaTheme="majorEastAsia" w:hAnsiTheme="majorHAnsi"/>
+      <w:rFonts w:asciiTheme="majorHAnsi" w:cstheme="majorBidi" w:hAnsiTheme="majorHAnsi" w:eastAsia="黑体"/>
       <w:color w:themeColor="text1" w:val="000000"/>
     </w:rPr>
     <w:tblPr>
@@ -10226,6 +10619,7 @@
     </w:tcPr>
     <w:tblStylePr w:type="firstRow">
       <w:rPr>
+        <w:rFonts w:eastAsia="黑体"/>
         <w:b/>
         <w:bCs/>
         <w:color w:themeColor="text1" w:val="000000"/>
@@ -10237,6 +10631,7 @@
     </w:tblStylePr>
     <w:tblStylePr w:type="lastRow">
       <w:rPr>
+        <w:rFonts w:eastAsia="黑体"/>
         <w:b/>
         <w:bCs/>
         <w:color w:themeColor="text1" w:val="000000"/>
@@ -10256,6 +10651,7 @@
     </w:tblStylePr>
     <w:tblStylePr w:type="firstCol">
       <w:rPr>
+        <w:rFonts w:eastAsia="黑体"/>
         <w:b/>
         <w:bCs/>
         <w:color w:themeColor="text1" w:val="000000"/>
@@ -10275,6 +10671,7 @@
     </w:tblStylePr>
     <w:tblStylePr w:type="lastCol">
       <w:rPr>
+        <w:rFonts w:eastAsia="黑体"/>
         <w:b w:val="0"/>
         <w:bCs w:val="0"/>
         <w:color w:themeColor="text1" w:val="000000"/>
@@ -10324,7 +10721,7 @@
       <w:spacing w:after="0" w:line="240" w:lineRule="auto"/>
     </w:pPr>
     <w:rPr>
-      <w:rFonts w:asciiTheme="majorHAnsi" w:cstheme="majorBidi" w:eastAsiaTheme="majorEastAsia" w:hAnsiTheme="majorHAnsi"/>
+      <w:rFonts w:asciiTheme="majorHAnsi" w:cstheme="majorBidi" w:hAnsiTheme="majorHAnsi" w:eastAsia="黑体"/>
       <w:color w:themeColor="text1" w:val="000000"/>
     </w:rPr>
     <w:tblPr>
@@ -10351,6 +10748,7 @@
     </w:tcPr>
     <w:tblStylePr w:type="firstRow">
       <w:rPr>
+        <w:rFonts w:eastAsia="黑体"/>
         <w:b/>
         <w:bCs/>
         <w:color w:themeColor="text1" w:val="000000"/>
@@ -10362,6 +10760,7 @@
     </w:tblStylePr>
     <w:tblStylePr w:type="lastRow">
       <w:rPr>
+        <w:rFonts w:eastAsia="黑体"/>
         <w:b/>
         <w:bCs/>
         <w:color w:themeColor="text1" w:val="000000"/>
@@ -10381,6 +10780,7 @@
     </w:tblStylePr>
     <w:tblStylePr w:type="firstCol">
       <w:rPr>
+        <w:rFonts w:eastAsia="黑体"/>
         <w:b/>
         <w:bCs/>
         <w:color w:themeColor="text1" w:val="000000"/>
@@ -10400,6 +10800,7 @@
     </w:tblStylePr>
     <w:tblStylePr w:type="lastCol">
       <w:rPr>
+        <w:rFonts w:eastAsia="黑体"/>
         <w:b w:val="0"/>
         <w:bCs w:val="0"/>
         <w:color w:themeColor="text1" w:val="000000"/>
@@ -10472,6 +10873,7 @@
     </w:tcPr>
     <w:tblStylePr w:type="firstRow">
       <w:rPr>
+        <w:rFonts w:eastAsia="黑体"/>
         <w:b/>
         <w:bCs/>
         <w:i w:val="0"/>
@@ -10493,6 +10895,7 @@
     </w:tblStylePr>
     <w:tblStylePr w:type="lastRow">
       <w:rPr>
+        <w:rFonts w:eastAsia="黑体"/>
         <w:b/>
         <w:bCs/>
         <w:i w:val="0"/>
@@ -10514,6 +10917,7 @@
     </w:tblStylePr>
     <w:tblStylePr w:type="firstCol">
       <w:rPr>
+        <w:rFonts w:eastAsia="黑体"/>
         <w:b/>
         <w:bCs/>
         <w:i w:val="0"/>
@@ -10533,6 +10937,7 @@
     </w:tblStylePr>
     <w:tblStylePr w:type="lastCol">
       <w:rPr>
+        <w:rFonts w:eastAsia="黑体"/>
         <w:b/>
         <w:bCs/>
         <w:i w:val="0"/>
@@ -10613,6 +11018,7 @@
     </w:tcPr>
     <w:tblStylePr w:type="firstRow">
       <w:rPr>
+        <w:rFonts w:eastAsia="黑体"/>
         <w:b/>
         <w:bCs/>
         <w:i w:val="0"/>
@@ -10634,6 +11040,7 @@
     </w:tblStylePr>
     <w:tblStylePr w:type="lastRow">
       <w:rPr>
+        <w:rFonts w:eastAsia="黑体"/>
         <w:b/>
         <w:bCs/>
         <w:i w:val="0"/>
@@ -10655,6 +11062,7 @@
     </w:tblStylePr>
     <w:tblStylePr w:type="firstCol">
       <w:rPr>
+        <w:rFonts w:eastAsia="黑体"/>
         <w:b/>
         <w:bCs/>
         <w:i w:val="0"/>
@@ -10674,6 +11082,7 @@
     </w:tblStylePr>
     <w:tblStylePr w:type="lastCol">
       <w:rPr>
+        <w:rFonts w:eastAsia="黑体"/>
         <w:b/>
         <w:bCs/>
         <w:i w:val="0"/>
@@ -10754,6 +11163,7 @@
     </w:tcPr>
     <w:tblStylePr w:type="firstRow">
       <w:rPr>
+        <w:rFonts w:eastAsia="黑体"/>
         <w:b/>
         <w:bCs/>
         <w:i w:val="0"/>
@@ -10775,6 +11185,7 @@
     </w:tblStylePr>
     <w:tblStylePr w:type="lastRow">
       <w:rPr>
+        <w:rFonts w:eastAsia="黑体"/>
         <w:b/>
         <w:bCs/>
         <w:i w:val="0"/>
@@ -10796,6 +11207,7 @@
     </w:tblStylePr>
     <w:tblStylePr w:type="firstCol">
       <w:rPr>
+        <w:rFonts w:eastAsia="黑体"/>
         <w:b/>
         <w:bCs/>
         <w:i w:val="0"/>
@@ -10815,6 +11227,7 @@
     </w:tblStylePr>
     <w:tblStylePr w:type="lastCol">
       <w:rPr>
+        <w:rFonts w:eastAsia="黑体"/>
         <w:b/>
         <w:bCs/>
         <w:i w:val="0"/>
@@ -10895,6 +11308,7 @@
     </w:tcPr>
     <w:tblStylePr w:type="firstRow">
       <w:rPr>
+        <w:rFonts w:eastAsia="黑体"/>
         <w:b/>
         <w:bCs/>
         <w:i w:val="0"/>
@@ -10916,6 +11330,7 @@
     </w:tblStylePr>
     <w:tblStylePr w:type="lastRow">
       <w:rPr>
+        <w:rFonts w:eastAsia="黑体"/>
         <w:b/>
         <w:bCs/>
         <w:i w:val="0"/>
@@ -10937,6 +11352,7 @@
     </w:tblStylePr>
     <w:tblStylePr w:type="firstCol">
       <w:rPr>
+        <w:rFonts w:eastAsia="黑体"/>
         <w:b/>
         <w:bCs/>
         <w:i w:val="0"/>
@@ -10956,6 +11372,7 @@
     </w:tblStylePr>
     <w:tblStylePr w:type="lastCol">
       <w:rPr>
+        <w:rFonts w:eastAsia="黑体"/>
         <w:b/>
         <w:bCs/>
         <w:i w:val="0"/>
@@ -11036,6 +11453,7 @@
     </w:tcPr>
     <w:tblStylePr w:type="firstRow">
       <w:rPr>
+        <w:rFonts w:eastAsia="黑体"/>
         <w:b/>
         <w:bCs/>
         <w:i w:val="0"/>
@@ -11057,6 +11475,7 @@
     </w:tblStylePr>
     <w:tblStylePr w:type="lastRow">
       <w:rPr>
+        <w:rFonts w:eastAsia="黑体"/>
         <w:b/>
         <w:bCs/>
         <w:i w:val="0"/>
@@ -11078,6 +11497,7 @@
     </w:tblStylePr>
     <w:tblStylePr w:type="firstCol">
       <w:rPr>
+        <w:rFonts w:eastAsia="黑体"/>
         <w:b/>
         <w:bCs/>
         <w:i w:val="0"/>
@@ -11097,6 +11517,7 @@
     </w:tblStylePr>
     <w:tblStylePr w:type="lastCol">
       <w:rPr>
+        <w:rFonts w:eastAsia="黑体"/>
         <w:b/>
         <w:bCs/>
         <w:i w:val="0"/>
@@ -11177,6 +11598,7 @@
     </w:tcPr>
     <w:tblStylePr w:type="firstRow">
       <w:rPr>
+        <w:rFonts w:eastAsia="黑体"/>
         <w:b/>
         <w:bCs/>
         <w:i w:val="0"/>
@@ -11198,6 +11620,7 @@
     </w:tblStylePr>
     <w:tblStylePr w:type="lastRow">
       <w:rPr>
+        <w:rFonts w:eastAsia="黑体"/>
         <w:b/>
         <w:bCs/>
         <w:i w:val="0"/>
@@ -11219,6 +11642,7 @@
     </w:tblStylePr>
     <w:tblStylePr w:type="firstCol">
       <w:rPr>
+        <w:rFonts w:eastAsia="黑体"/>
         <w:b/>
         <w:bCs/>
         <w:i w:val="0"/>
@@ -11238,6 +11662,7 @@
     </w:tblStylePr>
     <w:tblStylePr w:type="lastCol">
       <w:rPr>
+        <w:rFonts w:eastAsia="黑体"/>
         <w:b/>
         <w:bCs/>
         <w:i w:val="0"/>
@@ -11318,6 +11743,7 @@
     </w:tcPr>
     <w:tblStylePr w:type="firstRow">
       <w:rPr>
+        <w:rFonts w:eastAsia="黑体"/>
         <w:b/>
         <w:bCs/>
         <w:i w:val="0"/>
@@ -11339,6 +11765,7 @@
     </w:tblStylePr>
     <w:tblStylePr w:type="lastRow">
       <w:rPr>
+        <w:rFonts w:eastAsia="黑体"/>
         <w:b/>
         <w:bCs/>
         <w:i w:val="0"/>
@@ -11360,6 +11787,7 @@
     </w:tblStylePr>
     <w:tblStylePr w:type="firstCol">
       <w:rPr>
+        <w:rFonts w:eastAsia="黑体"/>
         <w:b/>
         <w:bCs/>
         <w:i w:val="0"/>
@@ -11379,6 +11807,7 @@
     </w:tblStylePr>
     <w:tblStylePr w:type="lastCol">
       <w:rPr>
+        <w:rFonts w:eastAsia="黑体"/>
         <w:b/>
         <w:bCs/>
         <w:i w:val="0"/>
@@ -11436,6 +11865,7 @@
       <w:spacing w:after="0" w:line="240" w:lineRule="auto"/>
     </w:pPr>
     <w:rPr>
+      <w:rFonts w:eastAsia="黑体"/>
       <w:color w:themeColor="background1" w:val="FFFFFF"/>
     </w:rPr>
     <w:tblPr>
@@ -11454,6 +11884,7 @@
     </w:tcPr>
     <w:tblStylePr w:type="firstRow">
       <w:rPr>
+        <w:rFonts w:eastAsia="黑体"/>
         <w:b/>
         <w:bCs/>
       </w:rPr>
@@ -11550,6 +11981,7 @@
       <w:spacing w:after="0" w:line="240" w:lineRule="auto"/>
     </w:pPr>
     <w:rPr>
+      <w:rFonts w:eastAsia="黑体"/>
       <w:color w:themeColor="background1" w:val="FFFFFF"/>
     </w:rPr>
     <w:tblPr>
@@ -11568,6 +12000,7 @@
     </w:tcPr>
     <w:tblStylePr w:type="firstRow">
       <w:rPr>
+        <w:rFonts w:eastAsia="黑体"/>
         <w:b/>
         <w:bCs/>
       </w:rPr>
@@ -11664,6 +12097,7 @@
       <w:spacing w:after="0" w:line="240" w:lineRule="auto"/>
     </w:pPr>
     <w:rPr>
+      <w:rFonts w:eastAsia="黑体"/>
       <w:color w:themeColor="background1" w:val="FFFFFF"/>
     </w:rPr>
     <w:tblPr>
@@ -11682,6 +12116,7 @@
     </w:tcPr>
     <w:tblStylePr w:type="firstRow">
       <w:rPr>
+        <w:rFonts w:eastAsia="黑体"/>
         <w:b/>
         <w:bCs/>
       </w:rPr>
@@ -11778,6 +12213,7 @@
       <w:spacing w:after="0" w:line="240" w:lineRule="auto"/>
     </w:pPr>
     <w:rPr>
+      <w:rFonts w:eastAsia="黑体"/>
       <w:color w:themeColor="background1" w:val="FFFFFF"/>
     </w:rPr>
     <w:tblPr>
@@ -11796,6 +12232,7 @@
     </w:tcPr>
     <w:tblStylePr w:type="firstRow">
       <w:rPr>
+        <w:rFonts w:eastAsia="黑体"/>
         <w:b/>
         <w:bCs/>
       </w:rPr>
@@ -11892,6 +12329,7 @@
       <w:spacing w:after="0" w:line="240" w:lineRule="auto"/>
     </w:pPr>
     <w:rPr>
+      <w:rFonts w:eastAsia="黑体"/>
       <w:color w:themeColor="background1" w:val="FFFFFF"/>
     </w:rPr>
     <w:tblPr>
@@ -11910,6 +12348,7 @@
     </w:tcPr>
     <w:tblStylePr w:type="firstRow">
       <w:rPr>
+        <w:rFonts w:eastAsia="黑体"/>
         <w:b/>
         <w:bCs/>
       </w:rPr>
@@ -12006,6 +12445,7 @@
       <w:spacing w:after="0" w:line="240" w:lineRule="auto"/>
     </w:pPr>
     <w:rPr>
+      <w:rFonts w:eastAsia="黑体"/>
       <w:color w:themeColor="background1" w:val="FFFFFF"/>
     </w:rPr>
     <w:tblPr>
@@ -12024,6 +12464,7 @@
     </w:tcPr>
     <w:tblStylePr w:type="firstRow">
       <w:rPr>
+        <w:rFonts w:eastAsia="黑体"/>
         <w:b/>
         <w:bCs/>
       </w:rPr>
@@ -12120,6 +12561,7 @@
       <w:spacing w:after="0" w:line="240" w:lineRule="auto"/>
     </w:pPr>
     <w:rPr>
+      <w:rFonts w:eastAsia="黑体"/>
       <w:color w:themeColor="background1" w:val="FFFFFF"/>
     </w:rPr>
     <w:tblPr>
@@ -12138,6 +12580,7 @@
     </w:tcPr>
     <w:tblStylePr w:type="firstRow">
       <w:rPr>
+        <w:rFonts w:eastAsia="黑体"/>
         <w:b/>
         <w:bCs/>
       </w:rPr>
@@ -12234,6 +12677,7 @@
       <w:spacing w:after="0" w:line="240" w:lineRule="auto"/>
     </w:pPr>
     <w:rPr>
+      <w:rFonts w:eastAsia="黑体"/>
       <w:color w:themeColor="text1" w:val="000000"/>
     </w:rPr>
     <w:tblPr>
@@ -12260,6 +12704,7 @@
     </w:tcPr>
     <w:tblStylePr w:type="firstRow">
       <w:rPr>
+        <w:rFonts w:eastAsia="黑体"/>
         <w:b/>
         <w:bCs/>
       </w:rPr>
@@ -12278,6 +12723,7 @@
     </w:tblStylePr>
     <w:tblStylePr w:type="lastRow">
       <w:rPr>
+        <w:rFonts w:eastAsia="黑体"/>
         <w:b/>
         <w:bCs/>
         <w:color w:themeColor="background1" w:val="FFFFFF"/>
@@ -12292,6 +12738,7 @@
     </w:tblStylePr>
     <w:tblStylePr w:type="firstCol">
       <w:rPr>
+        <w:rFonts w:eastAsia="黑体"/>
         <w:color w:themeColor="background1" w:val="FFFFFF"/>
       </w:rPr>
       <w:tblPr/>
@@ -12309,6 +12756,7 @@
     </w:tblStylePr>
     <w:tblStylePr w:type="lastCol">
       <w:rPr>
+        <w:rFonts w:eastAsia="黑体"/>
         <w:color w:themeColor="background1" w:val="FFFFFF"/>
       </w:rPr>
       <w:tblPr/>
@@ -12338,11 +12786,13 @@
     </w:tblStylePr>
     <w:tblStylePr w:type="neCell">
       <w:rPr>
+        <w:rFonts w:eastAsia="黑体"/>
         <w:color w:themeColor="text1" w:val="000000"/>
       </w:rPr>
     </w:tblStylePr>
     <w:tblStylePr w:type="nwCell">
       <w:rPr>
+        <w:rFonts w:eastAsia="黑体"/>
         <w:color w:themeColor="text1" w:val="000000"/>
       </w:rPr>
     </w:tblStylePr>
@@ -12356,6 +12806,7 @@
       <w:spacing w:after="0" w:line="240" w:lineRule="auto"/>
     </w:pPr>
     <w:rPr>
+      <w:rFonts w:eastAsia="黑体"/>
       <w:color w:themeColor="text1" w:val="000000"/>
     </w:rPr>
     <w:tblPr>
@@ -12382,6 +12833,7 @@
     </w:tcPr>
     <w:tblStylePr w:type="firstRow">
       <w:rPr>
+        <w:rFonts w:eastAsia="黑体"/>
         <w:b/>
         <w:bCs/>
       </w:rPr>
@@ -12400,6 +12852,7 @@
     </w:tblStylePr>
     <w:tblStylePr w:type="lastRow">
       <w:rPr>
+        <w:rFonts w:eastAsia="黑体"/>
         <w:b/>
         <w:bCs/>
         <w:color w:themeColor="background1" w:val="FFFFFF"/>
@@ -12414,6 +12867,7 @@
     </w:tblStylePr>
     <w:tblStylePr w:type="firstCol">
       <w:rPr>
+        <w:rFonts w:eastAsia="黑体"/>
         <w:color w:themeColor="background1" w:val="FFFFFF"/>
       </w:rPr>
       <w:tblPr/>
@@ -12431,6 +12885,7 @@
     </w:tblStylePr>
     <w:tblStylePr w:type="lastCol">
       <w:rPr>
+        <w:rFonts w:eastAsia="黑体"/>
         <w:color w:themeColor="background1" w:val="FFFFFF"/>
       </w:rPr>
       <w:tblPr/>
@@ -12460,11 +12915,13 @@
     </w:tblStylePr>
     <w:tblStylePr w:type="neCell">
       <w:rPr>
+        <w:rFonts w:eastAsia="黑体"/>
         <w:color w:themeColor="text1" w:val="000000"/>
       </w:rPr>
     </w:tblStylePr>
     <w:tblStylePr w:type="nwCell">
       <w:rPr>
+        <w:rFonts w:eastAsia="黑体"/>
         <w:color w:themeColor="text1" w:val="000000"/>
       </w:rPr>
     </w:tblStylePr>
@@ -12478,6 +12935,7 @@
       <w:spacing w:after="0" w:line="240" w:lineRule="auto"/>
     </w:pPr>
     <w:rPr>
+      <w:rFonts w:eastAsia="黑体"/>
       <w:color w:themeColor="text1" w:val="000000"/>
     </w:rPr>
     <w:tblPr>
@@ -12504,6 +12962,7 @@
     </w:tcPr>
     <w:tblStylePr w:type="firstRow">
       <w:rPr>
+        <w:rFonts w:eastAsia="黑体"/>
         <w:b/>
         <w:bCs/>
       </w:rPr>
@@ -12522,6 +12981,7 @@
     </w:tblStylePr>
     <w:tblStylePr w:type="lastRow">
       <w:rPr>
+        <w:rFonts w:eastAsia="黑体"/>
         <w:b/>
         <w:bCs/>
         <w:color w:themeColor="background1" w:val="FFFFFF"/>
@@ -12536,6 +12996,7 @@
     </w:tblStylePr>
     <w:tblStylePr w:type="firstCol">
       <w:rPr>
+        <w:rFonts w:eastAsia="黑体"/>
         <w:color w:themeColor="background1" w:val="FFFFFF"/>
       </w:rPr>
       <w:tblPr/>
@@ -12553,6 +13014,7 @@
     </w:tblStylePr>
     <w:tblStylePr w:type="lastCol">
       <w:rPr>
+        <w:rFonts w:eastAsia="黑体"/>
         <w:color w:themeColor="background1" w:val="FFFFFF"/>
       </w:rPr>
       <w:tblPr/>
@@ -12582,11 +13044,13 @@
     </w:tblStylePr>
     <w:tblStylePr w:type="neCell">
       <w:rPr>
+        <w:rFonts w:eastAsia="黑体"/>
         <w:color w:themeColor="text1" w:val="000000"/>
       </w:rPr>
     </w:tblStylePr>
     <w:tblStylePr w:type="nwCell">
       <w:rPr>
+        <w:rFonts w:eastAsia="黑体"/>
         <w:color w:themeColor="text1" w:val="000000"/>
       </w:rPr>
     </w:tblStylePr>
@@ -12600,6 +13064,7 @@
       <w:spacing w:after="0" w:line="240" w:lineRule="auto"/>
     </w:pPr>
     <w:rPr>
+      <w:rFonts w:eastAsia="黑体"/>
       <w:color w:themeColor="text1" w:val="000000"/>
     </w:rPr>
     <w:tblPr>
@@ -12626,6 +13091,7 @@
     </w:tcPr>
     <w:tblStylePr w:type="firstRow">
       <w:rPr>
+        <w:rFonts w:eastAsia="黑体"/>
         <w:b/>
         <w:bCs/>
       </w:rPr>
@@ -12644,6 +13110,7 @@
     </w:tblStylePr>
     <w:tblStylePr w:type="lastRow">
       <w:rPr>
+        <w:rFonts w:eastAsia="黑体"/>
         <w:b/>
         <w:bCs/>
         <w:color w:themeColor="background1" w:val="FFFFFF"/>
@@ -12658,6 +13125,7 @@
     </w:tblStylePr>
     <w:tblStylePr w:type="firstCol">
       <w:rPr>
+        <w:rFonts w:eastAsia="黑体"/>
         <w:color w:themeColor="background1" w:val="FFFFFF"/>
       </w:rPr>
       <w:tblPr/>
@@ -12675,6 +13143,7 @@
     </w:tblStylePr>
     <w:tblStylePr w:type="lastCol">
       <w:rPr>
+        <w:rFonts w:eastAsia="黑体"/>
         <w:color w:themeColor="background1" w:val="FFFFFF"/>
       </w:rPr>
       <w:tblPr/>
@@ -12712,6 +13181,7 @@
       <w:spacing w:after="0" w:line="240" w:lineRule="auto"/>
     </w:pPr>
     <w:rPr>
+      <w:rFonts w:eastAsia="黑体"/>
       <w:color w:themeColor="text1" w:val="000000"/>
     </w:rPr>
     <w:tblPr>
@@ -12738,6 +13208,7 @@
     </w:tcPr>
     <w:tblStylePr w:type="firstRow">
       <w:rPr>
+        <w:rFonts w:eastAsia="黑体"/>
         <w:b/>
         <w:bCs/>
       </w:rPr>
@@ -12756,6 +13227,7 @@
     </w:tblStylePr>
     <w:tblStylePr w:type="lastRow">
       <w:rPr>
+        <w:rFonts w:eastAsia="黑体"/>
         <w:b/>
         <w:bCs/>
         <w:color w:themeColor="background1" w:val="FFFFFF"/>
@@ -12770,6 +13242,7 @@
     </w:tblStylePr>
     <w:tblStylePr w:type="firstCol">
       <w:rPr>
+        <w:rFonts w:eastAsia="黑体"/>
         <w:color w:themeColor="background1" w:val="FFFFFF"/>
       </w:rPr>
       <w:tblPr/>
@@ -12787,6 +13260,7 @@
     </w:tblStylePr>
     <w:tblStylePr w:type="lastCol">
       <w:rPr>
+        <w:rFonts w:eastAsia="黑体"/>
         <w:color w:themeColor="background1" w:val="FFFFFF"/>
       </w:rPr>
       <w:tblPr/>
@@ -12816,11 +13290,13 @@
     </w:tblStylePr>
     <w:tblStylePr w:type="neCell">
       <w:rPr>
+        <w:rFonts w:eastAsia="黑体"/>
         <w:color w:themeColor="text1" w:val="000000"/>
       </w:rPr>
     </w:tblStylePr>
     <w:tblStylePr w:type="nwCell">
       <w:rPr>
+        <w:rFonts w:eastAsia="黑体"/>
         <w:color w:themeColor="text1" w:val="000000"/>
       </w:rPr>
     </w:tblStylePr>
@@ -12834,6 +13310,7 @@
       <w:spacing w:after="0" w:line="240" w:lineRule="auto"/>
     </w:pPr>
     <w:rPr>
+      <w:rFonts w:eastAsia="黑体"/>
       <w:color w:themeColor="text1" w:val="000000"/>
     </w:rPr>
     <w:tblPr>
@@ -12860,6 +13337,7 @@
     </w:tcPr>
     <w:tblStylePr w:type="firstRow">
       <w:rPr>
+        <w:rFonts w:eastAsia="黑体"/>
         <w:b/>
         <w:bCs/>
       </w:rPr>
@@ -12878,6 +13356,7 @@
     </w:tblStylePr>
     <w:tblStylePr w:type="lastRow">
       <w:rPr>
+        <w:rFonts w:eastAsia="黑体"/>
         <w:b/>
         <w:bCs/>
         <w:color w:themeColor="background1" w:val="FFFFFF"/>
@@ -12892,6 +13371,7 @@
     </w:tblStylePr>
     <w:tblStylePr w:type="firstCol">
       <w:rPr>
+        <w:rFonts w:eastAsia="黑体"/>
         <w:color w:themeColor="background1" w:val="FFFFFF"/>
       </w:rPr>
       <w:tblPr/>
@@ -12909,6 +13389,7 @@
     </w:tblStylePr>
     <w:tblStylePr w:type="lastCol">
       <w:rPr>
+        <w:rFonts w:eastAsia="黑体"/>
         <w:color w:themeColor="background1" w:val="FFFFFF"/>
       </w:rPr>
       <w:tblPr/>
@@ -12938,11 +13419,13 @@
     </w:tblStylePr>
     <w:tblStylePr w:type="neCell">
       <w:rPr>
+        <w:rFonts w:eastAsia="黑体"/>
         <w:color w:themeColor="text1" w:val="000000"/>
       </w:rPr>
     </w:tblStylePr>
     <w:tblStylePr w:type="nwCell">
       <w:rPr>
+        <w:rFonts w:eastAsia="黑体"/>
         <w:color w:themeColor="text1" w:val="000000"/>
       </w:rPr>
     </w:tblStylePr>
@@ -12956,6 +13439,7 @@
       <w:spacing w:after="0" w:line="240" w:lineRule="auto"/>
     </w:pPr>
     <w:rPr>
+      <w:rFonts w:eastAsia="黑体"/>
       <w:color w:themeColor="text1" w:val="000000"/>
     </w:rPr>
     <w:tblPr>
@@ -12982,6 +13466,7 @@
     </w:tcPr>
     <w:tblStylePr w:type="firstRow">
       <w:rPr>
+        <w:rFonts w:eastAsia="黑体"/>
         <w:b/>
         <w:bCs/>
       </w:rPr>
@@ -13000,6 +13485,7 @@
     </w:tblStylePr>
     <w:tblStylePr w:type="lastRow">
       <w:rPr>
+        <w:rFonts w:eastAsia="黑体"/>
         <w:b/>
         <w:bCs/>
         <w:color w:themeColor="background1" w:val="FFFFFF"/>
@@ -13014,6 +13500,7 @@
     </w:tblStylePr>
     <w:tblStylePr w:type="firstCol">
       <w:rPr>
+        <w:rFonts w:eastAsia="黑体"/>
         <w:color w:themeColor="background1" w:val="FFFFFF"/>
       </w:rPr>
       <w:tblPr/>
@@ -13031,6 +13518,7 @@
     </w:tblStylePr>
     <w:tblStylePr w:type="lastCol">
       <w:rPr>
+        <w:rFonts w:eastAsia="黑体"/>
         <w:color w:themeColor="background1" w:val="FFFFFF"/>
       </w:rPr>
       <w:tblPr/>
@@ -13060,11 +13548,13 @@
     </w:tblStylePr>
     <w:tblStylePr w:type="neCell">
       <w:rPr>
+        <w:rFonts w:eastAsia="黑体"/>
         <w:color w:themeColor="text1" w:val="000000"/>
       </w:rPr>
     </w:tblStylePr>
     <w:tblStylePr w:type="nwCell">
       <w:rPr>
+        <w:rFonts w:eastAsia="黑体"/>
         <w:color w:themeColor="text1" w:val="000000"/>
       </w:rPr>
     </w:tblStylePr>
@@ -13078,6 +13568,7 @@
       <w:spacing w:after="0" w:line="240" w:lineRule="auto"/>
     </w:pPr>
     <w:rPr>
+      <w:rFonts w:eastAsia="黑体"/>
       <w:color w:themeColor="text1" w:val="000000"/>
     </w:rPr>
     <w:tblPr>
@@ -13096,6 +13587,7 @@
     </w:tcPr>
     <w:tblStylePr w:type="firstRow">
       <w:rPr>
+        <w:rFonts w:eastAsia="黑体"/>
         <w:b/>
         <w:bCs/>
         <w:color w:themeColor="background1" w:val="FFFFFF"/>
@@ -13110,6 +13602,7 @@
     </w:tblStylePr>
     <w:tblStylePr w:type="lastRow">
       <w:rPr>
+        <w:rFonts w:eastAsia="黑体"/>
         <w:b/>
         <w:bCs/>
         <w:color w:themeColor="accent2" w:themeShade="CC" w:val="9E3A38"/>
@@ -13124,12 +13617,14 @@
     </w:tblStylePr>
     <w:tblStylePr w:type="firstCol">
       <w:rPr>
+        <w:rFonts w:eastAsia="黑体"/>
         <w:b/>
         <w:bCs/>
       </w:rPr>
     </w:tblStylePr>
     <w:tblStylePr w:type="lastCol">
       <w:rPr>
+        <w:rFonts w:eastAsia="黑体"/>
         <w:b/>
         <w:bCs/>
       </w:rPr>
@@ -13164,6 +13659,7 @@
       <w:spacing w:after="0" w:line="240" w:lineRule="auto"/>
     </w:pPr>
     <w:rPr>
+      <w:rFonts w:eastAsia="黑体"/>
       <w:color w:themeColor="text1" w:val="000000"/>
     </w:rPr>
     <w:tblPr>
@@ -13182,6 +13678,7 @@
     </w:tcPr>
     <w:tblStylePr w:type="firstRow">
       <w:rPr>
+        <w:rFonts w:eastAsia="黑体"/>
         <w:b/>
         <w:bCs/>
         <w:color w:themeColor="background1" w:val="FFFFFF"/>
@@ -13196,6 +13693,7 @@
     </w:tblStylePr>
     <w:tblStylePr w:type="lastRow">
       <w:rPr>
+        <w:rFonts w:eastAsia="黑体"/>
         <w:b/>
         <w:bCs/>
         <w:color w:themeColor="accent2" w:themeShade="CC" w:val="9E3A38"/>
@@ -13210,12 +13708,14 @@
     </w:tblStylePr>
     <w:tblStylePr w:type="firstCol">
       <w:rPr>
+        <w:rFonts w:eastAsia="黑体"/>
         <w:b/>
         <w:bCs/>
       </w:rPr>
     </w:tblStylePr>
     <w:tblStylePr w:type="lastCol">
       <w:rPr>
+        <w:rFonts w:eastAsia="黑体"/>
         <w:b/>
         <w:bCs/>
       </w:rPr>
@@ -13250,6 +13750,7 @@
       <w:spacing w:after="0" w:line="240" w:lineRule="auto"/>
     </w:pPr>
     <w:rPr>
+      <w:rFonts w:eastAsia="黑体"/>
       <w:color w:themeColor="text1" w:val="000000"/>
     </w:rPr>
     <w:tblPr>
@@ -13268,6 +13769,7 @@
     </w:tcPr>
     <w:tblStylePr w:type="firstRow">
       <w:rPr>
+        <w:rFonts w:eastAsia="黑体"/>
         <w:b/>
         <w:bCs/>
         <w:color w:themeColor="background1" w:val="FFFFFF"/>
@@ -13282,6 +13784,7 @@
     </w:tblStylePr>
     <w:tblStylePr w:type="lastRow">
       <w:rPr>
+        <w:rFonts w:eastAsia="黑体"/>
         <w:b/>
         <w:bCs/>
         <w:color w:themeColor="accent2" w:themeShade="CC" w:val="9E3A38"/>
@@ -13296,12 +13799,14 @@
     </w:tblStylePr>
     <w:tblStylePr w:type="firstCol">
       <w:rPr>
+        <w:rFonts w:eastAsia="黑体"/>
         <w:b/>
         <w:bCs/>
       </w:rPr>
     </w:tblStylePr>
     <w:tblStylePr w:type="lastCol">
       <w:rPr>
+        <w:rFonts w:eastAsia="黑体"/>
         <w:b/>
         <w:bCs/>
       </w:rPr>
@@ -13336,6 +13841,7 @@
       <w:spacing w:after="0" w:line="240" w:lineRule="auto"/>
     </w:pPr>
     <w:rPr>
+      <w:rFonts w:eastAsia="黑体"/>
       <w:color w:themeColor="text1" w:val="000000"/>
     </w:rPr>
     <w:tblPr>
@@ -13354,6 +13860,7 @@
     </w:tcPr>
     <w:tblStylePr w:type="firstRow">
       <w:rPr>
+        <w:rFonts w:eastAsia="黑体"/>
         <w:b/>
         <w:bCs/>
         <w:color w:themeColor="background1" w:val="FFFFFF"/>
@@ -13368,6 +13875,7 @@
     </w:tblStylePr>
     <w:tblStylePr w:type="lastRow">
       <w:rPr>
+        <w:rFonts w:eastAsia="黑体"/>
         <w:b/>
         <w:bCs/>
         <w:color w:themeColor="accent4" w:themeShade="CC" w:val="664E82"/>
@@ -13382,12 +13890,14 @@
     </w:tblStylePr>
     <w:tblStylePr w:type="firstCol">
       <w:rPr>
+        <w:rFonts w:eastAsia="黑体"/>
         <w:b/>
         <w:bCs/>
       </w:rPr>
     </w:tblStylePr>
     <w:tblStylePr w:type="lastCol">
       <w:rPr>
+        <w:rFonts w:eastAsia="黑体"/>
         <w:b/>
         <w:bCs/>
       </w:rPr>
@@ -13422,6 +13932,7 @@
       <w:spacing w:after="0" w:line="240" w:lineRule="auto"/>
     </w:pPr>
     <w:rPr>
+      <w:rFonts w:eastAsia="黑体"/>
       <w:color w:themeColor="text1" w:val="000000"/>
     </w:rPr>
     <w:tblPr>
@@ -13440,6 +13951,7 @@
     </w:tcPr>
     <w:tblStylePr w:type="firstRow">
       <w:rPr>
+        <w:rFonts w:eastAsia="黑体"/>
         <w:b/>
         <w:bCs/>
         <w:color w:themeColor="background1" w:val="FFFFFF"/>
@@ -13454,6 +13966,7 @@
     </w:tblStylePr>
     <w:tblStylePr w:type="lastRow">
       <w:rPr>
+        <w:rFonts w:eastAsia="黑体"/>
         <w:b/>
         <w:bCs/>
         <w:color w:themeColor="accent3" w:themeShade="CC" w:val="7E9C40"/>
@@ -13468,12 +13981,14 @@
     </w:tblStylePr>
     <w:tblStylePr w:type="firstCol">
       <w:rPr>
+        <w:rFonts w:eastAsia="黑体"/>
         <w:b/>
         <w:bCs/>
       </w:rPr>
     </w:tblStylePr>
     <w:tblStylePr w:type="lastCol">
       <w:rPr>
+        <w:rFonts w:eastAsia="黑体"/>
         <w:b/>
         <w:bCs/>
       </w:rPr>
@@ -13508,6 +14023,7 @@
       <w:spacing w:after="0" w:line="240" w:lineRule="auto"/>
     </w:pPr>
     <w:rPr>
+      <w:rFonts w:eastAsia="黑体"/>
       <w:color w:themeColor="text1" w:val="000000"/>
     </w:rPr>
     <w:tblPr>
@@ -13526,6 +14042,7 @@
     </w:tcPr>
     <w:tblStylePr w:type="firstRow">
       <w:rPr>
+        <w:rFonts w:eastAsia="黑体"/>
         <w:b/>
         <w:bCs/>
         <w:color w:themeColor="background1" w:val="FFFFFF"/>
@@ -13540,6 +14057,7 @@
     </w:tblStylePr>
     <w:tblStylePr w:type="lastRow">
       <w:rPr>
+        <w:rFonts w:eastAsia="黑体"/>
         <w:b/>
         <w:bCs/>
         <w:color w:themeColor="accent6" w:themeShade="CC" w:val="F2730A"/>
@@ -13554,12 +14072,14 @@
     </w:tblStylePr>
     <w:tblStylePr w:type="firstCol">
       <w:rPr>
+        <w:rFonts w:eastAsia="黑体"/>
         <w:b/>
         <w:bCs/>
       </w:rPr>
     </w:tblStylePr>
     <w:tblStylePr w:type="lastCol">
       <w:rPr>
+        <w:rFonts w:eastAsia="黑体"/>
         <w:b/>
         <w:bCs/>
       </w:rPr>
@@ -13594,6 +14114,7 @@
       <w:spacing w:after="0" w:line="240" w:lineRule="auto"/>
     </w:pPr>
     <w:rPr>
+      <w:rFonts w:eastAsia="黑体"/>
       <w:color w:themeColor="text1" w:val="000000"/>
     </w:rPr>
     <w:tblPr>
@@ -13612,6 +14133,7 @@
     </w:tcPr>
     <w:tblStylePr w:type="firstRow">
       <w:rPr>
+        <w:rFonts w:eastAsia="黑体"/>
         <w:b/>
         <w:bCs/>
         <w:color w:themeColor="background1" w:val="FFFFFF"/>
@@ -13626,6 +14148,7 @@
     </w:tblStylePr>
     <w:tblStylePr w:type="lastRow">
       <w:rPr>
+        <w:rFonts w:eastAsia="黑体"/>
         <w:b/>
         <w:bCs/>
         <w:color w:themeColor="accent5" w:themeShade="CC" w:val="348DA5"/>
@@ -13640,12 +14163,14 @@
     </w:tblStylePr>
     <w:tblStylePr w:type="firstCol">
       <w:rPr>
+        <w:rFonts w:eastAsia="黑体"/>
         <w:b/>
         <w:bCs/>
       </w:rPr>
     </w:tblStylePr>
     <w:tblStylePr w:type="lastCol">
       <w:rPr>
+        <w:rFonts w:eastAsia="黑体"/>
         <w:b/>
         <w:bCs/>
       </w:rPr>
@@ -13680,6 +14205,7 @@
       <w:spacing w:after="0" w:line="240" w:lineRule="auto"/>
     </w:pPr>
     <w:rPr>
+      <w:rFonts w:eastAsia="黑体"/>
       <w:color w:themeColor="text1" w:val="000000"/>
     </w:rPr>
     <w:tblPr>
@@ -13701,6 +14227,7 @@
     </w:tcPr>
     <w:tblStylePr w:type="firstRow">
       <w:rPr>
+        <w:rFonts w:eastAsia="黑体"/>
         <w:b/>
         <w:bCs/>
       </w:rPr>
@@ -13711,6 +14238,7 @@
     </w:tblStylePr>
     <w:tblStylePr w:type="lastRow">
       <w:rPr>
+        <w:rFonts w:eastAsia="黑体"/>
         <w:b/>
         <w:bCs/>
         <w:color w:themeColor="text1" w:val="000000"/>
@@ -13722,6 +14250,7 @@
     </w:tblStylePr>
     <w:tblStylePr w:type="firstCol">
       <w:rPr>
+        <w:rFonts w:eastAsia="黑体"/>
         <w:color w:themeColor="background1" w:val="FFFFFF"/>
       </w:rPr>
       <w:tblPr/>
@@ -13731,6 +14260,7 @@
     </w:tblStylePr>
     <w:tblStylePr w:type="lastCol">
       <w:rPr>
+        <w:rFonts w:eastAsia="黑体"/>
         <w:color w:themeColor="background1" w:val="FFFFFF"/>
       </w:rPr>
       <w:tblPr/>
@@ -13760,6 +14290,7 @@
       <w:spacing w:after="0" w:line="240" w:lineRule="auto"/>
     </w:pPr>
     <w:rPr>
+      <w:rFonts w:eastAsia="黑体"/>
       <w:color w:themeColor="text1" w:val="000000"/>
     </w:rPr>
     <w:tblPr>
@@ -13781,6 +14312,7 @@
     </w:tcPr>
     <w:tblStylePr w:type="firstRow">
       <w:rPr>
+        <w:rFonts w:eastAsia="黑体"/>
         <w:b/>
         <w:bCs/>
       </w:rPr>
@@ -13791,6 +14323,7 @@
     </w:tblStylePr>
     <w:tblStylePr w:type="lastRow">
       <w:rPr>
+        <w:rFonts w:eastAsia="黑体"/>
         <w:b/>
         <w:bCs/>
         <w:color w:themeColor="text1" w:val="000000"/>
@@ -13802,6 +14335,7 @@
     </w:tblStylePr>
     <w:tblStylePr w:type="firstCol">
       <w:rPr>
+        <w:rFonts w:eastAsia="黑体"/>
         <w:color w:themeColor="background1" w:val="FFFFFF"/>
       </w:rPr>
       <w:tblPr/>
@@ -13811,6 +14345,7 @@
     </w:tblStylePr>
     <w:tblStylePr w:type="lastCol">
       <w:rPr>
+        <w:rFonts w:eastAsia="黑体"/>
         <w:color w:themeColor="background1" w:val="FFFFFF"/>
       </w:rPr>
       <w:tblPr/>
@@ -13840,6 +14375,7 @@
       <w:spacing w:after="0" w:line="240" w:lineRule="auto"/>
     </w:pPr>
     <w:rPr>
+      <w:rFonts w:eastAsia="黑体"/>
       <w:color w:themeColor="text1" w:val="000000"/>
     </w:rPr>
     <w:tblPr>
@@ -13861,6 +14397,7 @@
     </w:tcPr>
     <w:tblStylePr w:type="firstRow">
       <w:rPr>
+        <w:rFonts w:eastAsia="黑体"/>
         <w:b/>
         <w:bCs/>
       </w:rPr>
@@ -13871,6 +14408,7 @@
     </w:tblStylePr>
     <w:tblStylePr w:type="lastRow">
       <w:rPr>
+        <w:rFonts w:eastAsia="黑体"/>
         <w:b/>
         <w:bCs/>
         <w:color w:themeColor="text1" w:val="000000"/>
@@ -13882,6 +14420,7 @@
     </w:tblStylePr>
     <w:tblStylePr w:type="firstCol">
       <w:rPr>
+        <w:rFonts w:eastAsia="黑体"/>
         <w:color w:themeColor="background1" w:val="FFFFFF"/>
       </w:rPr>
       <w:tblPr/>
@@ -13891,6 +14430,7 @@
     </w:tblStylePr>
     <w:tblStylePr w:type="lastCol">
       <w:rPr>
+        <w:rFonts w:eastAsia="黑体"/>
         <w:color w:themeColor="background1" w:val="FFFFFF"/>
       </w:rPr>
       <w:tblPr/>
@@ -13920,6 +14460,7 @@
       <w:spacing w:after="0" w:line="240" w:lineRule="auto"/>
     </w:pPr>
     <w:rPr>
+      <w:rFonts w:eastAsia="黑体"/>
       <w:color w:themeColor="text1" w:val="000000"/>
     </w:rPr>
     <w:tblPr>
@@ -13941,6 +14482,7 @@
     </w:tcPr>
     <w:tblStylePr w:type="firstRow">
       <w:rPr>
+        <w:rFonts w:eastAsia="黑体"/>
         <w:b/>
         <w:bCs/>
       </w:rPr>
@@ -13951,6 +14493,7 @@
     </w:tblStylePr>
     <w:tblStylePr w:type="lastRow">
       <w:rPr>
+        <w:rFonts w:eastAsia="黑体"/>
         <w:b/>
         <w:bCs/>
         <w:color w:themeColor="text1" w:val="000000"/>
@@ -13962,6 +14505,7 @@
     </w:tblStylePr>
     <w:tblStylePr w:type="firstCol">
       <w:rPr>
+        <w:rFonts w:eastAsia="黑体"/>
         <w:color w:themeColor="background1" w:val="FFFFFF"/>
       </w:rPr>
       <w:tblPr/>
@@ -13971,6 +14515,7 @@
     </w:tblStylePr>
     <w:tblStylePr w:type="lastCol">
       <w:rPr>
+        <w:rFonts w:eastAsia="黑体"/>
         <w:color w:themeColor="background1" w:val="FFFFFF"/>
       </w:rPr>
       <w:tblPr/>
@@ -14000,6 +14545,7 @@
       <w:spacing w:after="0" w:line="240" w:lineRule="auto"/>
     </w:pPr>
     <w:rPr>
+      <w:rFonts w:eastAsia="黑体"/>
       <w:color w:themeColor="text1" w:val="000000"/>
     </w:rPr>
     <w:tblPr>
@@ -14021,6 +14567,7 @@
     </w:tcPr>
     <w:tblStylePr w:type="firstRow">
       <w:rPr>
+        <w:rFonts w:eastAsia="黑体"/>
         <w:b/>
         <w:bCs/>
       </w:rPr>
@@ -14031,6 +14578,7 @@
     </w:tblStylePr>
     <w:tblStylePr w:type="lastRow">
       <w:rPr>
+        <w:rFonts w:eastAsia="黑体"/>
         <w:b/>
         <w:bCs/>
         <w:color w:themeColor="text1" w:val="000000"/>
@@ -14042,6 +14590,7 @@
     </w:tblStylePr>
     <w:tblStylePr w:type="firstCol">
       <w:rPr>
+        <w:rFonts w:eastAsia="黑体"/>
         <w:color w:themeColor="background1" w:val="FFFFFF"/>
       </w:rPr>
       <w:tblPr/>
@@ -14051,6 +14600,7 @@
     </w:tblStylePr>
     <w:tblStylePr w:type="lastCol">
       <w:rPr>
+        <w:rFonts w:eastAsia="黑体"/>
         <w:color w:themeColor="background1" w:val="FFFFFF"/>
       </w:rPr>
       <w:tblPr/>
@@ -14080,6 +14630,7 @@
       <w:spacing w:after="0" w:line="240" w:lineRule="auto"/>
     </w:pPr>
     <w:rPr>
+      <w:rFonts w:eastAsia="黑体"/>
       <w:color w:themeColor="text1" w:val="000000"/>
     </w:rPr>
     <w:tblPr>
@@ -14101,6 +14652,7 @@
     </w:tcPr>
     <w:tblStylePr w:type="firstRow">
       <w:rPr>
+        <w:rFonts w:eastAsia="黑体"/>
         <w:b/>
         <w:bCs/>
       </w:rPr>
@@ -14111,6 +14663,7 @@
     </w:tblStylePr>
     <w:tblStylePr w:type="lastRow">
       <w:rPr>
+        <w:rFonts w:eastAsia="黑体"/>
         <w:b/>
         <w:bCs/>
         <w:color w:themeColor="text1" w:val="000000"/>
@@ -14122,6 +14675,7 @@
     </w:tblStylePr>
     <w:tblStylePr w:type="firstCol">
       <w:rPr>
+        <w:rFonts w:eastAsia="黑体"/>
         <w:color w:themeColor="background1" w:val="FFFFFF"/>
       </w:rPr>
       <w:tblPr/>
@@ -14131,6 +14685,7 @@
     </w:tblStylePr>
     <w:tblStylePr w:type="lastCol">
       <w:rPr>
+        <w:rFonts w:eastAsia="黑体"/>
         <w:color w:themeColor="background1" w:val="FFFFFF"/>
       </w:rPr>
       <w:tblPr/>
@@ -14160,6 +14715,7 @@
       <w:spacing w:after="0" w:line="240" w:lineRule="auto"/>
     </w:pPr>
     <w:rPr>
+      <w:rFonts w:eastAsia="黑体"/>
       <w:color w:themeColor="text1" w:val="000000"/>
     </w:rPr>
     <w:tblPr>
@@ -14181,6 +14737,7 @@
     </w:tcPr>
     <w:tblStylePr w:type="firstRow">
       <w:rPr>
+        <w:rFonts w:eastAsia="黑体"/>
         <w:b/>
         <w:bCs/>
       </w:rPr>
@@ -14191,6 +14748,7 @@
     </w:tblStylePr>
     <w:tblStylePr w:type="lastRow">
       <w:rPr>
+        <w:rFonts w:eastAsia="黑体"/>
         <w:b/>
         <w:bCs/>
         <w:color w:themeColor="text1" w:val="000000"/>
@@ -14202,6 +14760,7 @@
     </w:tblStylePr>
     <w:tblStylePr w:type="firstCol">
       <w:rPr>
+        <w:rFonts w:eastAsia="黑体"/>
         <w:color w:themeColor="background1" w:val="FFFFFF"/>
       </w:rPr>
       <w:tblPr/>
@@ -14211,6 +14770,7 @@
     </w:tblStylePr>
     <w:tblStylePr w:type="lastCol">
       <w:rPr>
+        <w:rFonts w:eastAsia="黑体"/>
         <w:color w:themeColor="background1" w:val="FFFFFF"/>
       </w:rPr>
       <w:tblPr/>
@@ -14243,6 +14803,7 @@
     <w:name w:val="KeywordTok"/>
     <w:basedOn w:val="VerbatimChar"/>
     <w:rPr>
+      <w:rFonts w:eastAsia="黑体"/>
       <w:b/>
       <w:color w:val="007020"/>
     </w:rPr>
@@ -14251,6 +14812,7 @@
     <w:name w:val="DataTypeTok"/>
     <w:basedOn w:val="VerbatimChar"/>
     <w:rPr>
+      <w:rFonts w:eastAsia="黑体"/>
       <w:color w:val="902000"/>
     </w:rPr>
   </w:style>
@@ -14258,6 +14820,7 @@
     <w:name w:val="DecValTok"/>
     <w:basedOn w:val="VerbatimChar"/>
     <w:rPr>
+      <w:rFonts w:eastAsia="黑体"/>
       <w:color w:val="40a070"/>
     </w:rPr>
   </w:style>
@@ -14265,6 +14828,7 @@
     <w:name w:val="BaseNTok"/>
     <w:basedOn w:val="VerbatimChar"/>
     <w:rPr>
+      <w:rFonts w:eastAsia="黑体"/>
       <w:color w:val="40a070"/>
     </w:rPr>
   </w:style>
@@ -14272,6 +14836,7 @@
     <w:name w:val="FloatTok"/>
     <w:basedOn w:val="VerbatimChar"/>
     <w:rPr>
+      <w:rFonts w:eastAsia="黑体"/>
       <w:color w:val="40a070"/>
     </w:rPr>
   </w:style>
@@ -14279,6 +14844,7 @@
     <w:name w:val="ConstantTok"/>
     <w:basedOn w:val="VerbatimChar"/>
     <w:rPr>
+      <w:rFonts w:eastAsia="黑体"/>
       <w:color w:val="880000"/>
     </w:rPr>
   </w:style>
@@ -14286,6 +14852,7 @@
     <w:name w:val="CharTok"/>
     <w:basedOn w:val="VerbatimChar"/>
     <w:rPr>
+      <w:rFonts w:eastAsia="黑体"/>
       <w:color w:val="4070a0"/>
     </w:rPr>
   </w:style>
@@ -14293,6 +14860,7 @@
     <w:name w:val="SpecialCharTok"/>
     <w:basedOn w:val="VerbatimChar"/>
     <w:rPr>
+      <w:rFonts w:eastAsia="黑体"/>
       <w:color w:val="4070a0"/>
     </w:rPr>
   </w:style>
@@ -14300,6 +14868,7 @@
     <w:name w:val="StringTok"/>
     <w:basedOn w:val="VerbatimChar"/>
     <w:rPr>
+      <w:rFonts w:eastAsia="黑体"/>
       <w:color w:val="4070a0"/>
     </w:rPr>
   </w:style>
@@ -14307,6 +14876,7 @@
     <w:name w:val="VerbatimStringTok"/>
     <w:basedOn w:val="VerbatimChar"/>
     <w:rPr>
+      <w:rFonts w:eastAsia="黑体"/>
       <w:color w:val="4070a0"/>
     </w:rPr>
   </w:style>
@@ -14314,6 +14884,7 @@
     <w:name w:val="SpecialStringTok"/>
     <w:basedOn w:val="VerbatimChar"/>
     <w:rPr>
+      <w:rFonts w:eastAsia="黑体"/>
       <w:color w:val="bb6688"/>
     </w:rPr>
   </w:style>
@@ -14321,6 +14892,7 @@
     <w:name w:val="ImportTok"/>
     <w:basedOn w:val="VerbatimChar"/>
     <w:rPr>
+      <w:rFonts w:eastAsia="黑体"/>
       <w:b/>
       <w:color w:val="008000"/>
     </w:rPr>
@@ -14329,6 +14901,7 @@
     <w:name w:val="CommentTok"/>
     <w:basedOn w:val="VerbatimChar"/>
     <w:rPr>
+      <w:rFonts w:eastAsia="黑体"/>
       <w:i/>
       <w:color w:val="60a0b0"/>
     </w:rPr>
@@ -14337,6 +14910,7 @@
     <w:name w:val="DocumentationTok"/>
     <w:basedOn w:val="VerbatimChar"/>
     <w:rPr>
+      <w:rFonts w:eastAsia="黑体"/>
       <w:i/>
       <w:color w:val="ba2121"/>
     </w:rPr>
@@ -14345,6 +14919,7 @@
     <w:name w:val="AnnotationTok"/>
     <w:basedOn w:val="VerbatimChar"/>
     <w:rPr>
+      <w:rFonts w:eastAsia="黑体"/>
       <w:b/>
       <w:i/>
       <w:color w:val="60a0b0"/>
@@ -14354,6 +14929,7 @@
     <w:name w:val="CommentVarTok"/>
     <w:basedOn w:val="VerbatimChar"/>
     <w:rPr>
+      <w:rFonts w:eastAsia="黑体"/>
       <w:b/>
       <w:i/>
       <w:color w:val="60a0b0"/>
@@ -14363,6 +14939,7 @@
     <w:name w:val="OtherTok"/>
     <w:basedOn w:val="VerbatimChar"/>
     <w:rPr>
+      <w:rFonts w:eastAsia="黑体"/>
       <w:color w:val="007020"/>
     </w:rPr>
   </w:style>
@@ -14370,6 +14947,7 @@
     <w:name w:val="FunctionTok"/>
     <w:basedOn w:val="VerbatimChar"/>
     <w:rPr>
+      <w:rFonts w:eastAsia="黑体"/>
       <w:color w:val="06287e"/>
     </w:rPr>
   </w:style>
@@ -14377,6 +14955,7 @@
     <w:name w:val="VariableTok"/>
     <w:basedOn w:val="VerbatimChar"/>
     <w:rPr>
+      <w:rFonts w:eastAsia="黑体"/>
       <w:color w:val="19177c"/>
     </w:rPr>
   </w:style>
@@ -14384,6 +14963,7 @@
     <w:name w:val="ControlFlowTok"/>
     <w:basedOn w:val="VerbatimChar"/>
     <w:rPr>
+      <w:rFonts w:eastAsia="黑体"/>
       <w:b/>
       <w:color w:val="007020"/>
     </w:rPr>
@@ -14392,6 +14972,7 @@
     <w:name w:val="OperatorTok"/>
     <w:basedOn w:val="VerbatimChar"/>
     <w:rPr>
+      <w:rFonts w:eastAsia="黑体"/>
       <w:color w:val="666666"/>
     </w:rPr>
   </w:style>
@@ -14399,18 +14980,22 @@
     <w:name w:val="BuiltInTok"/>
     <w:basedOn w:val="VerbatimChar"/>
     <w:rPr>
+      <w:rFonts w:eastAsia="黑体"/>
       <w:color w:val="008000"/>
     </w:rPr>
   </w:style>
   <w:style w:type="character" w:customStyle="1" w:styleId="ExtensionTok">
     <w:name w:val="ExtensionTok"/>
     <w:basedOn w:val="VerbatimChar"/>
-    <w:rPr/>
+    <w:rPr>
+      <w:rFonts w:eastAsia="黑体"/>
+    </w:rPr>
   </w:style>
   <w:style w:type="character" w:customStyle="1" w:styleId="PreprocessorTok">
     <w:name w:val="PreprocessorTok"/>
     <w:basedOn w:val="VerbatimChar"/>
     <w:rPr>
+      <w:rFonts w:eastAsia="黑体"/>
       <w:color w:val="bc7a00"/>
     </w:rPr>
   </w:style>
@@ -14418,18 +15003,22 @@
     <w:name w:val="AttributeTok"/>
     <w:basedOn w:val="VerbatimChar"/>
     <w:rPr>
+      <w:rFonts w:eastAsia="黑体"/>
       <w:color w:val="7d9029"/>
     </w:rPr>
   </w:style>
   <w:style w:type="character" w:customStyle="1" w:styleId="RegionMarkerTok">
     <w:name w:val="RegionMarkerTok"/>
     <w:basedOn w:val="VerbatimChar"/>
-    <w:rPr/>
+    <w:rPr>
+      <w:rFonts w:eastAsia="黑体"/>
+    </w:rPr>
   </w:style>
   <w:style w:type="character" w:customStyle="1" w:styleId="InformationTok">
     <w:name w:val="InformationTok"/>
     <w:basedOn w:val="VerbatimChar"/>
     <w:rPr>
+      <w:rFonts w:eastAsia="黑体"/>
       <w:b/>
       <w:i/>
       <w:color w:val="60a0b0"/>
@@ -14439,6 +15028,7 @@
     <w:name w:val="WarningTok"/>
     <w:basedOn w:val="VerbatimChar"/>
     <w:rPr>
+      <w:rFonts w:eastAsia="黑体"/>
       <w:b/>
       <w:i/>
       <w:color w:val="60a0b0"/>
@@ -14448,6 +15038,7 @@
     <w:name w:val="AlertTok"/>
     <w:basedOn w:val="VerbatimChar"/>
     <w:rPr>
+      <w:rFonts w:eastAsia="黑体"/>
       <w:b/>
       <w:color w:val="ff0000"/>
     </w:rPr>
@@ -14456,6 +15047,7 @@
     <w:name w:val="ErrorTok"/>
     <w:basedOn w:val="VerbatimChar"/>
     <w:rPr>
+      <w:rFonts w:eastAsia="黑体"/>
       <w:b/>
       <w:color w:val="ff0000"/>
     </w:rPr>
@@ -14463,7 +15055,9 @@
   <w:style w:type="character" w:customStyle="1" w:styleId="NormalTok">
     <w:name w:val="NormalTok"/>
     <w:basedOn w:val="VerbatimChar"/>
-    <w:rPr/>
+    <w:rPr>
+      <w:rFonts w:eastAsia="黑体"/>
+    </w:rPr>
   </w:style>
 </w:styles>
 </file>
@@ -14512,12 +15106,12 @@
     <a:fontScheme name="Office">
       <a:majorFont>
         <a:latin typeface="Calibri"/>
-        <a:ea typeface=""/>
+        <a:ea typeface="黑体"/>
         <a:cs typeface=""/>
         <a:font script="Jpan" typeface="ＭＳ ゴシック"/>
         <a:font script="Hang" typeface="맑은 고딕"/>
-        <a:font script="Hans" typeface="宋体"/>
-        <a:font script="Hant" typeface="新細明體"/>
+        <a:font script="Hans" typeface="黑体"/>
+        <a:font script="Hant" typeface="黑体"/>
         <a:font script="Arab" typeface="Times New Roman"/>
         <a:font script="Hebr" typeface="Times New Roman"/>
         <a:font script="Thai" typeface="Angsana New"/>
@@ -14547,12 +15141,12 @@
       </a:majorFont>
       <a:minorFont>
         <a:latin typeface="Cambria"/>
-        <a:ea typeface=""/>
+        <a:ea typeface="黑体"/>
         <a:cs typeface=""/>
         <a:font script="Jpan" typeface="ＭＳ 明朝"/>
         <a:font script="Hang" typeface="맑은 고딕"/>
-        <a:font script="Hans" typeface="宋体"/>
-        <a:font script="Hant" typeface="新細明體"/>
+        <a:font script="Hans" typeface="黑体"/>
+        <a:font script="Hant" typeface="黑体"/>
         <a:font script="Arab" typeface="Arial"/>
         <a:font script="Hebr" typeface="Arial"/>
         <a:font script="Thai" typeface="Cordia New"/>

--- a/08-传感器电路/09-距离与位置传感器电路/超声波测距电路/超声波测距电路.docx
+++ b/08-传感器电路/09-距离与位置传感器电路/超声波测距电路/超声波测距电路.docx
@@ -2035,7 +2035,7 @@
           <w:color w:val="555555"/>
           <w:sz w:val="21"/>
         </w:rPr>
-        <w:t>材料收集者：杜文杰，WX手机：19519196569，QQ:3478827729</w:t>
+        <w:t>材料收集者：杜文杰，微信/手机：19519196569，QQ:3478827729</w:t>
       </w:r>
     </w:p>
     <w:sectPr>
